--- a/PROPUESTA ARQUIDIOCESIS.docx
+++ b/PROPUESTA ARQUIDIOCESIS.docx
@@ -534,7 +534,31 @@
         <w:rPr>
           <w:rFonts w:ascii="Times New Roman" w:hAnsi="Times New Roman" w:cs="Times New Roman"/>
         </w:rPr>
-        <w:t>En la era digital actual, la presencia en línea de una institución como la Arquidiócesis de Florencia es fundamental para cumplir su misión pastoral, comunicar sus actividades y ofrecer recursos a la comunidad. El sitio web actual (https://www.arquidiocesisdeflorencia.com/) ha servido a su propósito, pero requiere una actualización significativa para alinearse con las mejores prácticas web contemporáneas, las expectativas de los usuarios y las necesidades de comunicación de la Arquidiócesis. Esta propuesta presenta un enfoque integral para revitalizar esta importante herramienta digital, asegurando que refleje la identidad y los valores de la Arquidiócesis, al tiempo que proporciona una plataforma eficiente y atractiva.</w:t>
+        <w:t xml:space="preserve">En la era digital actual, la presencia en línea de una institución como la Arquidiócesis de Florencia es fundamental para cumplir su </w:t>
+      </w:r>
+      <w:r>
+        <w:rPr>
+          <w:rFonts w:ascii="Times New Roman" w:hAnsi="Times New Roman" w:cs="Times New Roman"/>
+        </w:rPr>
+        <w:t>m</w:t>
+      </w:r>
+      <w:r>
+        <w:rPr>
+          <w:rFonts w:ascii="Times New Roman" w:hAnsi="Times New Roman" w:cs="Times New Roman"/>
+        </w:rPr>
+        <w:t xml:space="preserve">isión </w:t>
+      </w:r>
+      <w:r>
+        <w:rPr>
+          <w:rFonts w:ascii="Times New Roman" w:hAnsi="Times New Roman" w:cs="Times New Roman"/>
+        </w:rPr>
+        <w:t>P</w:t>
+      </w:r>
+      <w:r>
+        <w:rPr>
+          <w:rFonts w:ascii="Times New Roman" w:hAnsi="Times New Roman" w:cs="Times New Roman"/>
+        </w:rPr>
+        <w:t>astoral, comunicar sus actividades y ofrecer recursos a la comunidad. El sitio web actual (https://www.arquidiocesisdeflorencia.com/) ha servido a su propósito, pero requiere una actualización significativa para alinearse con las mejores prácticas web contemporáneas, las expectativas de los usuarios y las necesidades de comunicación de la Arquidiócesis. Esta propuesta presenta un enfoque integral para revitalizar esta importante herramienta digital, asegurando que refleje la identidad y los valores de la Arquidiócesis, al tiempo que proporciona una plataforma eficiente y atractiva.</w:t>
       </w:r>
     </w:p>
     <w:p>
@@ -593,7 +617,19 @@
         <w:rPr>
           <w:rFonts w:ascii="Times New Roman" w:hAnsi="Times New Roman" w:cs="Times New Roman"/>
         </w:rPr>
-        <w:t>El sitio web actual de la Arquidiócesis de Florencia, si bien es funcional, presenta varias áreas de oportunidad que limitan su efectividad como herramienta de comunicación y pastoral:</w:t>
+        <w:t xml:space="preserve">El sitio web actual de la Arquidiócesis de Florencia, si bien es funcional, presenta varias áreas de oportunidad que limitan su efectividad como herramienta de comunicación y </w:t>
+      </w:r>
+      <w:r>
+        <w:rPr>
+          <w:rFonts w:ascii="Times New Roman" w:hAnsi="Times New Roman" w:cs="Times New Roman"/>
+        </w:rPr>
+        <w:t>P</w:t>
+      </w:r>
+      <w:r>
+        <w:rPr>
+          <w:rFonts w:ascii="Times New Roman" w:hAnsi="Times New Roman" w:cs="Times New Roman"/>
+        </w:rPr>
+        <w:t>astoral:</w:t>
       </w:r>
     </w:p>
     <w:p>
@@ -639,25 +675,7 @@
           <w:b/>
           <w:bCs/>
         </w:rPr>
-        <w:t xml:space="preserve">Adaptabilidad a Dispositivos Móviles (Responsive </w:t>
-      </w:r>
-      <w:proofErr w:type="spellStart"/>
-      <w:r>
-        <w:rPr>
-          <w:rFonts w:ascii="Times New Roman" w:hAnsi="Times New Roman" w:cs="Times New Roman"/>
-          <w:b/>
-          <w:bCs/>
-        </w:rPr>
-        <w:t>Design</w:t>
-      </w:r>
-      <w:proofErr w:type="spellEnd"/>
-      <w:r>
-        <w:rPr>
-          <w:rFonts w:ascii="Times New Roman" w:hAnsi="Times New Roman" w:cs="Times New Roman"/>
-          <w:b/>
-          <w:bCs/>
-        </w:rPr>
-        <w:t>):</w:t>
+        <w:t>Adaptabilidad a Dispositivos Móviles (Responsive Design):</w:t>
       </w:r>
       <w:r>
         <w:rPr>
@@ -806,7 +824,31 @@
         <w:rPr>
           <w:rFonts w:ascii="Times New Roman" w:hAnsi="Times New Roman" w:cs="Times New Roman"/>
         </w:rPr>
-        <w:t xml:space="preserve"> Aunque la pagina actual cuenta con información relevante de la arquidiócesis también se resalta que hacen falta mas datos sobre servicios o recursos a los que la comunidad pueda acceder, de igual manera mostrar más detalles sobre las parroquias que pertenecen a la arquidiócesis.</w:t>
+        <w:t xml:space="preserve"> Aunque la </w:t>
+      </w:r>
+      <w:r>
+        <w:rPr>
+          <w:rFonts w:ascii="Times New Roman" w:hAnsi="Times New Roman" w:cs="Times New Roman"/>
+        </w:rPr>
+        <w:t>página</w:t>
+      </w:r>
+      <w:r>
+        <w:rPr>
+          <w:rFonts w:ascii="Times New Roman" w:hAnsi="Times New Roman" w:cs="Times New Roman"/>
+        </w:rPr>
+        <w:t xml:space="preserve"> actual cuenta con información relevante de la arquidiócesis también se resalta que hacen falta </w:t>
+      </w:r>
+      <w:r>
+        <w:rPr>
+          <w:rFonts w:ascii="Times New Roman" w:hAnsi="Times New Roman" w:cs="Times New Roman"/>
+        </w:rPr>
+        <w:t>más</w:t>
+      </w:r>
+      <w:r>
+        <w:rPr>
+          <w:rFonts w:ascii="Times New Roman" w:hAnsi="Times New Roman" w:cs="Times New Roman"/>
+        </w:rPr>
+        <w:t xml:space="preserve"> datos sobre servicios o recursos a los que la comunidad pueda acceder, de igual manera mostrar más detalles sobre las parroquias que pertenecen a la arquidiócesis.</w:t>
       </w:r>
     </w:p>
     <w:p>
@@ -1170,21 +1212,7 @@
         <w:rPr>
           <w:rFonts w:ascii="Times New Roman" w:hAnsi="Times New Roman" w:cs="Times New Roman"/>
         </w:rPr>
-        <w:t xml:space="preserve">Creación de </w:t>
-      </w:r>
-      <w:proofErr w:type="spellStart"/>
-      <w:r>
-        <w:rPr>
-          <w:rFonts w:ascii="Times New Roman" w:hAnsi="Times New Roman" w:cs="Times New Roman"/>
-        </w:rPr>
-        <w:t>wireframes</w:t>
-      </w:r>
-      <w:proofErr w:type="spellEnd"/>
-      <w:r>
-        <w:rPr>
-          <w:rFonts w:ascii="Times New Roman" w:hAnsi="Times New Roman" w:cs="Times New Roman"/>
-        </w:rPr>
-        <w:t xml:space="preserve"> (esquemas) y prototipos para visualizar la estructura y navegación.</w:t>
+        <w:t>Creación de wireframes (esquemas) y prototipos para visualizar la estructura y navegación.</w:t>
       </w:r>
     </w:p>
     <w:p>
@@ -1268,7 +1296,43 @@
           <w:bCs/>
           <w:lang w:val="en-US"/>
         </w:rPr>
-        <w:t>Desarrollo Front-end y Back-end:</w:t>
+        <w:t>Desarrollo Front-</w:t>
+      </w:r>
+      <w:r>
+        <w:rPr>
+          <w:rFonts w:ascii="Times New Roman" w:hAnsi="Times New Roman" w:cs="Times New Roman"/>
+          <w:b/>
+          <w:bCs/>
+          <w:lang w:val="en-US"/>
+        </w:rPr>
+        <w:t>End</w:t>
+      </w:r>
+      <w:r>
+        <w:rPr>
+          <w:rFonts w:ascii="Times New Roman" w:hAnsi="Times New Roman" w:cs="Times New Roman"/>
+          <w:b/>
+          <w:bCs/>
+          <w:lang w:val="en-US"/>
+        </w:rPr>
+        <w:t xml:space="preserve"> y Back-</w:t>
+      </w:r>
+      <w:r>
+        <w:rPr>
+          <w:rFonts w:ascii="Times New Roman" w:hAnsi="Times New Roman" w:cs="Times New Roman"/>
+          <w:b/>
+          <w:bCs/>
+          <w:lang w:val="en-US"/>
+        </w:rPr>
+        <w:t>End</w:t>
+      </w:r>
+      <w:r>
+        <w:rPr>
+          <w:rFonts w:ascii="Times New Roman" w:hAnsi="Times New Roman" w:cs="Times New Roman"/>
+          <w:b/>
+          <w:bCs/>
+          <w:lang w:val="en-US"/>
+        </w:rPr>
+        <w:t>:</w:t>
       </w:r>
       <w:r>
         <w:rPr>
@@ -1343,21 +1407,7 @@
         <w:rPr>
           <w:rFonts w:ascii="Times New Roman" w:hAnsi="Times New Roman" w:cs="Times New Roman"/>
         </w:rPr>
-        <w:t xml:space="preserve">Integración con servicios de terceros si es necesario (ej. Google </w:t>
-      </w:r>
-      <w:proofErr w:type="spellStart"/>
-      <w:r>
-        <w:rPr>
-          <w:rFonts w:ascii="Times New Roman" w:hAnsi="Times New Roman" w:cs="Times New Roman"/>
-        </w:rPr>
-        <w:t>Maps</w:t>
-      </w:r>
-      <w:proofErr w:type="spellEnd"/>
-      <w:r>
-        <w:rPr>
-          <w:rFonts w:ascii="Times New Roman" w:hAnsi="Times New Roman" w:cs="Times New Roman"/>
-        </w:rPr>
-        <w:t>, redes sociales).</w:t>
+        <w:t>Integración con servicios de terceros si es necesario (ej. Google Maps, redes sociales).</w:t>
       </w:r>
     </w:p>
     <w:p>
@@ -1823,21 +1873,7 @@
         <w:rPr>
           <w:rFonts w:ascii="Times New Roman" w:hAnsi="Times New Roman" w:cs="Times New Roman"/>
         </w:rPr>
-        <w:t xml:space="preserve">Definición de la arquitectura de información y </w:t>
-      </w:r>
-      <w:proofErr w:type="spellStart"/>
-      <w:r>
-        <w:rPr>
-          <w:rFonts w:ascii="Times New Roman" w:hAnsi="Times New Roman" w:cs="Times New Roman"/>
-        </w:rPr>
-        <w:t>wireframes</w:t>
-      </w:r>
-      <w:proofErr w:type="spellEnd"/>
-      <w:r>
-        <w:rPr>
-          <w:rFonts w:ascii="Times New Roman" w:hAnsi="Times New Roman" w:cs="Times New Roman"/>
-        </w:rPr>
-        <w:t>.</w:t>
+        <w:t>Definición de la arquitectura de información y wireframes.</w:t>
       </w:r>
     </w:p>
     <w:p>
@@ -1863,21 +1899,7 @@
         <w:rPr>
           <w:rFonts w:ascii="Times New Roman" w:hAnsi="Times New Roman" w:cs="Times New Roman"/>
         </w:rPr>
-        <w:t xml:space="preserve"> Documento de Especificaciones, Mapa del Sitio, </w:t>
-      </w:r>
-      <w:proofErr w:type="spellStart"/>
-      <w:r>
-        <w:rPr>
-          <w:rFonts w:ascii="Times New Roman" w:hAnsi="Times New Roman" w:cs="Times New Roman"/>
-        </w:rPr>
-        <w:t>Wireframes</w:t>
-      </w:r>
-      <w:proofErr w:type="spellEnd"/>
-      <w:r>
-        <w:rPr>
-          <w:rFonts w:ascii="Times New Roman" w:hAnsi="Times New Roman" w:cs="Times New Roman"/>
-        </w:rPr>
-        <w:t>.</w:t>
+        <w:t xml:space="preserve"> Documento de Especificaciones, Mapa del Sitio, Wireframes.</w:t>
       </w:r>
     </w:p>
     <w:p>
@@ -2003,40 +2025,13 @@
         <w:spacing w:line="276" w:lineRule="auto"/>
         <w:rPr>
           <w:rFonts w:ascii="Times New Roman" w:hAnsi="Times New Roman" w:cs="Times New Roman"/>
-          <w:lang w:val="en-US"/>
-        </w:rPr>
-      </w:pPr>
-      <w:proofErr w:type="spellStart"/>
-      <w:r>
-        <w:rPr>
-          <w:rFonts w:ascii="Times New Roman" w:hAnsi="Times New Roman" w:cs="Times New Roman"/>
-          <w:lang w:val="en-US"/>
-        </w:rPr>
-        <w:t>Maquetación</w:t>
-      </w:r>
-      <w:proofErr w:type="spellEnd"/>
-      <w:r>
-        <w:rPr>
-          <w:rFonts w:ascii="Times New Roman" w:hAnsi="Times New Roman" w:cs="Times New Roman"/>
-          <w:lang w:val="en-US"/>
-        </w:rPr>
-        <w:t xml:space="preserve"> </w:t>
-      </w:r>
-      <w:proofErr w:type="spellStart"/>
-      <w:r>
-        <w:rPr>
-          <w:rFonts w:ascii="Times New Roman" w:hAnsi="Times New Roman" w:cs="Times New Roman"/>
-          <w:lang w:val="en-US"/>
-        </w:rPr>
-        <w:t>en</w:t>
-      </w:r>
-      <w:proofErr w:type="spellEnd"/>
-      <w:r>
-        <w:rPr>
-          <w:rFonts w:ascii="Times New Roman" w:hAnsi="Times New Roman" w:cs="Times New Roman"/>
-          <w:lang w:val="en-US"/>
-        </w:rPr>
-        <w:t xml:space="preserve"> Angular</w:t>
+        </w:rPr>
+      </w:pPr>
+      <w:r>
+        <w:rPr>
+          <w:rFonts w:ascii="Times New Roman" w:hAnsi="Times New Roman" w:cs="Times New Roman"/>
+        </w:rPr>
+        <w:t>Maquetación en Angular</w:t>
       </w:r>
     </w:p>
     <w:p>
@@ -2474,33 +2469,41 @@
         </w:rPr>
         <w:t xml:space="preserve"> Horas de trabajo para planificación, diseño UI/UX, desarrollo </w:t>
       </w:r>
-      <w:proofErr w:type="spellStart"/>
-      <w:r>
-        <w:rPr>
-          <w:rFonts w:ascii="Times New Roman" w:hAnsi="Times New Roman" w:cs="Times New Roman"/>
-        </w:rPr>
-        <w:t>front-end</w:t>
-      </w:r>
-      <w:proofErr w:type="spellEnd"/>
-      <w:r>
-        <w:rPr>
-          <w:rFonts w:ascii="Times New Roman" w:hAnsi="Times New Roman" w:cs="Times New Roman"/>
-        </w:rPr>
-        <w:t xml:space="preserve"> y back-</w:t>
-      </w:r>
-      <w:proofErr w:type="spellStart"/>
-      <w:r>
-        <w:rPr>
-          <w:rFonts w:ascii="Times New Roman" w:hAnsi="Times New Roman" w:cs="Times New Roman"/>
-        </w:rPr>
-        <w:t>end</w:t>
-      </w:r>
-      <w:proofErr w:type="spellEnd"/>
-      <w:r>
-        <w:rPr>
-          <w:rFonts w:ascii="Times New Roman" w:hAnsi="Times New Roman" w:cs="Times New Roman"/>
-        </w:rPr>
-        <w:t>, implementación de CMS.</w:t>
+      <w:r>
+        <w:rPr>
+          <w:rFonts w:ascii="Times New Roman" w:hAnsi="Times New Roman" w:cs="Times New Roman"/>
+        </w:rPr>
+        <w:t>F</w:t>
+      </w:r>
+      <w:r>
+        <w:rPr>
+          <w:rFonts w:ascii="Times New Roman" w:hAnsi="Times New Roman" w:cs="Times New Roman"/>
+        </w:rPr>
+        <w:t>ront-</w:t>
+      </w:r>
+      <w:r>
+        <w:rPr>
+          <w:rFonts w:ascii="Times New Roman" w:hAnsi="Times New Roman" w:cs="Times New Roman"/>
+        </w:rPr>
+        <w:t>E</w:t>
+      </w:r>
+      <w:r>
+        <w:rPr>
+          <w:rFonts w:ascii="Times New Roman" w:hAnsi="Times New Roman" w:cs="Times New Roman"/>
+        </w:rPr>
+        <w:t>nd y back-</w:t>
+      </w:r>
+      <w:r>
+        <w:rPr>
+          <w:rFonts w:ascii="Times New Roman" w:hAnsi="Times New Roman" w:cs="Times New Roman"/>
+        </w:rPr>
+        <w:t>E</w:t>
+      </w:r>
+      <w:r>
+        <w:rPr>
+          <w:rFonts w:ascii="Times New Roman" w:hAnsi="Times New Roman" w:cs="Times New Roman"/>
+        </w:rPr>
+        <w:t>nd, implementación de CMS.</w:t>
       </w:r>
     </w:p>
     <w:p>
@@ -2578,35 +2581,7 @@
         <w:rPr>
           <w:rFonts w:ascii="Times New Roman" w:hAnsi="Times New Roman" w:cs="Times New Roman"/>
         </w:rPr>
-        <w:t xml:space="preserve"> (Costo estimado mensual/anual, dependiendo del proveedor y los recursos necesarios: ej. AWS EC2/S3, Google Cloud Compute </w:t>
-      </w:r>
-      <w:proofErr w:type="spellStart"/>
-      <w:r>
-        <w:rPr>
-          <w:rFonts w:ascii="Times New Roman" w:hAnsi="Times New Roman" w:cs="Times New Roman"/>
-        </w:rPr>
-        <w:t>Engine</w:t>
-      </w:r>
-      <w:proofErr w:type="spellEnd"/>
-      <w:r>
-        <w:rPr>
-          <w:rFonts w:ascii="Times New Roman" w:hAnsi="Times New Roman" w:cs="Times New Roman"/>
-        </w:rPr>
-        <w:t xml:space="preserve">/Cloud Storage, Azure App </w:t>
-      </w:r>
-      <w:proofErr w:type="spellStart"/>
-      <w:r>
-        <w:rPr>
-          <w:rFonts w:ascii="Times New Roman" w:hAnsi="Times New Roman" w:cs="Times New Roman"/>
-        </w:rPr>
-        <w:t>Service</w:t>
-      </w:r>
-      <w:proofErr w:type="spellEnd"/>
-      <w:r>
-        <w:rPr>
-          <w:rFonts w:ascii="Times New Roman" w:hAnsi="Times New Roman" w:cs="Times New Roman"/>
-        </w:rPr>
-        <w:t>/Blob Storage, o proveedores de hosting gestionado en la nube).</w:t>
+        <w:t xml:space="preserve"> (Costo estimado mensual/anual, dependiendo del proveedor y los recursos necesarios: ej. AWS EC2/S3, Google Cloud Compute Engine/Cloud Storage, Azure App Service/Blob Storage, o proveedores de hosting gestionado en la nube).</w:t>
       </w:r>
     </w:p>
     <w:p>
@@ -2632,21 +2607,7 @@
         <w:rPr>
           <w:rFonts w:ascii="Times New Roman" w:hAnsi="Times New Roman" w:cs="Times New Roman"/>
         </w:rPr>
-        <w:t xml:space="preserve"> (Costo estimado mensual/anual, ej. AWS RDS, Google Cloud SQL, Azure SQL </w:t>
-      </w:r>
-      <w:proofErr w:type="spellStart"/>
-      <w:r>
-        <w:rPr>
-          <w:rFonts w:ascii="Times New Roman" w:hAnsi="Times New Roman" w:cs="Times New Roman"/>
-        </w:rPr>
-        <w:t>Database</w:t>
-      </w:r>
-      <w:proofErr w:type="spellEnd"/>
-      <w:r>
-        <w:rPr>
-          <w:rFonts w:ascii="Times New Roman" w:hAnsi="Times New Roman" w:cs="Times New Roman"/>
-        </w:rPr>
-        <w:t>, o incluida en el plan de hosting).</w:t>
+        <w:t xml:space="preserve"> (Costo estimado mensual/anual, ej. AWS RDS, Google Cloud SQL, Azure SQL Database, o incluida en el plan de hosting).</w:t>
       </w:r>
     </w:p>
     <w:p>
@@ -2698,35 +2659,7 @@
         <w:rPr>
           <w:rFonts w:ascii="Times New Roman" w:hAnsi="Times New Roman" w:cs="Times New Roman"/>
         </w:rPr>
-        <w:t xml:space="preserve"> (Puede ser gratuito con </w:t>
-      </w:r>
-      <w:proofErr w:type="spellStart"/>
-      <w:r>
-        <w:rPr>
-          <w:rFonts w:ascii="Times New Roman" w:hAnsi="Times New Roman" w:cs="Times New Roman"/>
-        </w:rPr>
-        <w:t>Let's</w:t>
-      </w:r>
-      <w:proofErr w:type="spellEnd"/>
-      <w:r>
-        <w:rPr>
-          <w:rFonts w:ascii="Times New Roman" w:hAnsi="Times New Roman" w:cs="Times New Roman"/>
-        </w:rPr>
-        <w:t xml:space="preserve"> </w:t>
-      </w:r>
-      <w:proofErr w:type="spellStart"/>
-      <w:r>
-        <w:rPr>
-          <w:rFonts w:ascii="Times New Roman" w:hAnsi="Times New Roman" w:cs="Times New Roman"/>
-        </w:rPr>
-        <w:t>Encrypt</w:t>
-      </w:r>
-      <w:proofErr w:type="spellEnd"/>
-      <w:r>
-        <w:rPr>
-          <w:rFonts w:ascii="Times New Roman" w:hAnsi="Times New Roman" w:cs="Times New Roman"/>
-        </w:rPr>
-        <w:t xml:space="preserve"> o tener un costo anual).</w:t>
+        <w:t xml:space="preserve"> (Puede ser gratuito con Let's Encrypt o tener un costo anual).</w:t>
       </w:r>
     </w:p>
     <w:p>
@@ -2844,7 +2777,7 @@
           <w:bCs/>
         </w:rPr>
         <w:sectPr>
-          <w:pgSz w:w="12240" w:h="15840"/>
+          <w:pgSz w:w="12240" w:h="15840" w:code="1"/>
           <w:pgMar w:top="1440" w:right="1440" w:bottom="1440" w:left="1440" w:header="709" w:footer="709" w:gutter="0"/>
           <w:cols w:space="708"/>
           <w:docGrid w:linePitch="360"/>
@@ -2860,19 +2793,102 @@
           <w:bCs/>
         </w:rPr>
       </w:pPr>
-      <w:r>
-        <w:rPr>
-          <w:rFonts w:ascii="Times New Roman" w:hAnsi="Times New Roman" w:cs="Times New Roman"/>
-          <w:b/>
-          <w:bCs/>
-        </w:rPr>
-        <w:lastRenderedPageBreak/>
-        <w:t>Ejemplo de Estructura de Costos (a detallar posteriormente):</w:t>
+    </w:p>
+    <w:p>
+      <w:pPr>
+        <w:pStyle w:val="Descripcin"/>
+        <w:keepNext/>
+        <w:rPr>
+          <w:rFonts w:ascii="Times New Roman" w:hAnsi="Times New Roman" w:cs="Times New Roman"/>
+          <w:b/>
+          <w:bCs/>
+          <w:color w:val="000000" w:themeColor="text1"/>
+          <w:sz w:val="24"/>
+          <w:szCs w:val="24"/>
+        </w:rPr>
+      </w:pPr>
+      <w:r>
+        <w:rPr>
+          <w:rFonts w:ascii="Times New Roman" w:hAnsi="Times New Roman" w:cs="Times New Roman"/>
+          <w:b/>
+          <w:bCs/>
+          <w:color w:val="000000" w:themeColor="text1"/>
+          <w:sz w:val="24"/>
+          <w:szCs w:val="24"/>
+        </w:rPr>
+        <w:t xml:space="preserve">Tabla </w:t>
+      </w:r>
+      <w:r>
+        <w:rPr>
+          <w:rFonts w:ascii="Times New Roman" w:hAnsi="Times New Roman" w:cs="Times New Roman"/>
+          <w:b/>
+          <w:bCs/>
+          <w:color w:val="000000" w:themeColor="text1"/>
+          <w:sz w:val="24"/>
+          <w:szCs w:val="24"/>
+        </w:rPr>
+        <w:fldChar w:fldCharType="begin"/>
+      </w:r>
+      <w:r>
+        <w:rPr>
+          <w:rFonts w:ascii="Times New Roman" w:hAnsi="Times New Roman" w:cs="Times New Roman"/>
+          <w:b/>
+          <w:bCs/>
+          <w:color w:val="000000" w:themeColor="text1"/>
+          <w:sz w:val="24"/>
+          <w:szCs w:val="24"/>
+        </w:rPr>
+        <w:instrText xml:space="preserve"> SEQ Tabla \* ARABIC </w:instrText>
+      </w:r>
+      <w:r>
+        <w:rPr>
+          <w:rFonts w:ascii="Times New Roman" w:hAnsi="Times New Roman" w:cs="Times New Roman"/>
+          <w:b/>
+          <w:bCs/>
+          <w:color w:val="000000" w:themeColor="text1"/>
+          <w:sz w:val="24"/>
+          <w:szCs w:val="24"/>
+        </w:rPr>
+        <w:fldChar w:fldCharType="separate"/>
+      </w:r>
+      <w:r>
+        <w:rPr>
+          <w:rFonts w:ascii="Times New Roman" w:hAnsi="Times New Roman" w:cs="Times New Roman"/>
+          <w:b/>
+          <w:bCs/>
+          <w:noProof/>
+          <w:color w:val="000000" w:themeColor="text1"/>
+          <w:sz w:val="24"/>
+          <w:szCs w:val="24"/>
+        </w:rPr>
+        <w:t>1</w:t>
+      </w:r>
+      <w:r>
+        <w:rPr>
+          <w:rFonts w:ascii="Times New Roman" w:hAnsi="Times New Roman" w:cs="Times New Roman"/>
+          <w:b/>
+          <w:bCs/>
+          <w:color w:val="000000" w:themeColor="text1"/>
+          <w:sz w:val="24"/>
+          <w:szCs w:val="24"/>
+        </w:rPr>
+        <w:fldChar w:fldCharType="end"/>
+      </w:r>
+      <w:r>
+        <w:rPr>
+          <w:rFonts w:ascii="Times New Roman" w:hAnsi="Times New Roman" w:cs="Times New Roman"/>
+          <w:b/>
+          <w:bCs/>
+          <w:color w:val="000000" w:themeColor="text1"/>
+          <w:sz w:val="24"/>
+          <w:szCs w:val="24"/>
+        </w:rPr>
+        <w:t>. Tabla de Costos operativos (Basada en el listado de requisitos presentados)</w:t>
       </w:r>
     </w:p>
     <w:tbl>
       <w:tblPr>
-        <w:tblW w:w="12878" w:type="dxa"/>
+        <w:tblW w:w="9468" w:type="dxa"/>
         <w:jc w:val="center"/>
         <w:tblCellSpacing w:w="15" w:type="dxa"/>
         <w:tblCellMar>
@@ -2884,23 +2900,23 @@
         <w:tblLook w:val="04A0" w:firstRow="1" w:lastRow="0" w:firstColumn="1" w:lastColumn="0" w:noHBand="0" w:noVBand="1"/>
       </w:tblPr>
       <w:tblGrid>
-        <w:gridCol w:w="4962"/>
-        <w:gridCol w:w="3402"/>
-        <w:gridCol w:w="4514"/>
+        <w:gridCol w:w="516"/>
+        <w:gridCol w:w="3315"/>
+        <w:gridCol w:w="2690"/>
+        <w:gridCol w:w="2947"/>
       </w:tblGrid>
       <w:tr>
         <w:trPr>
-          <w:trHeight w:val="660"/>
+          <w:trHeight w:val="873"/>
           <w:tblHeader/>
           <w:tblCellSpacing w:w="15" w:type="dxa"/>
           <w:jc w:val="center"/>
         </w:trPr>
         <w:tc>
           <w:tcPr>
-            <w:tcW w:w="4917" w:type="dxa"/>
+            <w:tcW w:w="471" w:type="dxa"/>
             <w:shd w:val="clear" w:color="auto" w:fill="A5C9EB" w:themeFill="text2" w:themeFillTint="40"/>
             <w:vAlign w:val="center"/>
-            <w:hideMark/>
           </w:tcPr>
           <w:p>
             <w:pPr>
@@ -2920,13 +2936,13 @@
                 <w:bCs/>
                 <w:color w:val="000000" w:themeColor="text1"/>
               </w:rPr>
-              <w:t>Fase / Concepto</w:t>
-            </w:r>
-          </w:p>
-        </w:tc>
-        <w:tc>
-          <w:tcPr>
-            <w:tcW w:w="3372" w:type="dxa"/>
+              <w:t>#</w:t>
+            </w:r>
+          </w:p>
+        </w:tc>
+        <w:tc>
+          <w:tcPr>
+            <w:tcW w:w="3285" w:type="dxa"/>
             <w:shd w:val="clear" w:color="auto" w:fill="A5C9EB" w:themeFill="text2" w:themeFillTint="40"/>
             <w:vAlign w:val="center"/>
             <w:hideMark/>
@@ -2934,7 +2950,7 @@
           <w:p>
             <w:pPr>
               <w:spacing w:line="240" w:lineRule="auto"/>
-              <w:jc w:val="center"/>
+              <w:ind w:left="113"/>
               <w:rPr>
                 <w:rFonts w:ascii="Times New Roman" w:hAnsi="Times New Roman" w:cs="Times New Roman"/>
                 <w:b/>
@@ -2949,13 +2965,13 @@
                 <w:bCs/>
                 <w:color w:val="000000" w:themeColor="text1"/>
               </w:rPr>
-              <w:t>Estimación de Costo (COP)</w:t>
-            </w:r>
-          </w:p>
-        </w:tc>
-        <w:tc>
-          <w:tcPr>
-            <w:tcW w:w="4469" w:type="dxa"/>
+              <w:t>Fase / Concepto</w:t>
+            </w:r>
+          </w:p>
+        </w:tc>
+        <w:tc>
+          <w:tcPr>
+            <w:tcW w:w="2660" w:type="dxa"/>
             <w:shd w:val="clear" w:color="auto" w:fill="A5C9EB" w:themeFill="text2" w:themeFillTint="40"/>
             <w:vAlign w:val="center"/>
             <w:hideMark/>
@@ -2978,6 +2994,56 @@
                 <w:bCs/>
                 <w:color w:val="000000" w:themeColor="text1"/>
               </w:rPr>
+              <w:t>Estimación de Costo</w:t>
+            </w:r>
+          </w:p>
+          <w:p>
+            <w:pPr>
+              <w:spacing w:line="240" w:lineRule="auto"/>
+              <w:jc w:val="center"/>
+              <w:rPr>
+                <w:rFonts w:ascii="Times New Roman" w:hAnsi="Times New Roman" w:cs="Times New Roman"/>
+                <w:b/>
+                <w:bCs/>
+                <w:color w:val="000000" w:themeColor="text1"/>
+              </w:rPr>
+            </w:pPr>
+            <w:r>
+              <w:rPr>
+                <w:rFonts w:ascii="Times New Roman" w:hAnsi="Times New Roman" w:cs="Times New Roman"/>
+                <w:b/>
+                <w:bCs/>
+                <w:color w:val="000000" w:themeColor="text1"/>
+              </w:rPr>
+              <w:t>(COP)</w:t>
+            </w:r>
+          </w:p>
+        </w:tc>
+        <w:tc>
+          <w:tcPr>
+            <w:tcW w:w="2902" w:type="dxa"/>
+            <w:shd w:val="clear" w:color="auto" w:fill="A5C9EB" w:themeFill="text2" w:themeFillTint="40"/>
+            <w:vAlign w:val="center"/>
+            <w:hideMark/>
+          </w:tcPr>
+          <w:p>
+            <w:pPr>
+              <w:spacing w:line="240" w:lineRule="auto"/>
+              <w:ind w:left="113"/>
+              <w:rPr>
+                <w:rFonts w:ascii="Times New Roman" w:hAnsi="Times New Roman" w:cs="Times New Roman"/>
+                <w:b/>
+                <w:bCs/>
+                <w:color w:val="000000" w:themeColor="text1"/>
+              </w:rPr>
+            </w:pPr>
+            <w:r>
+              <w:rPr>
+                <w:rFonts w:ascii="Times New Roman" w:hAnsi="Times New Roman" w:cs="Times New Roman"/>
+                <w:b/>
+                <w:bCs/>
+                <w:color w:val="000000" w:themeColor="text1"/>
+              </w:rPr>
               <w:t>Notas</w:t>
             </w:r>
           </w:p>
@@ -2985,24 +3051,47 @@
       </w:tr>
       <w:tr>
         <w:trPr>
-          <w:trHeight w:val="940"/>
+          <w:trHeight w:val="492"/>
           <w:tblCellSpacing w:w="15" w:type="dxa"/>
           <w:jc w:val="center"/>
         </w:trPr>
         <w:tc>
           <w:tcPr>
-            <w:tcW w:w="4917" w:type="dxa"/>
+            <w:tcW w:w="471" w:type="dxa"/>
+            <w:tcBorders>
+              <w:bottom w:val="single" w:sz="4" w:space="0" w:color="auto"/>
+            </w:tcBorders>
+            <w:vAlign w:val="center"/>
+          </w:tcPr>
+          <w:p>
+            <w:pPr>
+              <w:spacing w:after="0" w:line="240" w:lineRule="auto"/>
+              <w:jc w:val="center"/>
+              <w:rPr>
+                <w:rFonts w:ascii="Times New Roman" w:hAnsi="Times New Roman" w:cs="Times New Roman"/>
+              </w:rPr>
+            </w:pPr>
+            <w:r>
+              <w:rPr>
+                <w:rFonts w:ascii="Times New Roman" w:hAnsi="Times New Roman" w:cs="Times New Roman"/>
+              </w:rPr>
+              <w:t>1</w:t>
+            </w:r>
+          </w:p>
+        </w:tc>
+        <w:tc>
+          <w:tcPr>
+            <w:tcW w:w="3285" w:type="dxa"/>
+            <w:tcBorders>
+              <w:bottom w:val="single" w:sz="4" w:space="0" w:color="auto"/>
+            </w:tcBorders>
             <w:vAlign w:val="center"/>
             <w:hideMark/>
           </w:tcPr>
           <w:p>
             <w:pPr>
-              <w:pStyle w:val="Prrafodelista"/>
-              <w:numPr>
-                <w:ilvl w:val="0"/>
-                <w:numId w:val="6"/>
-              </w:numPr>
               <w:spacing w:line="240" w:lineRule="auto"/>
+              <w:ind w:left="113"/>
               <w:rPr>
                 <w:rFonts w:ascii="Times New Roman" w:hAnsi="Times New Roman" w:cs="Times New Roman"/>
               </w:rPr>
@@ -3016,8 +3105,8 @@
           </w:p>
           <w:p>
             <w:pPr>
-              <w:pStyle w:val="Prrafodelista"/>
               <w:spacing w:line="240" w:lineRule="auto"/>
+              <w:ind w:left="113"/>
               <w:rPr>
                 <w:rFonts w:ascii="Times New Roman" w:hAnsi="Times New Roman" w:cs="Times New Roman"/>
               </w:rPr>
@@ -3032,7 +3121,10 @@
         </w:tc>
         <w:tc>
           <w:tcPr>
-            <w:tcW w:w="3372" w:type="dxa"/>
+            <w:tcW w:w="2660" w:type="dxa"/>
+            <w:tcBorders>
+              <w:bottom w:val="single" w:sz="4" w:space="0" w:color="auto"/>
+            </w:tcBorders>
             <w:vAlign w:val="center"/>
             <w:hideMark/>
           </w:tcPr>
@@ -3054,96 +3146,64 @@
         </w:tc>
         <w:tc>
           <w:tcPr>
-            <w:tcW w:w="4469" w:type="dxa"/>
+            <w:tcW w:w="2902" w:type="dxa"/>
+            <w:tcBorders>
+              <w:bottom w:val="single" w:sz="4" w:space="0" w:color="auto"/>
+            </w:tcBorders>
             <w:vAlign w:val="center"/>
             <w:hideMark/>
           </w:tcPr>
           <w:p>
             <w:pPr>
               <w:spacing w:line="240" w:lineRule="auto"/>
-              <w:rPr>
-                <w:rFonts w:ascii="Times New Roman" w:hAnsi="Times New Roman" w:cs="Times New Roman"/>
-              </w:rPr>
-            </w:pPr>
-            <w:r>
-              <w:rPr>
-                <w:rFonts w:ascii="Times New Roman" w:hAnsi="Times New Roman" w:cs="Times New Roman"/>
-              </w:rPr>
-              <w:t xml:space="preserve">Incluye reuniones, levantamiento de requisitos, mapa del sitio, </w:t>
-            </w:r>
-            <w:proofErr w:type="spellStart"/>
-            <w:r>
-              <w:rPr>
-                <w:rFonts w:ascii="Times New Roman" w:hAnsi="Times New Roman" w:cs="Times New Roman"/>
-              </w:rPr>
-              <w:t>wireframes</w:t>
-            </w:r>
-            <w:proofErr w:type="spellEnd"/>
-            <w:r>
-              <w:rPr>
-                <w:rFonts w:ascii="Times New Roman" w:hAnsi="Times New Roman" w:cs="Times New Roman"/>
-              </w:rPr>
-              <w:t>.</w:t>
+              <w:ind w:left="113"/>
+              <w:rPr>
+                <w:rFonts w:ascii="Times New Roman" w:hAnsi="Times New Roman" w:cs="Times New Roman"/>
+              </w:rPr>
+            </w:pPr>
+            <w:r>
+              <w:rPr>
+                <w:rFonts w:ascii="Times New Roman" w:hAnsi="Times New Roman" w:cs="Times New Roman"/>
+              </w:rPr>
+              <w:t>Incluye reuniones, levantamiento de requisitos, mapa del sitio, wireframes.</w:t>
             </w:r>
           </w:p>
         </w:tc>
       </w:tr>
       <w:tr>
         <w:trPr>
-          <w:trHeight w:val="915"/>
+          <w:trHeight w:val="398"/>
           <w:tblCellSpacing w:w="15" w:type="dxa"/>
           <w:jc w:val="center"/>
         </w:trPr>
         <w:tc>
           <w:tcPr>
-            <w:tcW w:w="4917" w:type="dxa"/>
+            <w:tcW w:w="471" w:type="dxa"/>
             <w:tcBorders>
-              <w:top w:val="single" w:sz="4" w:space="0" w:color="auto"/>
               <w:bottom w:val="single" w:sz="4" w:space="0" w:color="auto"/>
             </w:tcBorders>
             <w:vAlign w:val="center"/>
-            <w:hideMark/>
-          </w:tcPr>
-          <w:p>
-            <w:pPr>
-              <w:pStyle w:val="Prrafodelista"/>
-              <w:numPr>
-                <w:ilvl w:val="0"/>
-                <w:numId w:val="6"/>
-              </w:numPr>
-              <w:spacing w:line="240" w:lineRule="auto"/>
-              <w:rPr>
-                <w:rFonts w:ascii="Times New Roman" w:hAnsi="Times New Roman" w:cs="Times New Roman"/>
-              </w:rPr>
-            </w:pPr>
-            <w:r>
-              <w:rPr>
-                <w:rFonts w:ascii="Times New Roman" w:hAnsi="Times New Roman" w:cs="Times New Roman"/>
-              </w:rPr>
-              <w:t>Diseño Gráfico</w:t>
-            </w:r>
-          </w:p>
-          <w:p>
-            <w:pPr>
-              <w:pStyle w:val="Prrafodelista"/>
-              <w:spacing w:line="240" w:lineRule="auto"/>
-              <w:rPr>
-                <w:rFonts w:ascii="Times New Roman" w:hAnsi="Times New Roman" w:cs="Times New Roman"/>
-              </w:rPr>
-            </w:pPr>
-            <w:r>
-              <w:rPr>
-                <w:rFonts w:ascii="Times New Roman" w:hAnsi="Times New Roman" w:cs="Times New Roman"/>
-              </w:rPr>
-              <w:t>(1-2 semanas)</w:t>
-            </w:r>
-          </w:p>
-        </w:tc>
-        <w:tc>
-          <w:tcPr>
-            <w:tcW w:w="3372" w:type="dxa"/>
+          </w:tcPr>
+          <w:p>
+            <w:pPr>
+              <w:spacing w:after="0" w:line="240" w:lineRule="auto"/>
+              <w:jc w:val="center"/>
+              <w:rPr>
+                <w:rFonts w:ascii="Times New Roman" w:hAnsi="Times New Roman" w:cs="Times New Roman"/>
+              </w:rPr>
+            </w:pPr>
+            <w:r>
+              <w:rPr>
+                <w:rFonts w:ascii="Times New Roman" w:hAnsi="Times New Roman" w:cs="Times New Roman"/>
+              </w:rPr>
+              <w:t>2</w:t>
+            </w:r>
+          </w:p>
+        </w:tc>
+        <w:tc>
+          <w:tcPr>
+            <w:tcW w:w="3285" w:type="dxa"/>
             <w:tcBorders>
-              <w:top w:val="single" w:sz="4" w:space="0" w:color="auto"/>
               <w:bottom w:val="single" w:sz="4" w:space="0" w:color="auto"/>
             </w:tcBorders>
             <w:vAlign w:val="center"/>
@@ -3152,24 +3212,38 @@
           <w:p>
             <w:pPr>
               <w:spacing w:line="240" w:lineRule="auto"/>
-              <w:jc w:val="center"/>
-              <w:rPr>
-                <w:rFonts w:ascii="Times New Roman" w:hAnsi="Times New Roman" w:cs="Times New Roman"/>
-              </w:rPr>
-            </w:pPr>
-            <w:r>
-              <w:rPr>
-                <w:rFonts w:ascii="Times New Roman" w:hAnsi="Times New Roman" w:cs="Times New Roman"/>
-              </w:rPr>
-              <w:t>$500.000 – $600.000</w:t>
-            </w:r>
-          </w:p>
-        </w:tc>
-        <w:tc>
-          <w:tcPr>
-            <w:tcW w:w="4469" w:type="dxa"/>
+              <w:ind w:left="113"/>
+              <w:rPr>
+                <w:rFonts w:ascii="Times New Roman" w:hAnsi="Times New Roman" w:cs="Times New Roman"/>
+              </w:rPr>
+            </w:pPr>
+            <w:r>
+              <w:rPr>
+                <w:rFonts w:ascii="Times New Roman" w:hAnsi="Times New Roman" w:cs="Times New Roman"/>
+              </w:rPr>
+              <w:t>Diseño Gráfico</w:t>
+            </w:r>
+          </w:p>
+          <w:p>
+            <w:pPr>
+              <w:spacing w:line="240" w:lineRule="auto"/>
+              <w:ind w:left="113"/>
+              <w:rPr>
+                <w:rFonts w:ascii="Times New Roman" w:hAnsi="Times New Roman" w:cs="Times New Roman"/>
+              </w:rPr>
+            </w:pPr>
+            <w:r>
+              <w:rPr>
+                <w:rFonts w:ascii="Times New Roman" w:hAnsi="Times New Roman" w:cs="Times New Roman"/>
+              </w:rPr>
+              <w:t>(1-2 semanas)</w:t>
+            </w:r>
+          </w:p>
+        </w:tc>
+        <w:tc>
+          <w:tcPr>
+            <w:tcW w:w="2660" w:type="dxa"/>
             <w:tcBorders>
-              <w:top w:val="single" w:sz="4" w:space="0" w:color="auto"/>
               <w:bottom w:val="single" w:sz="4" w:space="0" w:color="auto"/>
             </w:tcBorders>
             <w:vAlign w:val="center"/>
@@ -3178,6 +3252,32 @@
           <w:p>
             <w:pPr>
               <w:spacing w:line="240" w:lineRule="auto"/>
+              <w:jc w:val="center"/>
+              <w:rPr>
+                <w:rFonts w:ascii="Times New Roman" w:hAnsi="Times New Roman" w:cs="Times New Roman"/>
+              </w:rPr>
+            </w:pPr>
+            <w:r>
+              <w:rPr>
+                <w:rFonts w:ascii="Times New Roman" w:hAnsi="Times New Roman" w:cs="Times New Roman"/>
+              </w:rPr>
+              <w:t>$500.000 – $600.000</w:t>
+            </w:r>
+          </w:p>
+        </w:tc>
+        <w:tc>
+          <w:tcPr>
+            <w:tcW w:w="2902" w:type="dxa"/>
+            <w:tcBorders>
+              <w:bottom w:val="single" w:sz="4" w:space="0" w:color="auto"/>
+            </w:tcBorders>
+            <w:vAlign w:val="center"/>
+            <w:hideMark/>
+          </w:tcPr>
+          <w:p>
+            <w:pPr>
+              <w:spacing w:line="240" w:lineRule="auto"/>
+              <w:ind w:left="113"/>
               <w:rPr>
                 <w:rFonts w:ascii="Times New Roman" w:hAnsi="Times New Roman" w:cs="Times New Roman"/>
               </w:rPr>
@@ -3193,57 +3293,39 @@
       </w:tr>
       <w:tr>
         <w:trPr>
-          <w:trHeight w:val="1068"/>
+          <w:trHeight w:val="482"/>
           <w:tblCellSpacing w:w="15" w:type="dxa"/>
           <w:jc w:val="center"/>
         </w:trPr>
         <w:tc>
           <w:tcPr>
-            <w:tcW w:w="4917" w:type="dxa"/>
+            <w:tcW w:w="471" w:type="dxa"/>
             <w:tcBorders>
               <w:bottom w:val="single" w:sz="4" w:space="0" w:color="auto"/>
             </w:tcBorders>
             <w:vAlign w:val="center"/>
-            <w:hideMark/>
           </w:tcPr>
           <w:p>
             <w:pPr>
               <w:pStyle w:val="Prrafodelista"/>
-              <w:numPr>
-                <w:ilvl w:val="0"/>
-                <w:numId w:val="6"/>
-              </w:numPr>
-              <w:spacing w:line="240" w:lineRule="auto"/>
-              <w:rPr>
-                <w:rFonts w:ascii="Times New Roman" w:hAnsi="Times New Roman" w:cs="Times New Roman"/>
-              </w:rPr>
-            </w:pPr>
-            <w:r>
-              <w:rPr>
-                <w:rFonts w:ascii="Times New Roman" w:hAnsi="Times New Roman" w:cs="Times New Roman"/>
-              </w:rPr>
-              <w:t xml:space="preserve">Desarrollo y Configuración </w:t>
-            </w:r>
-          </w:p>
-          <w:p>
-            <w:pPr>
-              <w:pStyle w:val="Prrafodelista"/>
-              <w:spacing w:line="240" w:lineRule="auto"/>
-              <w:rPr>
-                <w:rFonts w:ascii="Times New Roman" w:hAnsi="Times New Roman" w:cs="Times New Roman"/>
-              </w:rPr>
-            </w:pPr>
-            <w:r>
-              <w:rPr>
-                <w:rFonts w:ascii="Times New Roman" w:hAnsi="Times New Roman" w:cs="Times New Roman"/>
-              </w:rPr>
-              <w:t>(1-2 semanas)</w:t>
-            </w:r>
-          </w:p>
-        </w:tc>
-        <w:tc>
-          <w:tcPr>
-            <w:tcW w:w="3372" w:type="dxa"/>
+              <w:spacing w:after="0" w:line="240" w:lineRule="auto"/>
+              <w:ind w:left="0"/>
+              <w:jc w:val="center"/>
+              <w:rPr>
+                <w:rFonts w:ascii="Times New Roman" w:hAnsi="Times New Roman" w:cs="Times New Roman"/>
+              </w:rPr>
+            </w:pPr>
+            <w:r>
+              <w:rPr>
+                <w:rFonts w:ascii="Times New Roman" w:hAnsi="Times New Roman" w:cs="Times New Roman"/>
+              </w:rPr>
+              <w:t>3</w:t>
+            </w:r>
+          </w:p>
+        </w:tc>
+        <w:tc>
+          <w:tcPr>
+            <w:tcW w:w="3285" w:type="dxa"/>
             <w:tcBorders>
               <w:bottom w:val="single" w:sz="4" w:space="0" w:color="auto"/>
             </w:tcBorders>
@@ -3253,22 +3335,37 @@
           <w:p>
             <w:pPr>
               <w:spacing w:line="240" w:lineRule="auto"/>
-              <w:jc w:val="center"/>
-              <w:rPr>
-                <w:rFonts w:ascii="Times New Roman" w:hAnsi="Times New Roman" w:cs="Times New Roman"/>
-              </w:rPr>
-            </w:pPr>
-            <w:r>
-              <w:rPr>
-                <w:rFonts w:ascii="Times New Roman" w:hAnsi="Times New Roman" w:cs="Times New Roman"/>
-              </w:rPr>
-              <w:t>$1.200.000 – $1.400.000</w:t>
-            </w:r>
-          </w:p>
-        </w:tc>
-        <w:tc>
-          <w:tcPr>
-            <w:tcW w:w="4469" w:type="dxa"/>
+              <w:ind w:left="113"/>
+              <w:rPr>
+                <w:rFonts w:ascii="Times New Roman" w:hAnsi="Times New Roman" w:cs="Times New Roman"/>
+              </w:rPr>
+            </w:pPr>
+            <w:r>
+              <w:rPr>
+                <w:rFonts w:ascii="Times New Roman" w:hAnsi="Times New Roman" w:cs="Times New Roman"/>
+              </w:rPr>
+              <w:t>Desarrollo y Configuración</w:t>
+            </w:r>
+          </w:p>
+          <w:p>
+            <w:pPr>
+              <w:spacing w:line="240" w:lineRule="auto"/>
+              <w:ind w:left="113"/>
+              <w:rPr>
+                <w:rFonts w:ascii="Times New Roman" w:hAnsi="Times New Roman" w:cs="Times New Roman"/>
+              </w:rPr>
+            </w:pPr>
+            <w:r>
+              <w:rPr>
+                <w:rFonts w:ascii="Times New Roman" w:hAnsi="Times New Roman" w:cs="Times New Roman"/>
+              </w:rPr>
+              <w:t>(1-2 semanas)</w:t>
+            </w:r>
+          </w:p>
+        </w:tc>
+        <w:tc>
+          <w:tcPr>
+            <w:tcW w:w="2660" w:type="dxa"/>
             <w:tcBorders>
               <w:bottom w:val="single" w:sz="4" w:space="0" w:color="auto"/>
             </w:tcBorders>
@@ -3278,6 +3375,32 @@
           <w:p>
             <w:pPr>
               <w:spacing w:line="240" w:lineRule="auto"/>
+              <w:jc w:val="center"/>
+              <w:rPr>
+                <w:rFonts w:ascii="Times New Roman" w:hAnsi="Times New Roman" w:cs="Times New Roman"/>
+              </w:rPr>
+            </w:pPr>
+            <w:r>
+              <w:rPr>
+                <w:rFonts w:ascii="Times New Roman" w:hAnsi="Times New Roman" w:cs="Times New Roman"/>
+              </w:rPr>
+              <w:t>$1.200.000 – $1.400.000</w:t>
+            </w:r>
+          </w:p>
+        </w:tc>
+        <w:tc>
+          <w:tcPr>
+            <w:tcW w:w="2902" w:type="dxa"/>
+            <w:tcBorders>
+              <w:bottom w:val="single" w:sz="4" w:space="0" w:color="auto"/>
+            </w:tcBorders>
+            <w:vAlign w:val="center"/>
+            <w:hideMark/>
+          </w:tcPr>
+          <w:p>
+            <w:pPr>
+              <w:spacing w:line="240" w:lineRule="auto"/>
+              <w:ind w:left="113"/>
               <w:rPr>
                 <w:rFonts w:ascii="Times New Roman" w:hAnsi="Times New Roman" w:cs="Times New Roman"/>
               </w:rPr>
@@ -3288,14 +3411,24 @@
               </w:rPr>
               <w:t>Maquetación básica, CMS (</w:t>
             </w:r>
-            <w:proofErr w:type="spellStart"/>
-            <w:r>
-              <w:rPr>
-                <w:rFonts w:ascii="Times New Roman" w:hAnsi="Times New Roman" w:cs="Times New Roman"/>
-              </w:rPr>
-              <w:t>ej</w:t>
-            </w:r>
-            <w:proofErr w:type="spellEnd"/>
+            <w:r>
+              <w:rPr>
+                <w:rFonts w:ascii="Times New Roman" w:hAnsi="Times New Roman" w:cs="Times New Roman"/>
+              </w:rPr>
+              <w:t>E</w:t>
+            </w:r>
+            <w:r>
+              <w:rPr>
+                <w:rFonts w:ascii="Times New Roman" w:hAnsi="Times New Roman" w:cs="Times New Roman"/>
+              </w:rPr>
+              <w:t>j</w:t>
+            </w:r>
+            <w:r>
+              <w:rPr>
+                <w:rFonts w:ascii="Times New Roman" w:hAnsi="Times New Roman" w:cs="Times New Roman"/>
+              </w:rPr>
+              <w:t>emplo</w:t>
+            </w:r>
             <w:r>
               <w:rPr>
                 <w:rFonts w:ascii="Times New Roman" w:hAnsi="Times New Roman" w:cs="Times New Roman"/>
@@ -3307,57 +3440,37 @@
       </w:tr>
       <w:tr>
         <w:trPr>
-          <w:trHeight w:val="928"/>
+          <w:trHeight w:val="197"/>
           <w:tblCellSpacing w:w="15" w:type="dxa"/>
           <w:jc w:val="center"/>
         </w:trPr>
         <w:tc>
           <w:tcPr>
-            <w:tcW w:w="4917" w:type="dxa"/>
+            <w:tcW w:w="471" w:type="dxa"/>
             <w:tcBorders>
               <w:bottom w:val="single" w:sz="4" w:space="0" w:color="auto"/>
             </w:tcBorders>
             <w:vAlign w:val="center"/>
-            <w:hideMark/>
-          </w:tcPr>
-          <w:p>
-            <w:pPr>
-              <w:pStyle w:val="Prrafodelista"/>
-              <w:numPr>
-                <w:ilvl w:val="0"/>
-                <w:numId w:val="6"/>
-              </w:numPr>
-              <w:spacing w:line="240" w:lineRule="auto"/>
-              <w:rPr>
-                <w:rFonts w:ascii="Times New Roman" w:hAnsi="Times New Roman" w:cs="Times New Roman"/>
-              </w:rPr>
-            </w:pPr>
-            <w:r>
-              <w:rPr>
-                <w:rFonts w:ascii="Times New Roman" w:hAnsi="Times New Roman" w:cs="Times New Roman"/>
-              </w:rPr>
-              <w:t>Pruebas, Ajustes y Revisión Final</w:t>
-            </w:r>
-          </w:p>
-          <w:p>
-            <w:pPr>
-              <w:pStyle w:val="Prrafodelista"/>
-              <w:spacing w:line="240" w:lineRule="auto"/>
-              <w:rPr>
-                <w:rFonts w:ascii="Times New Roman" w:hAnsi="Times New Roman" w:cs="Times New Roman"/>
-              </w:rPr>
-            </w:pPr>
-            <w:r>
-              <w:rPr>
-                <w:rFonts w:ascii="Times New Roman" w:hAnsi="Times New Roman" w:cs="Times New Roman"/>
-              </w:rPr>
-              <w:t>(1 semana)</w:t>
-            </w:r>
-          </w:p>
-        </w:tc>
-        <w:tc>
-          <w:tcPr>
-            <w:tcW w:w="3372" w:type="dxa"/>
+          </w:tcPr>
+          <w:p>
+            <w:pPr>
+              <w:spacing w:after="0" w:line="240" w:lineRule="auto"/>
+              <w:jc w:val="center"/>
+              <w:rPr>
+                <w:rFonts w:ascii="Times New Roman" w:hAnsi="Times New Roman" w:cs="Times New Roman"/>
+              </w:rPr>
+            </w:pPr>
+            <w:r>
+              <w:rPr>
+                <w:rFonts w:ascii="Times New Roman" w:hAnsi="Times New Roman" w:cs="Times New Roman"/>
+              </w:rPr>
+              <w:t>4</w:t>
+            </w:r>
+          </w:p>
+        </w:tc>
+        <w:tc>
+          <w:tcPr>
+            <w:tcW w:w="3285" w:type="dxa"/>
             <w:tcBorders>
               <w:bottom w:val="single" w:sz="4" w:space="0" w:color="auto"/>
             </w:tcBorders>
@@ -3367,22 +3480,37 @@
           <w:p>
             <w:pPr>
               <w:spacing w:line="240" w:lineRule="auto"/>
-              <w:jc w:val="center"/>
-              <w:rPr>
-                <w:rFonts w:ascii="Times New Roman" w:hAnsi="Times New Roman" w:cs="Times New Roman"/>
-              </w:rPr>
-            </w:pPr>
-            <w:r>
-              <w:rPr>
-                <w:rFonts w:ascii="Times New Roman" w:hAnsi="Times New Roman" w:cs="Times New Roman"/>
-              </w:rPr>
-              <w:t>$400.000 – $500.000</w:t>
-            </w:r>
-          </w:p>
-        </w:tc>
-        <w:tc>
-          <w:tcPr>
-            <w:tcW w:w="4469" w:type="dxa"/>
+              <w:ind w:left="113"/>
+              <w:rPr>
+                <w:rFonts w:ascii="Times New Roman" w:hAnsi="Times New Roman" w:cs="Times New Roman"/>
+              </w:rPr>
+            </w:pPr>
+            <w:r>
+              <w:rPr>
+                <w:rFonts w:ascii="Times New Roman" w:hAnsi="Times New Roman" w:cs="Times New Roman"/>
+              </w:rPr>
+              <w:t>Pruebas, Ajustes y Revisión Final</w:t>
+            </w:r>
+          </w:p>
+          <w:p>
+            <w:pPr>
+              <w:spacing w:line="240" w:lineRule="auto"/>
+              <w:ind w:left="113"/>
+              <w:rPr>
+                <w:rFonts w:ascii="Times New Roman" w:hAnsi="Times New Roman" w:cs="Times New Roman"/>
+              </w:rPr>
+            </w:pPr>
+            <w:r>
+              <w:rPr>
+                <w:rFonts w:ascii="Times New Roman" w:hAnsi="Times New Roman" w:cs="Times New Roman"/>
+              </w:rPr>
+              <w:t>(1 semana)</w:t>
+            </w:r>
+          </w:p>
+        </w:tc>
+        <w:tc>
+          <w:tcPr>
+            <w:tcW w:w="2660" w:type="dxa"/>
             <w:tcBorders>
               <w:bottom w:val="single" w:sz="4" w:space="0" w:color="auto"/>
             </w:tcBorders>
@@ -3392,6 +3520,32 @@
           <w:p>
             <w:pPr>
               <w:spacing w:line="240" w:lineRule="auto"/>
+              <w:jc w:val="center"/>
+              <w:rPr>
+                <w:rFonts w:ascii="Times New Roman" w:hAnsi="Times New Roman" w:cs="Times New Roman"/>
+              </w:rPr>
+            </w:pPr>
+            <w:r>
+              <w:rPr>
+                <w:rFonts w:ascii="Times New Roman" w:hAnsi="Times New Roman" w:cs="Times New Roman"/>
+              </w:rPr>
+              <w:t>$400.000 – $500.000</w:t>
+            </w:r>
+          </w:p>
+        </w:tc>
+        <w:tc>
+          <w:tcPr>
+            <w:tcW w:w="2902" w:type="dxa"/>
+            <w:tcBorders>
+              <w:bottom w:val="single" w:sz="4" w:space="0" w:color="auto"/>
+            </w:tcBorders>
+            <w:vAlign w:val="center"/>
+            <w:hideMark/>
+          </w:tcPr>
+          <w:p>
+            <w:pPr>
+              <w:spacing w:line="240" w:lineRule="auto"/>
+              <w:ind w:left="113"/>
               <w:rPr>
                 <w:rFonts w:ascii="Times New Roman" w:hAnsi="Times New Roman" w:cs="Times New Roman"/>
               </w:rPr>
@@ -3407,24 +3561,47 @@
       </w:tr>
       <w:tr>
         <w:trPr>
-          <w:trHeight w:val="1070"/>
+          <w:trHeight w:val="287"/>
           <w:tblCellSpacing w:w="15" w:type="dxa"/>
           <w:jc w:val="center"/>
         </w:trPr>
         <w:tc>
           <w:tcPr>
-            <w:tcW w:w="4917" w:type="dxa"/>
+            <w:tcW w:w="471" w:type="dxa"/>
+            <w:tcBorders>
+              <w:bottom w:val="single" w:sz="4" w:space="0" w:color="auto"/>
+            </w:tcBorders>
+            <w:vAlign w:val="center"/>
+          </w:tcPr>
+          <w:p>
+            <w:pPr>
+              <w:spacing w:after="0" w:line="240" w:lineRule="auto"/>
+              <w:jc w:val="center"/>
+              <w:rPr>
+                <w:rFonts w:ascii="Times New Roman" w:hAnsi="Times New Roman" w:cs="Times New Roman"/>
+              </w:rPr>
+            </w:pPr>
+            <w:r>
+              <w:rPr>
+                <w:rFonts w:ascii="Times New Roman" w:hAnsi="Times New Roman" w:cs="Times New Roman"/>
+              </w:rPr>
+              <w:t>5</w:t>
+            </w:r>
+          </w:p>
+        </w:tc>
+        <w:tc>
+          <w:tcPr>
+            <w:tcW w:w="3285" w:type="dxa"/>
+            <w:tcBorders>
+              <w:bottom w:val="single" w:sz="4" w:space="0" w:color="auto"/>
+            </w:tcBorders>
             <w:vAlign w:val="center"/>
             <w:hideMark/>
           </w:tcPr>
           <w:p>
             <w:pPr>
-              <w:pStyle w:val="Prrafodelista"/>
-              <w:numPr>
-                <w:ilvl w:val="0"/>
-                <w:numId w:val="6"/>
-              </w:numPr>
               <w:spacing w:line="240" w:lineRule="auto"/>
+              <w:ind w:left="113"/>
               <w:rPr>
                 <w:rFonts w:ascii="Times New Roman" w:hAnsi="Times New Roman" w:cs="Times New Roman"/>
               </w:rPr>
@@ -3438,8 +3615,8 @@
           </w:p>
           <w:p>
             <w:pPr>
-              <w:pStyle w:val="Prrafodelista"/>
               <w:spacing w:line="240" w:lineRule="auto"/>
+              <w:ind w:left="113"/>
               <w:rPr>
                 <w:rFonts w:ascii="Times New Roman" w:hAnsi="Times New Roman" w:cs="Times New Roman"/>
               </w:rPr>
@@ -3454,7 +3631,10 @@
         </w:tc>
         <w:tc>
           <w:tcPr>
-            <w:tcW w:w="3372" w:type="dxa"/>
+            <w:tcW w:w="2660" w:type="dxa"/>
+            <w:tcBorders>
+              <w:bottom w:val="single" w:sz="4" w:space="0" w:color="auto"/>
+            </w:tcBorders>
             <w:vAlign w:val="center"/>
             <w:hideMark/>
           </w:tcPr>
@@ -3476,13 +3656,17 @@
         </w:tc>
         <w:tc>
           <w:tcPr>
-            <w:tcW w:w="4469" w:type="dxa"/>
+            <w:tcW w:w="2902" w:type="dxa"/>
+            <w:tcBorders>
+              <w:bottom w:val="single" w:sz="4" w:space="0" w:color="auto"/>
+            </w:tcBorders>
             <w:vAlign w:val="center"/>
             <w:hideMark/>
           </w:tcPr>
           <w:p>
             <w:pPr>
               <w:spacing w:line="240" w:lineRule="auto"/>
+              <w:ind w:left="113"/>
               <w:rPr>
                 <w:rFonts w:ascii="Times New Roman" w:hAnsi="Times New Roman" w:cs="Times New Roman"/>
               </w:rPr>
@@ -3502,6 +3686,8 @@
         <w:spacing w:line="480" w:lineRule="auto"/>
         <w:rPr>
           <w:rFonts w:ascii="Times New Roman" w:hAnsi="Times New Roman" w:cs="Times New Roman"/>
+          <w:b/>
+          <w:bCs/>
         </w:rPr>
       </w:pPr>
     </w:p>
@@ -3517,12 +3703,6 @@
       <w:r>
         <w:rPr>
           <w:rFonts w:ascii="Times New Roman" w:hAnsi="Times New Roman" w:cs="Times New Roman"/>
-        </w:rPr>
-        <w:t xml:space="preserve"> </w:t>
-      </w:r>
-      <w:r>
-        <w:rPr>
-          <w:rFonts w:ascii="Times New Roman" w:hAnsi="Times New Roman" w:cs="Times New Roman"/>
           <w:b/>
           <w:bCs/>
         </w:rPr>
@@ -3545,17 +3725,114 @@
     </w:p>
     <w:p>
       <w:pPr>
-        <w:spacing w:line="480" w:lineRule="auto"/>
-        <w:rPr>
-          <w:rFonts w:ascii="Times New Roman" w:hAnsi="Times New Roman" w:cs="Times New Roman"/>
-          <w:b/>
-          <w:bCs/>
-        </w:rPr>
-      </w:pPr>
+        <w:spacing w:line="259" w:lineRule="auto"/>
+        <w:rPr>
+          <w:rFonts w:ascii="Times New Roman" w:hAnsi="Times New Roman" w:cs="Times New Roman"/>
+        </w:rPr>
+      </w:pPr>
+      <w:r>
+        <w:rPr>
+          <w:rFonts w:ascii="Times New Roman" w:hAnsi="Times New Roman" w:cs="Times New Roman"/>
+        </w:rPr>
+        <w:br w:type="page"/>
+      </w:r>
+    </w:p>
+    <w:p>
+      <w:pPr>
+        <w:pStyle w:val="Descripcin"/>
+        <w:keepNext/>
+        <w:rPr>
+          <w:rFonts w:ascii="Times New Roman" w:hAnsi="Times New Roman" w:cs="Times New Roman"/>
+          <w:b/>
+          <w:bCs/>
+          <w:color w:val="000000" w:themeColor="text1"/>
+          <w:sz w:val="24"/>
+          <w:szCs w:val="24"/>
+        </w:rPr>
+      </w:pPr>
+      <w:r>
+        <w:rPr>
+          <w:rFonts w:ascii="Times New Roman" w:hAnsi="Times New Roman" w:cs="Times New Roman"/>
+          <w:b/>
+          <w:bCs/>
+          <w:color w:val="000000" w:themeColor="text1"/>
+          <w:sz w:val="24"/>
+          <w:szCs w:val="24"/>
+        </w:rPr>
+        <w:lastRenderedPageBreak/>
+        <w:t xml:space="preserve">Tabla </w:t>
+      </w:r>
+      <w:r>
+        <w:rPr>
+          <w:rFonts w:ascii="Times New Roman" w:hAnsi="Times New Roman" w:cs="Times New Roman"/>
+          <w:b/>
+          <w:bCs/>
+          <w:color w:val="000000" w:themeColor="text1"/>
+          <w:sz w:val="24"/>
+          <w:szCs w:val="24"/>
+        </w:rPr>
+        <w:fldChar w:fldCharType="begin"/>
+      </w:r>
+      <w:r>
+        <w:rPr>
+          <w:rFonts w:ascii="Times New Roman" w:hAnsi="Times New Roman" w:cs="Times New Roman"/>
+          <w:b/>
+          <w:bCs/>
+          <w:color w:val="000000" w:themeColor="text1"/>
+          <w:sz w:val="24"/>
+          <w:szCs w:val="24"/>
+        </w:rPr>
+        <w:instrText xml:space="preserve"> SEQ Tabla \* ARABIC </w:instrText>
+      </w:r>
+      <w:r>
+        <w:rPr>
+          <w:rFonts w:ascii="Times New Roman" w:hAnsi="Times New Roman" w:cs="Times New Roman"/>
+          <w:b/>
+          <w:bCs/>
+          <w:color w:val="000000" w:themeColor="text1"/>
+          <w:sz w:val="24"/>
+          <w:szCs w:val="24"/>
+        </w:rPr>
+        <w:fldChar w:fldCharType="separate"/>
+      </w:r>
+      <w:r>
+        <w:rPr>
+          <w:rFonts w:ascii="Times New Roman" w:hAnsi="Times New Roman" w:cs="Times New Roman"/>
+          <w:b/>
+          <w:bCs/>
+          <w:noProof/>
+          <w:color w:val="000000" w:themeColor="text1"/>
+          <w:sz w:val="24"/>
+          <w:szCs w:val="24"/>
+        </w:rPr>
+        <w:t>2</w:t>
+      </w:r>
+      <w:r>
+        <w:rPr>
+          <w:rFonts w:ascii="Times New Roman" w:hAnsi="Times New Roman" w:cs="Times New Roman"/>
+          <w:b/>
+          <w:bCs/>
+          <w:color w:val="000000" w:themeColor="text1"/>
+          <w:sz w:val="24"/>
+          <w:szCs w:val="24"/>
+        </w:rPr>
+        <w:fldChar w:fldCharType="end"/>
+      </w:r>
+      <w:r>
+        <w:rPr>
+          <w:rFonts w:ascii="Times New Roman" w:hAnsi="Times New Roman" w:cs="Times New Roman"/>
+          <w:b/>
+          <w:bCs/>
+          <w:color w:val="000000" w:themeColor="text1"/>
+          <w:sz w:val="24"/>
+          <w:szCs w:val="24"/>
+        </w:rPr>
+        <w:t>. Tabla de costos anuales</w:t>
+      </w:r>
     </w:p>
     <w:tbl>
       <w:tblPr>
-        <w:tblW w:w="12967" w:type="dxa"/>
+        <w:tblW w:w="9500" w:type="dxa"/>
         <w:jc w:val="center"/>
         <w:tblCellSpacing w:w="15" w:type="dxa"/>
         <w:tblCellMar>
@@ -3567,23 +3844,23 @@
         <w:tblLook w:val="04A0" w:firstRow="1" w:lastRow="0" w:firstColumn="1" w:lastColumn="0" w:noHBand="0" w:noVBand="1"/>
       </w:tblPr>
       <w:tblGrid>
-        <w:gridCol w:w="3828"/>
-        <w:gridCol w:w="3260"/>
-        <w:gridCol w:w="5879"/>
+        <w:gridCol w:w="516"/>
+        <w:gridCol w:w="2588"/>
+        <w:gridCol w:w="2992"/>
+        <w:gridCol w:w="3404"/>
       </w:tblGrid>
       <w:tr>
         <w:trPr>
-          <w:trHeight w:val="664"/>
+          <w:trHeight w:val="324"/>
           <w:tblHeader/>
           <w:tblCellSpacing w:w="15" w:type="dxa"/>
           <w:jc w:val="center"/>
         </w:trPr>
         <w:tc>
           <w:tcPr>
-            <w:tcW w:w="3783" w:type="dxa"/>
+            <w:tcW w:w="471" w:type="dxa"/>
             <w:shd w:val="clear" w:color="auto" w:fill="A5C9EB" w:themeFill="text2" w:themeFillTint="40"/>
             <w:vAlign w:val="center"/>
-            <w:hideMark/>
           </w:tcPr>
           <w:p>
             <w:pPr>
@@ -3601,14 +3878,40 @@
                 <w:b/>
                 <w:bCs/>
               </w:rPr>
-              <w:lastRenderedPageBreak/>
+              <w:t>#</w:t>
+            </w:r>
+          </w:p>
+        </w:tc>
+        <w:tc>
+          <w:tcPr>
+            <w:tcW w:w="2558" w:type="dxa"/>
+            <w:shd w:val="clear" w:color="auto" w:fill="A5C9EB" w:themeFill="text2" w:themeFillTint="40"/>
+            <w:vAlign w:val="center"/>
+            <w:hideMark/>
+          </w:tcPr>
+          <w:p>
+            <w:pPr>
+              <w:spacing w:line="240" w:lineRule="auto"/>
+              <w:ind w:left="113"/>
+              <w:rPr>
+                <w:rFonts w:ascii="Times New Roman" w:hAnsi="Times New Roman" w:cs="Times New Roman"/>
+                <w:b/>
+                <w:bCs/>
+              </w:rPr>
+            </w:pPr>
+            <w:r>
+              <w:rPr>
+                <w:rFonts w:ascii="Times New Roman" w:hAnsi="Times New Roman" w:cs="Times New Roman"/>
+                <w:b/>
+                <w:bCs/>
+              </w:rPr>
               <w:t>Servicio</w:t>
             </w:r>
           </w:p>
         </w:tc>
         <w:tc>
           <w:tcPr>
-            <w:tcW w:w="3230" w:type="dxa"/>
+            <w:tcW w:w="2962" w:type="dxa"/>
             <w:shd w:val="clear" w:color="auto" w:fill="A5C9EB" w:themeFill="text2" w:themeFillTint="40"/>
             <w:vAlign w:val="center"/>
             <w:hideMark/>
@@ -3635,7 +3938,7 @@
         </w:tc>
         <w:tc>
           <w:tcPr>
-            <w:tcW w:w="5834" w:type="dxa"/>
+            <w:tcW w:w="3359" w:type="dxa"/>
             <w:shd w:val="clear" w:color="auto" w:fill="A5C9EB" w:themeFill="text2" w:themeFillTint="40"/>
             <w:vAlign w:val="center"/>
             <w:hideMark/>
@@ -3643,7 +3946,7 @@
           <w:p>
             <w:pPr>
               <w:spacing w:line="240" w:lineRule="auto"/>
-              <w:jc w:val="center"/>
+              <w:ind w:left="113"/>
               <w:rPr>
                 <w:rFonts w:ascii="Times New Roman" w:hAnsi="Times New Roman" w:cs="Times New Roman"/>
                 <w:b/>
@@ -3663,36 +3966,14 @@
       </w:tr>
       <w:tr>
         <w:trPr>
-          <w:trHeight w:val="364"/>
+          <w:trHeight w:val="403"/>
           <w:tblCellSpacing w:w="15" w:type="dxa"/>
           <w:jc w:val="center"/>
         </w:trPr>
         <w:tc>
           <w:tcPr>
-            <w:tcW w:w="3783" w:type="dxa"/>
-            <w:vAlign w:val="center"/>
-            <w:hideMark/>
-          </w:tcPr>
-          <w:p>
-            <w:pPr>
-              <w:spacing w:line="240" w:lineRule="auto"/>
-              <w:rPr>
-                <w:rFonts w:ascii="Times New Roman" w:hAnsi="Times New Roman" w:cs="Times New Roman"/>
-              </w:rPr>
-            </w:pPr>
-            <w:r>
-              <w:rPr>
-                <w:rFonts w:ascii="Times New Roman" w:hAnsi="Times New Roman" w:cs="Times New Roman"/>
-              </w:rPr>
-              <w:t>Hosting en la nube</w:t>
-            </w:r>
-          </w:p>
-        </w:tc>
-        <w:tc>
-          <w:tcPr>
-            <w:tcW w:w="3230" w:type="dxa"/>
-            <w:vAlign w:val="center"/>
-            <w:hideMark/>
+            <w:tcW w:w="471" w:type="dxa"/>
+            <w:vAlign w:val="center"/>
           </w:tcPr>
           <w:p>
             <w:pPr>
@@ -3706,99 +3987,122 @@
               <w:rPr>
                 <w:rFonts w:ascii="Times New Roman" w:hAnsi="Times New Roman" w:cs="Times New Roman"/>
               </w:rPr>
+              <w:t>1</w:t>
+            </w:r>
+          </w:p>
+        </w:tc>
+        <w:tc>
+          <w:tcPr>
+            <w:tcW w:w="2558" w:type="dxa"/>
+            <w:vAlign w:val="center"/>
+            <w:hideMark/>
+          </w:tcPr>
+          <w:p>
+            <w:pPr>
+              <w:spacing w:line="240" w:lineRule="auto"/>
+              <w:ind w:left="113"/>
+              <w:rPr>
+                <w:rFonts w:ascii="Times New Roman" w:hAnsi="Times New Roman" w:cs="Times New Roman"/>
+              </w:rPr>
+            </w:pPr>
+            <w:r>
+              <w:rPr>
+                <w:rFonts w:ascii="Times New Roman" w:hAnsi="Times New Roman" w:cs="Times New Roman"/>
+              </w:rPr>
+              <w:t>Hosting en la nube</w:t>
+            </w:r>
+          </w:p>
+        </w:tc>
+        <w:tc>
+          <w:tcPr>
+            <w:tcW w:w="2962" w:type="dxa"/>
+            <w:vAlign w:val="center"/>
+            <w:hideMark/>
+          </w:tcPr>
+          <w:p>
+            <w:pPr>
+              <w:spacing w:line="240" w:lineRule="auto"/>
+              <w:jc w:val="center"/>
+              <w:rPr>
+                <w:rFonts w:ascii="Times New Roman" w:hAnsi="Times New Roman" w:cs="Times New Roman"/>
+              </w:rPr>
+            </w:pPr>
+            <w:r>
+              <w:rPr>
+                <w:rFonts w:ascii="Times New Roman" w:hAnsi="Times New Roman" w:cs="Times New Roman"/>
+              </w:rPr>
               <w:t>$250.000 – $500.000</w:t>
             </w:r>
           </w:p>
         </w:tc>
         <w:tc>
           <w:tcPr>
-            <w:tcW w:w="5834" w:type="dxa"/>
+            <w:tcW w:w="3359" w:type="dxa"/>
             <w:vAlign w:val="center"/>
             <w:hideMark/>
           </w:tcPr>
           <w:p>
             <w:pPr>
               <w:spacing w:line="240" w:lineRule="auto"/>
-              <w:rPr>
-                <w:rFonts w:ascii="Times New Roman" w:hAnsi="Times New Roman" w:cs="Times New Roman"/>
-              </w:rPr>
-            </w:pPr>
-            <w:r>
-              <w:rPr>
-                <w:rFonts w:ascii="Times New Roman" w:hAnsi="Times New Roman" w:cs="Times New Roman"/>
-              </w:rPr>
-              <w:t>Ej.</w:t>
-            </w:r>
-            <w:r>
-              <w:rPr>
-                <w:rFonts w:ascii="Times New Roman" w:hAnsi="Times New Roman" w:cs="Times New Roman"/>
-              </w:rPr>
-              <w:t xml:space="preserve">: Hostinger, </w:t>
-            </w:r>
-            <w:proofErr w:type="spellStart"/>
-            <w:r>
-              <w:rPr>
-                <w:rFonts w:ascii="Times New Roman" w:hAnsi="Times New Roman" w:cs="Times New Roman"/>
-              </w:rPr>
-              <w:t>SiteGround</w:t>
-            </w:r>
-            <w:proofErr w:type="spellEnd"/>
-            <w:r>
-              <w:rPr>
-                <w:rFonts w:ascii="Times New Roman" w:hAnsi="Times New Roman" w:cs="Times New Roman"/>
-              </w:rPr>
-              <w:t xml:space="preserve">, </w:t>
-            </w:r>
-            <w:proofErr w:type="spellStart"/>
-            <w:r>
-              <w:rPr>
-                <w:rFonts w:ascii="Times New Roman" w:hAnsi="Times New Roman" w:cs="Times New Roman"/>
-              </w:rPr>
-              <w:t>DigitalOcean</w:t>
-            </w:r>
-            <w:proofErr w:type="spellEnd"/>
-            <w:r>
-              <w:rPr>
-                <w:rFonts w:ascii="Times New Roman" w:hAnsi="Times New Roman" w:cs="Times New Roman"/>
-              </w:rPr>
-              <w:t xml:space="preserve"> básico.</w:t>
+              <w:ind w:left="113"/>
+              <w:rPr>
+                <w:rFonts w:ascii="Times New Roman" w:hAnsi="Times New Roman" w:cs="Times New Roman"/>
+              </w:rPr>
+            </w:pPr>
+            <w:r>
+              <w:rPr>
+                <w:rFonts w:ascii="Times New Roman" w:hAnsi="Times New Roman" w:cs="Times New Roman"/>
+              </w:rPr>
+              <w:t>Ej</w:t>
+            </w:r>
+            <w:r>
+              <w:rPr>
+                <w:rFonts w:ascii="Times New Roman" w:hAnsi="Times New Roman" w:cs="Times New Roman"/>
+              </w:rPr>
+              <w:t>emplo</w:t>
+            </w:r>
+            <w:r>
+              <w:rPr>
+                <w:rFonts w:ascii="Times New Roman" w:hAnsi="Times New Roman" w:cs="Times New Roman"/>
+              </w:rPr>
+              <w:t>: Hostinger, SiteGround, DigitalOcean básico.</w:t>
             </w:r>
           </w:p>
         </w:tc>
       </w:tr>
       <w:tr>
         <w:trPr>
-          <w:trHeight w:val="347"/>
+          <w:trHeight w:val="274"/>
           <w:tblCellSpacing w:w="15" w:type="dxa"/>
           <w:jc w:val="center"/>
         </w:trPr>
         <w:tc>
           <w:tcPr>
-            <w:tcW w:w="3783" w:type="dxa"/>
+            <w:tcW w:w="471" w:type="dxa"/>
             <w:tcBorders>
               <w:top w:val="single" w:sz="4" w:space="0" w:color="auto"/>
             </w:tcBorders>
             <w:vAlign w:val="center"/>
-            <w:hideMark/>
           </w:tcPr>
           <w:p>
             <w:pPr>
               <w:spacing w:line="240" w:lineRule="auto"/>
-              <w:rPr>
-                <w:rFonts w:ascii="Times New Roman" w:hAnsi="Times New Roman" w:cs="Times New Roman"/>
-              </w:rPr>
-            </w:pPr>
-            <w:r>
-              <w:rPr>
-                <w:rFonts w:ascii="Times New Roman" w:hAnsi="Times New Roman" w:cs="Times New Roman"/>
-              </w:rPr>
-              <w:t>Base de datos en la nube</w:t>
-            </w:r>
-          </w:p>
-        </w:tc>
-        <w:tc>
-          <w:tcPr>
-            <w:tcW w:w="3230" w:type="dxa"/>
+              <w:jc w:val="center"/>
+              <w:rPr>
+                <w:rFonts w:ascii="Times New Roman" w:hAnsi="Times New Roman" w:cs="Times New Roman"/>
+              </w:rPr>
+            </w:pPr>
+            <w:r>
+              <w:rPr>
+                <w:rFonts w:ascii="Times New Roman" w:hAnsi="Times New Roman" w:cs="Times New Roman"/>
+              </w:rPr>
+              <w:t>2</w:t>
+            </w:r>
+          </w:p>
+        </w:tc>
+        <w:tc>
+          <w:tcPr>
+            <w:tcW w:w="2558" w:type="dxa"/>
             <w:tcBorders>
               <w:top w:val="single" w:sz="4" w:space="0" w:color="auto"/>
             </w:tcBorders>
@@ -3808,22 +4112,22 @@
           <w:p>
             <w:pPr>
               <w:spacing w:line="240" w:lineRule="auto"/>
-              <w:jc w:val="center"/>
-              <w:rPr>
-                <w:rFonts w:ascii="Times New Roman" w:hAnsi="Times New Roman" w:cs="Times New Roman"/>
-              </w:rPr>
-            </w:pPr>
-            <w:r>
-              <w:rPr>
-                <w:rFonts w:ascii="Times New Roman" w:hAnsi="Times New Roman" w:cs="Times New Roman"/>
-              </w:rPr>
-              <w:t>Incluida en hosting</w:t>
-            </w:r>
-          </w:p>
-        </w:tc>
-        <w:tc>
-          <w:tcPr>
-            <w:tcW w:w="5834" w:type="dxa"/>
+              <w:ind w:left="113"/>
+              <w:rPr>
+                <w:rFonts w:ascii="Times New Roman" w:hAnsi="Times New Roman" w:cs="Times New Roman"/>
+              </w:rPr>
+            </w:pPr>
+            <w:r>
+              <w:rPr>
+                <w:rFonts w:ascii="Times New Roman" w:hAnsi="Times New Roman" w:cs="Times New Roman"/>
+              </w:rPr>
+              <w:t>Base de datos en la nube</w:t>
+            </w:r>
+          </w:p>
+        </w:tc>
+        <w:tc>
+          <w:tcPr>
+            <w:tcW w:w="2962" w:type="dxa"/>
             <w:tcBorders>
               <w:top w:val="single" w:sz="4" w:space="0" w:color="auto"/>
             </w:tcBorders>
@@ -3833,86 +4137,78 @@
           <w:p>
             <w:pPr>
               <w:spacing w:line="240" w:lineRule="auto"/>
-              <w:rPr>
-                <w:rFonts w:ascii="Times New Roman" w:hAnsi="Times New Roman" w:cs="Times New Roman"/>
-              </w:rPr>
-            </w:pPr>
-            <w:r>
-              <w:rPr>
-                <w:rFonts w:ascii="Times New Roman" w:hAnsi="Times New Roman" w:cs="Times New Roman"/>
-              </w:rPr>
-              <w:t xml:space="preserve">En la mayoría de </w:t>
-            </w:r>
-            <w:r>
-              <w:rPr>
-                <w:rFonts w:ascii="Times New Roman" w:hAnsi="Times New Roman" w:cs="Times New Roman"/>
-              </w:rPr>
-              <w:t>los servicios</w:t>
-            </w:r>
-            <w:r>
-              <w:rPr>
-                <w:rFonts w:ascii="Times New Roman" w:hAnsi="Times New Roman" w:cs="Times New Roman"/>
-              </w:rPr>
-              <w:t xml:space="preserve"> compartidos.</w:t>
+              <w:jc w:val="center"/>
+              <w:rPr>
+                <w:rFonts w:ascii="Times New Roman" w:hAnsi="Times New Roman" w:cs="Times New Roman"/>
+              </w:rPr>
+            </w:pPr>
+            <w:r>
+              <w:rPr>
+                <w:rFonts w:ascii="Times New Roman" w:hAnsi="Times New Roman" w:cs="Times New Roman"/>
+              </w:rPr>
+              <w:t>Incluida en hosting</w:t>
+            </w:r>
+          </w:p>
+        </w:tc>
+        <w:tc>
+          <w:tcPr>
+            <w:tcW w:w="3359" w:type="dxa"/>
+            <w:tcBorders>
+              <w:top w:val="single" w:sz="4" w:space="0" w:color="auto"/>
+            </w:tcBorders>
+            <w:vAlign w:val="center"/>
+            <w:hideMark/>
+          </w:tcPr>
+          <w:p>
+            <w:pPr>
+              <w:spacing w:line="240" w:lineRule="auto"/>
+              <w:ind w:left="113"/>
+              <w:rPr>
+                <w:rFonts w:ascii="Times New Roman" w:hAnsi="Times New Roman" w:cs="Times New Roman"/>
+              </w:rPr>
+            </w:pPr>
+            <w:r>
+              <w:rPr>
+                <w:rFonts w:ascii="Times New Roman" w:hAnsi="Times New Roman" w:cs="Times New Roman"/>
+              </w:rPr>
+              <w:t>En la mayoría de los servicios compartidos.</w:t>
             </w:r>
           </w:p>
         </w:tc>
       </w:tr>
       <w:tr>
         <w:trPr>
-          <w:trHeight w:val="497"/>
+          <w:trHeight w:val="531"/>
           <w:tblCellSpacing w:w="15" w:type="dxa"/>
           <w:jc w:val="center"/>
         </w:trPr>
         <w:tc>
           <w:tcPr>
-            <w:tcW w:w="3783" w:type="dxa"/>
+            <w:tcW w:w="471" w:type="dxa"/>
             <w:tcBorders>
               <w:top w:val="single" w:sz="4" w:space="0" w:color="auto"/>
             </w:tcBorders>
             <w:vAlign w:val="center"/>
-            <w:hideMark/>
           </w:tcPr>
           <w:p>
             <w:pPr>
               <w:spacing w:line="240" w:lineRule="auto"/>
-              <w:rPr>
-                <w:rFonts w:ascii="Times New Roman" w:hAnsi="Times New Roman" w:cs="Times New Roman"/>
-              </w:rPr>
-            </w:pPr>
-            <w:r>
-              <w:rPr>
-                <w:rFonts w:ascii="Times New Roman" w:hAnsi="Times New Roman" w:cs="Times New Roman"/>
-              </w:rPr>
-              <w:t>Dominio .</w:t>
-            </w:r>
-            <w:proofErr w:type="spellStart"/>
-            <w:r>
-              <w:rPr>
-                <w:rFonts w:ascii="Times New Roman" w:hAnsi="Times New Roman" w:cs="Times New Roman"/>
-              </w:rPr>
-              <w:t>com</w:t>
-            </w:r>
-            <w:proofErr w:type="spellEnd"/>
-            <w:r>
-              <w:rPr>
-                <w:rFonts w:ascii="Times New Roman" w:hAnsi="Times New Roman" w:cs="Times New Roman"/>
-              </w:rPr>
-              <w:t xml:space="preserve"> / .</w:t>
-            </w:r>
-            <w:proofErr w:type="spellStart"/>
-            <w:r>
-              <w:rPr>
-                <w:rFonts w:ascii="Times New Roman" w:hAnsi="Times New Roman" w:cs="Times New Roman"/>
-              </w:rPr>
-              <w:t>org</w:t>
-            </w:r>
-            <w:proofErr w:type="spellEnd"/>
-          </w:p>
-        </w:tc>
-        <w:tc>
-          <w:tcPr>
-            <w:tcW w:w="3230" w:type="dxa"/>
+              <w:jc w:val="center"/>
+              <w:rPr>
+                <w:rFonts w:ascii="Times New Roman" w:hAnsi="Times New Roman" w:cs="Times New Roman"/>
+              </w:rPr>
+            </w:pPr>
+            <w:r>
+              <w:rPr>
+                <w:rFonts w:ascii="Times New Roman" w:hAnsi="Times New Roman" w:cs="Times New Roman"/>
+              </w:rPr>
+              <w:t>3</w:t>
+            </w:r>
+          </w:p>
+        </w:tc>
+        <w:tc>
+          <w:tcPr>
+            <w:tcW w:w="2558" w:type="dxa"/>
             <w:tcBorders>
               <w:top w:val="single" w:sz="4" w:space="0" w:color="auto"/>
             </w:tcBorders>
@@ -3922,22 +4218,22 @@
           <w:p>
             <w:pPr>
               <w:spacing w:line="240" w:lineRule="auto"/>
-              <w:jc w:val="center"/>
-              <w:rPr>
-                <w:rFonts w:ascii="Times New Roman" w:hAnsi="Times New Roman" w:cs="Times New Roman"/>
-              </w:rPr>
-            </w:pPr>
-            <w:r>
-              <w:rPr>
-                <w:rFonts w:ascii="Times New Roman" w:hAnsi="Times New Roman" w:cs="Times New Roman"/>
-              </w:rPr>
-              <w:t>$60.000 – $80.000</w:t>
-            </w:r>
-          </w:p>
-        </w:tc>
-        <w:tc>
-          <w:tcPr>
-            <w:tcW w:w="5834" w:type="dxa"/>
+              <w:ind w:left="113"/>
+              <w:rPr>
+                <w:rFonts w:ascii="Times New Roman" w:hAnsi="Times New Roman" w:cs="Times New Roman"/>
+              </w:rPr>
+            </w:pPr>
+            <w:r>
+              <w:rPr>
+                <w:rFonts w:ascii="Times New Roman" w:hAnsi="Times New Roman" w:cs="Times New Roman"/>
+              </w:rPr>
+              <w:t>Dominio .com / .org</w:t>
+            </w:r>
+          </w:p>
+        </w:tc>
+        <w:tc>
+          <w:tcPr>
+            <w:tcW w:w="2962" w:type="dxa"/>
             <w:tcBorders>
               <w:top w:val="single" w:sz="4" w:space="0" w:color="auto"/>
             </w:tcBorders>
@@ -3947,6 +4243,32 @@
           <w:p>
             <w:pPr>
               <w:spacing w:line="240" w:lineRule="auto"/>
+              <w:jc w:val="center"/>
+              <w:rPr>
+                <w:rFonts w:ascii="Times New Roman" w:hAnsi="Times New Roman" w:cs="Times New Roman"/>
+              </w:rPr>
+            </w:pPr>
+            <w:r>
+              <w:rPr>
+                <w:rFonts w:ascii="Times New Roman" w:hAnsi="Times New Roman" w:cs="Times New Roman"/>
+              </w:rPr>
+              <w:t>$60.000 – $80.000</w:t>
+            </w:r>
+          </w:p>
+        </w:tc>
+        <w:tc>
+          <w:tcPr>
+            <w:tcW w:w="3359" w:type="dxa"/>
+            <w:tcBorders>
+              <w:top w:val="single" w:sz="4" w:space="0" w:color="auto"/>
+            </w:tcBorders>
+            <w:vAlign w:val="center"/>
+            <w:hideMark/>
+          </w:tcPr>
+          <w:p>
+            <w:pPr>
+              <w:spacing w:line="240" w:lineRule="auto"/>
+              <w:ind w:left="113"/>
               <w:rPr>
                 <w:rFonts w:ascii="Times New Roman" w:hAnsi="Times New Roman" w:cs="Times New Roman"/>
               </w:rPr>
@@ -3962,38 +4284,38 @@
       </w:tr>
       <w:tr>
         <w:trPr>
-          <w:trHeight w:val="476"/>
+          <w:trHeight w:val="239"/>
           <w:tblCellSpacing w:w="15" w:type="dxa"/>
           <w:jc w:val="center"/>
         </w:trPr>
         <w:tc>
           <w:tcPr>
-            <w:tcW w:w="3783" w:type="dxa"/>
+            <w:tcW w:w="471" w:type="dxa"/>
             <w:tcBorders>
               <w:top w:val="single" w:sz="4" w:space="0" w:color="auto"/>
               <w:bottom w:val="single" w:sz="4" w:space="0" w:color="auto"/>
             </w:tcBorders>
             <w:vAlign w:val="center"/>
-            <w:hideMark/>
           </w:tcPr>
           <w:p>
             <w:pPr>
               <w:spacing w:line="240" w:lineRule="auto"/>
-              <w:rPr>
-                <w:rFonts w:ascii="Times New Roman" w:hAnsi="Times New Roman" w:cs="Times New Roman"/>
-              </w:rPr>
-            </w:pPr>
-            <w:r>
-              <w:rPr>
-                <w:rFonts w:ascii="Times New Roman" w:hAnsi="Times New Roman" w:cs="Times New Roman"/>
-              </w:rPr>
-              <w:t>Mantenimiento mensual (opcional)</w:t>
-            </w:r>
-          </w:p>
-        </w:tc>
-        <w:tc>
-          <w:tcPr>
-            <w:tcW w:w="3230" w:type="dxa"/>
+              <w:jc w:val="center"/>
+              <w:rPr>
+                <w:rFonts w:ascii="Times New Roman" w:hAnsi="Times New Roman" w:cs="Times New Roman"/>
+              </w:rPr>
+            </w:pPr>
+            <w:r>
+              <w:rPr>
+                <w:rFonts w:ascii="Times New Roman" w:hAnsi="Times New Roman" w:cs="Times New Roman"/>
+              </w:rPr>
+              <w:t>4</w:t>
+            </w:r>
+          </w:p>
+        </w:tc>
+        <w:tc>
+          <w:tcPr>
+            <w:tcW w:w="2558" w:type="dxa"/>
             <w:tcBorders>
               <w:top w:val="single" w:sz="4" w:space="0" w:color="auto"/>
               <w:bottom w:val="single" w:sz="4" w:space="0" w:color="auto"/>
@@ -4004,22 +4326,22 @@
           <w:p>
             <w:pPr>
               <w:spacing w:line="240" w:lineRule="auto"/>
-              <w:jc w:val="center"/>
-              <w:rPr>
-                <w:rFonts w:ascii="Times New Roman" w:hAnsi="Times New Roman" w:cs="Times New Roman"/>
-              </w:rPr>
-            </w:pPr>
-            <w:r>
-              <w:rPr>
-                <w:rFonts w:ascii="Times New Roman" w:hAnsi="Times New Roman" w:cs="Times New Roman"/>
-              </w:rPr>
-              <w:t>$150.000 – $300.000</w:t>
-            </w:r>
-          </w:p>
-        </w:tc>
-        <w:tc>
-          <w:tcPr>
-            <w:tcW w:w="5834" w:type="dxa"/>
+              <w:ind w:left="113"/>
+              <w:rPr>
+                <w:rFonts w:ascii="Times New Roman" w:hAnsi="Times New Roman" w:cs="Times New Roman"/>
+              </w:rPr>
+            </w:pPr>
+            <w:r>
+              <w:rPr>
+                <w:rFonts w:ascii="Times New Roman" w:hAnsi="Times New Roman" w:cs="Times New Roman"/>
+              </w:rPr>
+              <w:t>Mantenimiento mensual (opcional)</w:t>
+            </w:r>
+          </w:p>
+        </w:tc>
+        <w:tc>
+          <w:tcPr>
+            <w:tcW w:w="2962" w:type="dxa"/>
             <w:tcBorders>
               <w:top w:val="single" w:sz="4" w:space="0" w:color="auto"/>
               <w:bottom w:val="single" w:sz="4" w:space="0" w:color="auto"/>
@@ -4030,6 +4352,33 @@
           <w:p>
             <w:pPr>
               <w:spacing w:line="240" w:lineRule="auto"/>
+              <w:jc w:val="center"/>
+              <w:rPr>
+                <w:rFonts w:ascii="Times New Roman" w:hAnsi="Times New Roman" w:cs="Times New Roman"/>
+              </w:rPr>
+            </w:pPr>
+            <w:r>
+              <w:rPr>
+                <w:rFonts w:ascii="Times New Roman" w:hAnsi="Times New Roman" w:cs="Times New Roman"/>
+              </w:rPr>
+              <w:t>$150.000 – $300.000</w:t>
+            </w:r>
+          </w:p>
+        </w:tc>
+        <w:tc>
+          <w:tcPr>
+            <w:tcW w:w="3359" w:type="dxa"/>
+            <w:tcBorders>
+              <w:top w:val="single" w:sz="4" w:space="0" w:color="auto"/>
+              <w:bottom w:val="single" w:sz="4" w:space="0" w:color="auto"/>
+            </w:tcBorders>
+            <w:vAlign w:val="center"/>
+            <w:hideMark/>
+          </w:tcPr>
+          <w:p>
+            <w:pPr>
+              <w:spacing w:line="240" w:lineRule="auto"/>
+              <w:ind w:left="113"/>
               <w:rPr>
                 <w:rFonts w:ascii="Times New Roman" w:hAnsi="Times New Roman" w:cs="Times New Roman"/>
               </w:rPr>
@@ -4040,19 +4389,17 @@
               </w:rPr>
               <w:t xml:space="preserve">Incluye actualizaciones, soporte y </w:t>
             </w:r>
-            <w:proofErr w:type="spellStart"/>
-            <w:r>
-              <w:rPr>
-                <w:rFonts w:ascii="Times New Roman" w:hAnsi="Times New Roman" w:cs="Times New Roman"/>
-              </w:rPr>
-              <w:t>backups</w:t>
-            </w:r>
-            <w:proofErr w:type="spellEnd"/>
-            <w:r>
-              <w:rPr>
-                <w:rFonts w:ascii="Times New Roman" w:hAnsi="Times New Roman" w:cs="Times New Roman"/>
-              </w:rPr>
-              <w:t>.</w:t>
+            <w:r>
+              <w:rPr>
+                <w:rFonts w:ascii="Times New Roman" w:hAnsi="Times New Roman" w:cs="Times New Roman"/>
+              </w:rPr>
+              <w:t>B</w:t>
+            </w:r>
+            <w:r>
+              <w:rPr>
+                <w:rFonts w:ascii="Times New Roman" w:hAnsi="Times New Roman" w:cs="Times New Roman"/>
+              </w:rPr>
+              <w:t>ackups.</w:t>
             </w:r>
           </w:p>
         </w:tc>
@@ -4066,9 +4413,101 @@
         </w:rPr>
       </w:pPr>
     </w:p>
+    <w:p>
+      <w:pPr>
+        <w:pStyle w:val="Descripcin"/>
+        <w:keepNext/>
+        <w:rPr>
+          <w:rFonts w:ascii="Times New Roman" w:hAnsi="Times New Roman" w:cs="Times New Roman"/>
+          <w:b/>
+          <w:bCs/>
+          <w:color w:val="000000" w:themeColor="text1"/>
+          <w:sz w:val="24"/>
+          <w:szCs w:val="24"/>
+        </w:rPr>
+      </w:pPr>
+      <w:r>
+        <w:rPr>
+          <w:rFonts w:ascii="Times New Roman" w:hAnsi="Times New Roman" w:cs="Times New Roman"/>
+          <w:b/>
+          <w:bCs/>
+          <w:color w:val="000000" w:themeColor="text1"/>
+          <w:sz w:val="24"/>
+          <w:szCs w:val="24"/>
+        </w:rPr>
+        <w:t xml:space="preserve">Tabla </w:t>
+      </w:r>
+      <w:r>
+        <w:rPr>
+          <w:rFonts w:ascii="Times New Roman" w:hAnsi="Times New Roman" w:cs="Times New Roman"/>
+          <w:b/>
+          <w:bCs/>
+          <w:color w:val="000000" w:themeColor="text1"/>
+          <w:sz w:val="24"/>
+          <w:szCs w:val="24"/>
+        </w:rPr>
+        <w:fldChar w:fldCharType="begin"/>
+      </w:r>
+      <w:r>
+        <w:rPr>
+          <w:rFonts w:ascii="Times New Roman" w:hAnsi="Times New Roman" w:cs="Times New Roman"/>
+          <w:b/>
+          <w:bCs/>
+          <w:color w:val="000000" w:themeColor="text1"/>
+          <w:sz w:val="24"/>
+          <w:szCs w:val="24"/>
+        </w:rPr>
+        <w:instrText xml:space="preserve"> SEQ Tabla \* ARABIC </w:instrText>
+      </w:r>
+      <w:r>
+        <w:rPr>
+          <w:rFonts w:ascii="Times New Roman" w:hAnsi="Times New Roman" w:cs="Times New Roman"/>
+          <w:b/>
+          <w:bCs/>
+          <w:color w:val="000000" w:themeColor="text1"/>
+          <w:sz w:val="24"/>
+          <w:szCs w:val="24"/>
+        </w:rPr>
+        <w:fldChar w:fldCharType="separate"/>
+      </w:r>
+      <w:r>
+        <w:rPr>
+          <w:rFonts w:ascii="Times New Roman" w:hAnsi="Times New Roman" w:cs="Times New Roman"/>
+          <w:b/>
+          <w:bCs/>
+          <w:noProof/>
+          <w:color w:val="000000" w:themeColor="text1"/>
+          <w:sz w:val="24"/>
+          <w:szCs w:val="24"/>
+        </w:rPr>
+        <w:t>3</w:t>
+      </w:r>
+      <w:r>
+        <w:rPr>
+          <w:rFonts w:ascii="Times New Roman" w:hAnsi="Times New Roman" w:cs="Times New Roman"/>
+          <w:b/>
+          <w:bCs/>
+          <w:color w:val="000000" w:themeColor="text1"/>
+          <w:sz w:val="24"/>
+          <w:szCs w:val="24"/>
+        </w:rPr>
+        <w:fldChar w:fldCharType="end"/>
+      </w:r>
+      <w:r>
+        <w:rPr>
+          <w:rFonts w:ascii="Times New Roman" w:hAnsi="Times New Roman" w:cs="Times New Roman"/>
+          <w:b/>
+          <w:bCs/>
+          <w:color w:val="000000" w:themeColor="text1"/>
+          <w:sz w:val="24"/>
+          <w:szCs w:val="24"/>
+        </w:rPr>
+        <w:t>. Tabla de resumen de presupuesto.</w:t>
+      </w:r>
+    </w:p>
     <w:tbl>
       <w:tblPr>
-        <w:tblW w:w="12971" w:type="dxa"/>
+        <w:tblW w:w="9483" w:type="dxa"/>
         <w:jc w:val="center"/>
         <w:tblCellSpacing w:w="15" w:type="dxa"/>
         <w:tblCellMar>
@@ -4080,22 +4519,22 @@
         <w:tblLook w:val="04A0" w:firstRow="1" w:lastRow="0" w:firstColumn="1" w:lastColumn="0" w:noHBand="0" w:noVBand="1"/>
       </w:tblPr>
       <w:tblGrid>
-        <w:gridCol w:w="7783"/>
-        <w:gridCol w:w="5188"/>
+        <w:gridCol w:w="1418"/>
+        <w:gridCol w:w="4819"/>
+        <w:gridCol w:w="3246"/>
       </w:tblGrid>
       <w:tr>
         <w:trPr>
-          <w:trHeight w:val="615"/>
+          <w:trHeight w:val="228"/>
           <w:tblHeader/>
           <w:tblCellSpacing w:w="15" w:type="dxa"/>
           <w:jc w:val="center"/>
         </w:trPr>
         <w:tc>
           <w:tcPr>
-            <w:tcW w:w="7738" w:type="dxa"/>
+            <w:tcW w:w="1373" w:type="dxa"/>
             <w:shd w:val="clear" w:color="auto" w:fill="A5C9EB" w:themeFill="text2" w:themeFillTint="40"/>
             <w:vAlign w:val="center"/>
-            <w:hideMark/>
           </w:tcPr>
           <w:p>
             <w:pPr>
@@ -4113,13 +4552,40 @@
                 <w:b/>
                 <w:bCs/>
               </w:rPr>
+              <w:t>#</w:t>
+            </w:r>
+          </w:p>
+        </w:tc>
+        <w:tc>
+          <w:tcPr>
+            <w:tcW w:w="4789" w:type="dxa"/>
+            <w:shd w:val="clear" w:color="auto" w:fill="A5C9EB" w:themeFill="text2" w:themeFillTint="40"/>
+            <w:vAlign w:val="center"/>
+            <w:hideMark/>
+          </w:tcPr>
+          <w:p>
+            <w:pPr>
+              <w:spacing w:line="276" w:lineRule="auto"/>
+              <w:ind w:left="113"/>
+              <w:rPr>
+                <w:rFonts w:ascii="Times New Roman" w:hAnsi="Times New Roman" w:cs="Times New Roman"/>
+                <w:b/>
+                <w:bCs/>
+              </w:rPr>
+            </w:pPr>
+            <w:r>
+              <w:rPr>
+                <w:rFonts w:ascii="Times New Roman" w:hAnsi="Times New Roman" w:cs="Times New Roman"/>
+                <w:b/>
+                <w:bCs/>
+              </w:rPr>
               <w:t>Categoría</w:t>
             </w:r>
           </w:p>
         </w:tc>
         <w:tc>
           <w:tcPr>
-            <w:tcW w:w="5143" w:type="dxa"/>
+            <w:tcW w:w="3201" w:type="dxa"/>
             <w:shd w:val="clear" w:color="auto" w:fill="A5C9EB" w:themeFill="text2" w:themeFillTint="40"/>
             <w:vAlign w:val="center"/>
             <w:hideMark/>
@@ -4127,7 +4593,7 @@
           <w:p>
             <w:pPr>
               <w:spacing w:line="276" w:lineRule="auto"/>
-              <w:jc w:val="center"/>
+              <w:ind w:left="113"/>
               <w:rPr>
                 <w:rFonts w:ascii="Times New Roman" w:hAnsi="Times New Roman" w:cs="Times New Roman"/>
                 <w:b/>
@@ -4147,37 +4613,37 @@
       </w:tr>
       <w:tr>
         <w:trPr>
-          <w:trHeight w:val="331"/>
+          <w:trHeight w:val="249"/>
           <w:tblCellSpacing w:w="15" w:type="dxa"/>
           <w:jc w:val="center"/>
         </w:trPr>
         <w:tc>
           <w:tcPr>
-            <w:tcW w:w="7738" w:type="dxa"/>
+            <w:tcW w:w="1373" w:type="dxa"/>
             <w:tcBorders>
               <w:bottom w:val="single" w:sz="4" w:space="0" w:color="auto"/>
             </w:tcBorders>
             <w:vAlign w:val="center"/>
-            <w:hideMark/>
           </w:tcPr>
           <w:p>
             <w:pPr>
               <w:spacing w:line="276" w:lineRule="auto"/>
-              <w:rPr>
-                <w:rFonts w:ascii="Times New Roman" w:hAnsi="Times New Roman" w:cs="Times New Roman"/>
-              </w:rPr>
-            </w:pPr>
-            <w:r>
-              <w:rPr>
-                <w:rFonts w:ascii="Times New Roman" w:hAnsi="Times New Roman" w:cs="Times New Roman"/>
-              </w:rPr>
-              <w:t>Desarrollo único (una sola vez)</w:t>
-            </w:r>
-          </w:p>
-        </w:tc>
-        <w:tc>
-          <w:tcPr>
-            <w:tcW w:w="5143" w:type="dxa"/>
+              <w:jc w:val="center"/>
+              <w:rPr>
+                <w:rFonts w:ascii="Times New Roman" w:hAnsi="Times New Roman" w:cs="Times New Roman"/>
+              </w:rPr>
+            </w:pPr>
+            <w:r>
+              <w:rPr>
+                <w:rFonts w:ascii="Times New Roman" w:hAnsi="Times New Roman" w:cs="Times New Roman"/>
+              </w:rPr>
+              <w:t>1</w:t>
+            </w:r>
+          </w:p>
+        </w:tc>
+        <w:tc>
+          <w:tcPr>
+            <w:tcW w:w="4789" w:type="dxa"/>
             <w:tcBorders>
               <w:bottom w:val="single" w:sz="4" w:space="0" w:color="auto"/>
             </w:tcBorders>
@@ -4187,15 +4653,39 @@
           <w:p>
             <w:pPr>
               <w:spacing w:line="276" w:lineRule="auto"/>
-              <w:rPr>
-                <w:rFonts w:ascii="Times New Roman" w:hAnsi="Times New Roman" w:cs="Times New Roman"/>
-              </w:rPr>
-            </w:pPr>
-            <w:r>
-              <w:rPr>
-                <w:rFonts w:ascii="Times New Roman" w:hAnsi="Times New Roman" w:cs="Times New Roman"/>
-                <w:b/>
-                <w:bCs/>
+              <w:ind w:left="113"/>
+              <w:rPr>
+                <w:rFonts w:ascii="Times New Roman" w:hAnsi="Times New Roman" w:cs="Times New Roman"/>
+              </w:rPr>
+            </w:pPr>
+            <w:r>
+              <w:rPr>
+                <w:rFonts w:ascii="Times New Roman" w:hAnsi="Times New Roman" w:cs="Times New Roman"/>
+              </w:rPr>
+              <w:t>Desarrollo único (una sola vez)</w:t>
+            </w:r>
+          </w:p>
+        </w:tc>
+        <w:tc>
+          <w:tcPr>
+            <w:tcW w:w="3201" w:type="dxa"/>
+            <w:tcBorders>
+              <w:bottom w:val="single" w:sz="4" w:space="0" w:color="auto"/>
+            </w:tcBorders>
+            <w:vAlign w:val="center"/>
+            <w:hideMark/>
+          </w:tcPr>
+          <w:p>
+            <w:pPr>
+              <w:spacing w:line="276" w:lineRule="auto"/>
+              <w:ind w:left="113"/>
+              <w:rPr>
+                <w:rFonts w:ascii="Times New Roman" w:hAnsi="Times New Roman" w:cs="Times New Roman"/>
+              </w:rPr>
+            </w:pPr>
+            <w:r>
+              <w:rPr>
+                <w:rFonts w:ascii="Times New Roman" w:hAnsi="Times New Roman" w:cs="Times New Roman"/>
               </w:rPr>
               <w:t>$3.000.000 – $3.500.000</w:t>
             </w:r>
@@ -4204,37 +4694,37 @@
       </w:tr>
       <w:tr>
         <w:trPr>
-          <w:trHeight w:val="339"/>
+          <w:trHeight w:val="137"/>
           <w:tblCellSpacing w:w="15" w:type="dxa"/>
           <w:jc w:val="center"/>
         </w:trPr>
         <w:tc>
           <w:tcPr>
-            <w:tcW w:w="7738" w:type="dxa"/>
+            <w:tcW w:w="1373" w:type="dxa"/>
             <w:tcBorders>
               <w:bottom w:val="single" w:sz="4" w:space="0" w:color="auto"/>
             </w:tcBorders>
             <w:vAlign w:val="center"/>
-            <w:hideMark/>
           </w:tcPr>
           <w:p>
             <w:pPr>
               <w:spacing w:line="276" w:lineRule="auto"/>
-              <w:rPr>
-                <w:rFonts w:ascii="Times New Roman" w:hAnsi="Times New Roman" w:cs="Times New Roman"/>
-              </w:rPr>
-            </w:pPr>
-            <w:r>
-              <w:rPr>
-                <w:rFonts w:ascii="Times New Roman" w:hAnsi="Times New Roman" w:cs="Times New Roman"/>
-              </w:rPr>
-              <w:t>Costos recurrentes (anuales)</w:t>
-            </w:r>
-          </w:p>
-        </w:tc>
-        <w:tc>
-          <w:tcPr>
-            <w:tcW w:w="5143" w:type="dxa"/>
+              <w:jc w:val="center"/>
+              <w:rPr>
+                <w:rFonts w:ascii="Times New Roman" w:hAnsi="Times New Roman" w:cs="Times New Roman"/>
+              </w:rPr>
+            </w:pPr>
+            <w:r>
+              <w:rPr>
+                <w:rFonts w:ascii="Times New Roman" w:hAnsi="Times New Roman" w:cs="Times New Roman"/>
+              </w:rPr>
+              <w:t>2</w:t>
+            </w:r>
+          </w:p>
+        </w:tc>
+        <w:tc>
+          <w:tcPr>
+            <w:tcW w:w="4789" w:type="dxa"/>
             <w:tcBorders>
               <w:bottom w:val="single" w:sz="4" w:space="0" w:color="auto"/>
             </w:tcBorders>
@@ -4244,15 +4734,39 @@
           <w:p>
             <w:pPr>
               <w:spacing w:line="276" w:lineRule="auto"/>
-              <w:rPr>
-                <w:rFonts w:ascii="Times New Roman" w:hAnsi="Times New Roman" w:cs="Times New Roman"/>
-              </w:rPr>
-            </w:pPr>
-            <w:r>
-              <w:rPr>
-                <w:rFonts w:ascii="Times New Roman" w:hAnsi="Times New Roman" w:cs="Times New Roman"/>
-                <w:b/>
-                <w:bCs/>
+              <w:ind w:left="113"/>
+              <w:rPr>
+                <w:rFonts w:ascii="Times New Roman" w:hAnsi="Times New Roman" w:cs="Times New Roman"/>
+              </w:rPr>
+            </w:pPr>
+            <w:r>
+              <w:rPr>
+                <w:rFonts w:ascii="Times New Roman" w:hAnsi="Times New Roman" w:cs="Times New Roman"/>
+              </w:rPr>
+              <w:t>Costos recurrentes (anuales)</w:t>
+            </w:r>
+          </w:p>
+        </w:tc>
+        <w:tc>
+          <w:tcPr>
+            <w:tcW w:w="3201" w:type="dxa"/>
+            <w:tcBorders>
+              <w:bottom w:val="single" w:sz="4" w:space="0" w:color="auto"/>
+            </w:tcBorders>
+            <w:vAlign w:val="center"/>
+            <w:hideMark/>
+          </w:tcPr>
+          <w:p>
+            <w:pPr>
+              <w:spacing w:line="276" w:lineRule="auto"/>
+              <w:ind w:left="113"/>
+              <w:rPr>
+                <w:rFonts w:ascii="Times New Roman" w:hAnsi="Times New Roman" w:cs="Times New Roman"/>
+              </w:rPr>
+            </w:pPr>
+            <w:r>
+              <w:rPr>
+                <w:rFonts w:ascii="Times New Roman" w:hAnsi="Times New Roman" w:cs="Times New Roman"/>
               </w:rPr>
               <w:t>$400.000 – $880.000</w:t>
             </w:r>
@@ -4261,37 +4775,37 @@
       </w:tr>
       <w:tr>
         <w:trPr>
-          <w:trHeight w:val="361"/>
+          <w:trHeight w:val="31"/>
           <w:tblCellSpacing w:w="15" w:type="dxa"/>
           <w:jc w:val="center"/>
         </w:trPr>
         <w:tc>
           <w:tcPr>
-            <w:tcW w:w="7738" w:type="dxa"/>
+            <w:tcW w:w="1373" w:type="dxa"/>
             <w:tcBorders>
               <w:bottom w:val="single" w:sz="4" w:space="0" w:color="auto"/>
             </w:tcBorders>
             <w:vAlign w:val="center"/>
-            <w:hideMark/>
           </w:tcPr>
           <w:p>
             <w:pPr>
               <w:spacing w:line="276" w:lineRule="auto"/>
-              <w:rPr>
-                <w:rFonts w:ascii="Times New Roman" w:hAnsi="Times New Roman" w:cs="Times New Roman"/>
-              </w:rPr>
-            </w:pPr>
-            <w:r>
-              <w:rPr>
-                <w:rFonts w:ascii="Times New Roman" w:hAnsi="Times New Roman" w:cs="Times New Roman"/>
-              </w:rPr>
-              <w:t>Mantenimiento opcional (mensual)</w:t>
-            </w:r>
-          </w:p>
-        </w:tc>
-        <w:tc>
-          <w:tcPr>
-            <w:tcW w:w="5143" w:type="dxa"/>
+              <w:jc w:val="center"/>
+              <w:rPr>
+                <w:rFonts w:ascii="Times New Roman" w:hAnsi="Times New Roman" w:cs="Times New Roman"/>
+              </w:rPr>
+            </w:pPr>
+            <w:r>
+              <w:rPr>
+                <w:rFonts w:ascii="Times New Roman" w:hAnsi="Times New Roman" w:cs="Times New Roman"/>
+              </w:rPr>
+              <w:t>3</w:t>
+            </w:r>
+          </w:p>
+        </w:tc>
+        <w:tc>
+          <w:tcPr>
+            <w:tcW w:w="4789" w:type="dxa"/>
             <w:tcBorders>
               <w:bottom w:val="single" w:sz="4" w:space="0" w:color="auto"/>
             </w:tcBorders>
@@ -4301,15 +4815,39 @@
           <w:p>
             <w:pPr>
               <w:spacing w:line="276" w:lineRule="auto"/>
-              <w:rPr>
-                <w:rFonts w:ascii="Times New Roman" w:hAnsi="Times New Roman" w:cs="Times New Roman"/>
-              </w:rPr>
-            </w:pPr>
-            <w:r>
-              <w:rPr>
-                <w:rFonts w:ascii="Times New Roman" w:hAnsi="Times New Roman" w:cs="Times New Roman"/>
-                <w:b/>
-                <w:bCs/>
+              <w:ind w:left="113"/>
+              <w:rPr>
+                <w:rFonts w:ascii="Times New Roman" w:hAnsi="Times New Roman" w:cs="Times New Roman"/>
+              </w:rPr>
+            </w:pPr>
+            <w:r>
+              <w:rPr>
+                <w:rFonts w:ascii="Times New Roman" w:hAnsi="Times New Roman" w:cs="Times New Roman"/>
+              </w:rPr>
+              <w:t>Mantenimiento opcional (mensual)</w:t>
+            </w:r>
+          </w:p>
+        </w:tc>
+        <w:tc>
+          <w:tcPr>
+            <w:tcW w:w="3201" w:type="dxa"/>
+            <w:tcBorders>
+              <w:bottom w:val="single" w:sz="4" w:space="0" w:color="auto"/>
+            </w:tcBorders>
+            <w:vAlign w:val="center"/>
+            <w:hideMark/>
+          </w:tcPr>
+          <w:p>
+            <w:pPr>
+              <w:spacing w:line="276" w:lineRule="auto"/>
+              <w:ind w:left="113"/>
+              <w:rPr>
+                <w:rFonts w:ascii="Times New Roman" w:hAnsi="Times New Roman" w:cs="Times New Roman"/>
+              </w:rPr>
+            </w:pPr>
+            <w:r>
+              <w:rPr>
+                <w:rFonts w:ascii="Times New Roman" w:hAnsi="Times New Roman" w:cs="Times New Roman"/>
               </w:rPr>
               <w:t>$150.000 – $300.000</w:t>
             </w:r>
@@ -4326,28 +4864,6 @@
           <w:bCs/>
         </w:rPr>
       </w:pPr>
-    </w:p>
-    <w:p>
-      <w:pPr>
-        <w:spacing w:line="480" w:lineRule="auto"/>
-        <w:rPr>
-          <w:rFonts w:ascii="Times New Roman" w:hAnsi="Times New Roman" w:cs="Times New Roman"/>
-        </w:rPr>
-      </w:pPr>
-      <w:r>
-        <w:rPr>
-          <w:rFonts w:ascii="Times New Roman" w:hAnsi="Times New Roman" w:cs="Times New Roman"/>
-          <w:b/>
-          <w:bCs/>
-        </w:rPr>
-        <w:t>Nota:</w:t>
-      </w:r>
-      <w:r>
-        <w:rPr>
-          <w:rFonts w:ascii="Times New Roman" w:hAnsi="Times New Roman" w:cs="Times New Roman"/>
-        </w:rPr>
-        <w:t xml:space="preserve"> Se proporcionará una cotización detallada y personalizada una vez se hayan definido con mayor precisión todos los requerimientos y el alcance del proyecto.</w:t>
-      </w:r>
     </w:p>
     <w:p>
       <w:pPr>
@@ -4455,7 +4971,3569 @@
           <w:bCs/>
         </w:rPr>
         <w:sectPr>
-          <w:pgSz w:w="15840" w:h="12240" w:orient="landscape" w:code="1"/>
+          <w:pgSz w:w="12240" w:h="15840" w:code="1"/>
+          <w:pgMar w:top="1440" w:right="1440" w:bottom="1440" w:left="1440" w:header="709" w:footer="709" w:gutter="0"/>
+          <w:cols w:space="708"/>
+          <w:docGrid w:linePitch="360"/>
+        </w:sectPr>
+      </w:pPr>
+    </w:p>
+    <w:p>
+      <w:pPr>
+        <w:spacing w:line="360" w:lineRule="auto"/>
+        <w:rPr>
+          <w:rFonts w:ascii="Times New Roman" w:hAnsi="Times New Roman" w:cs="Times New Roman"/>
+          <w:b/>
+          <w:bCs/>
+        </w:rPr>
+      </w:pPr>
+      <w:r>
+        <w:rPr>
+          <w:rFonts w:ascii="Times New Roman" w:hAnsi="Times New Roman" w:cs="Times New Roman"/>
+          <w:b/>
+          <w:bCs/>
+        </w:rPr>
+        <w:lastRenderedPageBreak/>
+        <w:t>LISTADO DE ROLES</w:t>
+      </w:r>
+    </w:p>
+    <w:p>
+      <w:pPr>
+        <w:spacing w:line="360" w:lineRule="auto"/>
+        <w:rPr>
+          <w:rFonts w:ascii="Times New Roman" w:hAnsi="Times New Roman" w:cs="Times New Roman"/>
+          <w:b/>
+          <w:bCs/>
+        </w:rPr>
+      </w:pPr>
+    </w:p>
+    <w:p>
+      <w:pPr>
+        <w:pStyle w:val="Descripcin"/>
+        <w:keepNext/>
+        <w:rPr>
+          <w:rFonts w:ascii="Times New Roman" w:hAnsi="Times New Roman" w:cs="Times New Roman"/>
+          <w:b/>
+          <w:bCs/>
+          <w:color w:val="000000" w:themeColor="text1"/>
+          <w:sz w:val="24"/>
+          <w:szCs w:val="24"/>
+        </w:rPr>
+      </w:pPr>
+      <w:r>
+        <w:rPr>
+          <w:rFonts w:ascii="Times New Roman" w:hAnsi="Times New Roman" w:cs="Times New Roman"/>
+          <w:b/>
+          <w:bCs/>
+          <w:color w:val="000000" w:themeColor="text1"/>
+          <w:sz w:val="24"/>
+          <w:szCs w:val="24"/>
+        </w:rPr>
+        <w:t xml:space="preserve">Tabla </w:t>
+      </w:r>
+      <w:r>
+        <w:rPr>
+          <w:rFonts w:ascii="Times New Roman" w:hAnsi="Times New Roman" w:cs="Times New Roman"/>
+          <w:b/>
+          <w:bCs/>
+          <w:color w:val="000000" w:themeColor="text1"/>
+          <w:sz w:val="24"/>
+          <w:szCs w:val="24"/>
+        </w:rPr>
+        <w:fldChar w:fldCharType="begin"/>
+      </w:r>
+      <w:r>
+        <w:rPr>
+          <w:rFonts w:ascii="Times New Roman" w:hAnsi="Times New Roman" w:cs="Times New Roman"/>
+          <w:b/>
+          <w:bCs/>
+          <w:color w:val="000000" w:themeColor="text1"/>
+          <w:sz w:val="24"/>
+          <w:szCs w:val="24"/>
+        </w:rPr>
+        <w:instrText xml:space="preserve"> SEQ Tabla \* ARABIC </w:instrText>
+      </w:r>
+      <w:r>
+        <w:rPr>
+          <w:rFonts w:ascii="Times New Roman" w:hAnsi="Times New Roman" w:cs="Times New Roman"/>
+          <w:b/>
+          <w:bCs/>
+          <w:color w:val="000000" w:themeColor="text1"/>
+          <w:sz w:val="24"/>
+          <w:szCs w:val="24"/>
+        </w:rPr>
+        <w:fldChar w:fldCharType="separate"/>
+      </w:r>
+      <w:r>
+        <w:rPr>
+          <w:rFonts w:ascii="Times New Roman" w:hAnsi="Times New Roman" w:cs="Times New Roman"/>
+          <w:b/>
+          <w:bCs/>
+          <w:noProof/>
+          <w:color w:val="000000" w:themeColor="text1"/>
+          <w:sz w:val="24"/>
+          <w:szCs w:val="24"/>
+        </w:rPr>
+        <w:t>4</w:t>
+      </w:r>
+      <w:r>
+        <w:rPr>
+          <w:rFonts w:ascii="Times New Roman" w:hAnsi="Times New Roman" w:cs="Times New Roman"/>
+          <w:b/>
+          <w:bCs/>
+          <w:color w:val="000000" w:themeColor="text1"/>
+          <w:sz w:val="24"/>
+          <w:szCs w:val="24"/>
+        </w:rPr>
+        <w:fldChar w:fldCharType="end"/>
+      </w:r>
+      <w:r>
+        <w:rPr>
+          <w:rFonts w:ascii="Times New Roman" w:hAnsi="Times New Roman" w:cs="Times New Roman"/>
+          <w:b/>
+          <w:bCs/>
+          <w:color w:val="000000" w:themeColor="text1"/>
+          <w:sz w:val="24"/>
+          <w:szCs w:val="24"/>
+        </w:rPr>
+        <w:t>. Tabla de roles presentes en la aplicación web.</w:t>
+      </w:r>
+    </w:p>
+    <w:tbl>
+      <w:tblPr>
+        <w:tblStyle w:val="Tablaconcuadrcula"/>
+        <w:tblW w:w="0" w:type="auto"/>
+        <w:tblBorders>
+          <w:top w:val="none" w:sz="0" w:space="0" w:color="auto"/>
+          <w:left w:val="none" w:sz="0" w:space="0" w:color="auto"/>
+          <w:bottom w:val="none" w:sz="0" w:space="0" w:color="auto"/>
+          <w:right w:val="none" w:sz="0" w:space="0" w:color="auto"/>
+          <w:insideH w:val="none" w:sz="0" w:space="0" w:color="auto"/>
+          <w:insideV w:val="none" w:sz="0" w:space="0" w:color="auto"/>
+        </w:tblBorders>
+        <w:tblLook w:val="04A0" w:firstRow="1" w:lastRow="0" w:firstColumn="1" w:lastColumn="0" w:noHBand="0" w:noVBand="1"/>
+      </w:tblPr>
+      <w:tblGrid>
+        <w:gridCol w:w="472"/>
+        <w:gridCol w:w="2651"/>
+        <w:gridCol w:w="6237"/>
+      </w:tblGrid>
+      <w:tr>
+        <w:trPr>
+          <w:trHeight w:val="505"/>
+        </w:trPr>
+        <w:tc>
+          <w:tcPr>
+            <w:tcW w:w="562" w:type="dxa"/>
+            <w:shd w:val="clear" w:color="auto" w:fill="A5C9EB" w:themeFill="text2" w:themeFillTint="40"/>
+            <w:vAlign w:val="center"/>
+          </w:tcPr>
+          <w:p>
+            <w:pPr>
+              <w:spacing w:line="276" w:lineRule="auto"/>
+              <w:jc w:val="center"/>
+              <w:rPr>
+                <w:rFonts w:ascii="Times New Roman" w:hAnsi="Times New Roman" w:cs="Times New Roman"/>
+                <w:b/>
+                <w:bCs/>
+              </w:rPr>
+            </w:pPr>
+            <w:r>
+              <w:rPr>
+                <w:rFonts w:ascii="Times New Roman" w:hAnsi="Times New Roman" w:cs="Times New Roman"/>
+                <w:b/>
+                <w:bCs/>
+              </w:rPr>
+              <w:t>#</w:t>
+            </w:r>
+          </w:p>
+        </w:tc>
+        <w:tc>
+          <w:tcPr>
+            <w:tcW w:w="3261" w:type="dxa"/>
+            <w:shd w:val="clear" w:color="auto" w:fill="A5C9EB" w:themeFill="text2" w:themeFillTint="40"/>
+            <w:vAlign w:val="center"/>
+          </w:tcPr>
+          <w:p>
+            <w:pPr>
+              <w:spacing w:line="276" w:lineRule="auto"/>
+              <w:rPr>
+                <w:rFonts w:ascii="Times New Roman" w:hAnsi="Times New Roman" w:cs="Times New Roman"/>
+                <w:b/>
+                <w:bCs/>
+              </w:rPr>
+            </w:pPr>
+            <w:r>
+              <w:rPr>
+                <w:rFonts w:ascii="Times New Roman" w:hAnsi="Times New Roman" w:cs="Times New Roman"/>
+                <w:b/>
+                <w:bCs/>
+              </w:rPr>
+              <w:t>NOMBRE</w:t>
+            </w:r>
+          </w:p>
+        </w:tc>
+        <w:tc>
+          <w:tcPr>
+            <w:tcW w:w="9127" w:type="dxa"/>
+            <w:shd w:val="clear" w:color="auto" w:fill="A5C9EB" w:themeFill="text2" w:themeFillTint="40"/>
+            <w:vAlign w:val="center"/>
+          </w:tcPr>
+          <w:p>
+            <w:pPr>
+              <w:spacing w:line="276" w:lineRule="auto"/>
+              <w:rPr>
+                <w:rFonts w:ascii="Times New Roman" w:hAnsi="Times New Roman" w:cs="Times New Roman"/>
+                <w:b/>
+                <w:bCs/>
+              </w:rPr>
+            </w:pPr>
+            <w:r>
+              <w:rPr>
+                <w:rFonts w:ascii="Times New Roman" w:hAnsi="Times New Roman" w:cs="Times New Roman"/>
+                <w:b/>
+                <w:bCs/>
+              </w:rPr>
+              <w:t>DESCRIPCIÓN</w:t>
+            </w:r>
+          </w:p>
+        </w:tc>
+      </w:tr>
+      <w:tr>
+        <w:trPr>
+          <w:trHeight w:val="1703"/>
+        </w:trPr>
+        <w:tc>
+          <w:tcPr>
+            <w:tcW w:w="562" w:type="dxa"/>
+            <w:tcBorders>
+              <w:bottom w:val="single" w:sz="4" w:space="0" w:color="auto"/>
+            </w:tcBorders>
+            <w:vAlign w:val="center"/>
+          </w:tcPr>
+          <w:p>
+            <w:pPr>
+              <w:spacing w:line="276" w:lineRule="auto"/>
+              <w:jc w:val="center"/>
+              <w:rPr>
+                <w:rFonts w:ascii="Times New Roman" w:hAnsi="Times New Roman" w:cs="Times New Roman"/>
+              </w:rPr>
+            </w:pPr>
+            <w:r>
+              <w:rPr>
+                <w:rFonts w:ascii="Times New Roman" w:hAnsi="Times New Roman" w:cs="Times New Roman"/>
+              </w:rPr>
+              <w:t>1</w:t>
+            </w:r>
+          </w:p>
+        </w:tc>
+        <w:tc>
+          <w:tcPr>
+            <w:tcW w:w="3261" w:type="dxa"/>
+            <w:tcBorders>
+              <w:bottom w:val="single" w:sz="4" w:space="0" w:color="auto"/>
+            </w:tcBorders>
+            <w:vAlign w:val="center"/>
+          </w:tcPr>
+          <w:p>
+            <w:pPr>
+              <w:spacing w:line="276" w:lineRule="auto"/>
+              <w:rPr>
+                <w:rFonts w:ascii="Times New Roman" w:hAnsi="Times New Roman" w:cs="Times New Roman"/>
+              </w:rPr>
+            </w:pPr>
+            <w:r>
+              <w:rPr>
+                <w:rFonts w:ascii="Times New Roman" w:hAnsi="Times New Roman" w:cs="Times New Roman"/>
+              </w:rPr>
+              <w:t>Visitante</w:t>
+            </w:r>
+          </w:p>
+        </w:tc>
+        <w:tc>
+          <w:tcPr>
+            <w:tcW w:w="9127" w:type="dxa"/>
+            <w:tcBorders>
+              <w:bottom w:val="single" w:sz="4" w:space="0" w:color="auto"/>
+            </w:tcBorders>
+            <w:vAlign w:val="center"/>
+          </w:tcPr>
+          <w:p>
+            <w:pPr>
+              <w:spacing w:line="276" w:lineRule="auto"/>
+              <w:rPr>
+                <w:rFonts w:ascii="Times New Roman" w:hAnsi="Times New Roman" w:cs="Times New Roman"/>
+              </w:rPr>
+            </w:pPr>
+            <w:r>
+              <w:rPr>
+                <w:rFonts w:ascii="Times New Roman" w:hAnsi="Times New Roman" w:cs="Times New Roman"/>
+              </w:rPr>
+              <w:t>Usuario externo que navega por la página web para consultar información pública disponible sobre la Arquidiócesis</w:t>
+            </w:r>
+            <w:r>
+              <w:rPr>
+                <w:rFonts w:ascii="Times New Roman" w:hAnsi="Times New Roman" w:cs="Times New Roman"/>
+              </w:rPr>
+              <w:t>,</w:t>
+            </w:r>
+            <w:r>
+              <w:rPr>
+                <w:rFonts w:ascii="Times New Roman" w:hAnsi="Times New Roman" w:cs="Times New Roman"/>
+              </w:rPr>
+              <w:t xml:space="preserve"> sus parroquia</w:t>
+            </w:r>
+            <w:r>
+              <w:rPr>
+                <w:rFonts w:ascii="Times New Roman" w:hAnsi="Times New Roman" w:cs="Times New Roman"/>
+              </w:rPr>
+              <w:t>s, centros de culto y comunidades religiosas</w:t>
+            </w:r>
+            <w:r>
+              <w:rPr>
+                <w:rFonts w:ascii="Times New Roman" w:hAnsi="Times New Roman" w:cs="Times New Roman"/>
+              </w:rPr>
+              <w:t>. No tiene permisos para modificar contenido ni acceder a áreas restringidas del sistema.</w:t>
+            </w:r>
+          </w:p>
+        </w:tc>
+      </w:tr>
+      <w:tr>
+        <w:trPr>
+          <w:trHeight w:val="1972"/>
+        </w:trPr>
+        <w:tc>
+          <w:tcPr>
+            <w:tcW w:w="562" w:type="dxa"/>
+            <w:tcBorders>
+              <w:top w:val="single" w:sz="4" w:space="0" w:color="auto"/>
+              <w:bottom w:val="single" w:sz="4" w:space="0" w:color="auto"/>
+            </w:tcBorders>
+            <w:vAlign w:val="center"/>
+          </w:tcPr>
+          <w:p>
+            <w:pPr>
+              <w:spacing w:line="276" w:lineRule="auto"/>
+              <w:jc w:val="center"/>
+              <w:rPr>
+                <w:rFonts w:ascii="Times New Roman" w:hAnsi="Times New Roman" w:cs="Times New Roman"/>
+              </w:rPr>
+            </w:pPr>
+            <w:r>
+              <w:rPr>
+                <w:rFonts w:ascii="Times New Roman" w:hAnsi="Times New Roman" w:cs="Times New Roman"/>
+              </w:rPr>
+              <w:t>2</w:t>
+            </w:r>
+          </w:p>
+        </w:tc>
+        <w:tc>
+          <w:tcPr>
+            <w:tcW w:w="3261" w:type="dxa"/>
+            <w:tcBorders>
+              <w:top w:val="single" w:sz="4" w:space="0" w:color="auto"/>
+              <w:bottom w:val="single" w:sz="4" w:space="0" w:color="auto"/>
+            </w:tcBorders>
+            <w:vAlign w:val="center"/>
+          </w:tcPr>
+          <w:p>
+            <w:pPr>
+              <w:spacing w:line="276" w:lineRule="auto"/>
+              <w:rPr>
+                <w:rFonts w:ascii="Times New Roman" w:hAnsi="Times New Roman" w:cs="Times New Roman"/>
+              </w:rPr>
+            </w:pPr>
+            <w:r>
+              <w:rPr>
+                <w:rFonts w:ascii="Times New Roman" w:hAnsi="Times New Roman" w:cs="Times New Roman"/>
+              </w:rPr>
+              <w:t>Administrador</w:t>
+            </w:r>
+            <w:r>
+              <w:rPr>
+                <w:rFonts w:ascii="Times New Roman" w:hAnsi="Times New Roman" w:cs="Times New Roman"/>
+              </w:rPr>
+              <w:t xml:space="preserve"> </w:t>
+            </w:r>
+            <w:r>
+              <w:rPr>
+                <w:rFonts w:ascii="Times New Roman" w:hAnsi="Times New Roman" w:cs="Times New Roman"/>
+              </w:rPr>
+              <w:t>Parroquial</w:t>
+            </w:r>
+          </w:p>
+        </w:tc>
+        <w:tc>
+          <w:tcPr>
+            <w:tcW w:w="9127" w:type="dxa"/>
+            <w:tcBorders>
+              <w:top w:val="single" w:sz="4" w:space="0" w:color="auto"/>
+              <w:bottom w:val="single" w:sz="4" w:space="0" w:color="auto"/>
+            </w:tcBorders>
+            <w:vAlign w:val="center"/>
+          </w:tcPr>
+          <w:p>
+            <w:pPr>
+              <w:spacing w:line="276" w:lineRule="auto"/>
+              <w:rPr>
+                <w:rFonts w:ascii="Times New Roman" w:hAnsi="Times New Roman" w:cs="Times New Roman"/>
+              </w:rPr>
+            </w:pPr>
+            <w:r>
+              <w:rPr>
+                <w:rFonts w:ascii="Times New Roman" w:hAnsi="Times New Roman" w:cs="Times New Roman"/>
+              </w:rPr>
+              <w:t>Usuario responsable de gestionar y actualizar el contenido específico de una parroquia</w:t>
+            </w:r>
+            <w:r>
+              <w:rPr>
+                <w:rFonts w:ascii="Times New Roman" w:hAnsi="Times New Roman" w:cs="Times New Roman"/>
+              </w:rPr>
+              <w:t>, centro de culto o comunidad religiosa</w:t>
+            </w:r>
+            <w:r>
+              <w:rPr>
+                <w:rFonts w:ascii="Times New Roman" w:hAnsi="Times New Roman" w:cs="Times New Roman"/>
+              </w:rPr>
+              <w:t>. Puede publicar y editar noticias, eventos, documentos y otra información relevante dentro del ámbito de su parroquia, asegurando que la información esté siempre actualizada y correcta.</w:t>
+            </w:r>
+          </w:p>
+        </w:tc>
+      </w:tr>
+      <w:tr>
+        <w:trPr>
+          <w:trHeight w:val="2539"/>
+        </w:trPr>
+        <w:tc>
+          <w:tcPr>
+            <w:tcW w:w="562" w:type="dxa"/>
+            <w:tcBorders>
+              <w:top w:val="single" w:sz="4" w:space="0" w:color="auto"/>
+              <w:bottom w:val="single" w:sz="4" w:space="0" w:color="auto"/>
+            </w:tcBorders>
+            <w:vAlign w:val="center"/>
+          </w:tcPr>
+          <w:p>
+            <w:pPr>
+              <w:spacing w:line="276" w:lineRule="auto"/>
+              <w:jc w:val="center"/>
+              <w:rPr>
+                <w:rFonts w:ascii="Times New Roman" w:hAnsi="Times New Roman" w:cs="Times New Roman"/>
+              </w:rPr>
+            </w:pPr>
+            <w:r>
+              <w:rPr>
+                <w:rFonts w:ascii="Times New Roman" w:hAnsi="Times New Roman" w:cs="Times New Roman"/>
+              </w:rPr>
+              <w:t>3</w:t>
+            </w:r>
+          </w:p>
+        </w:tc>
+        <w:tc>
+          <w:tcPr>
+            <w:tcW w:w="3261" w:type="dxa"/>
+            <w:tcBorders>
+              <w:top w:val="single" w:sz="4" w:space="0" w:color="auto"/>
+              <w:bottom w:val="single" w:sz="4" w:space="0" w:color="auto"/>
+            </w:tcBorders>
+            <w:vAlign w:val="center"/>
+          </w:tcPr>
+          <w:p>
+            <w:pPr>
+              <w:spacing w:line="276" w:lineRule="auto"/>
+              <w:rPr>
+                <w:rFonts w:ascii="Times New Roman" w:hAnsi="Times New Roman" w:cs="Times New Roman"/>
+              </w:rPr>
+            </w:pPr>
+            <w:r>
+              <w:rPr>
+                <w:rFonts w:ascii="Times New Roman" w:hAnsi="Times New Roman" w:cs="Times New Roman"/>
+              </w:rPr>
+              <w:t>Administrador</w:t>
+            </w:r>
+            <w:r>
+              <w:rPr>
+                <w:rFonts w:ascii="Times New Roman" w:hAnsi="Times New Roman" w:cs="Times New Roman"/>
+              </w:rPr>
+              <w:t xml:space="preserve"> </w:t>
+            </w:r>
+            <w:r>
+              <w:rPr>
+                <w:rFonts w:ascii="Times New Roman" w:hAnsi="Times New Roman" w:cs="Times New Roman"/>
+              </w:rPr>
+              <w:t>Arquidiocesano</w:t>
+            </w:r>
+          </w:p>
+        </w:tc>
+        <w:tc>
+          <w:tcPr>
+            <w:tcW w:w="9127" w:type="dxa"/>
+            <w:tcBorders>
+              <w:top w:val="single" w:sz="4" w:space="0" w:color="auto"/>
+              <w:bottom w:val="single" w:sz="4" w:space="0" w:color="auto"/>
+            </w:tcBorders>
+            <w:vAlign w:val="center"/>
+          </w:tcPr>
+          <w:p>
+            <w:pPr>
+              <w:spacing w:line="276" w:lineRule="auto"/>
+              <w:rPr>
+                <w:rFonts w:ascii="Times New Roman" w:hAnsi="Times New Roman" w:cs="Times New Roman"/>
+              </w:rPr>
+            </w:pPr>
+            <w:r>
+              <w:rPr>
+                <w:rFonts w:ascii="Times New Roman" w:hAnsi="Times New Roman" w:cs="Times New Roman"/>
+              </w:rPr>
+              <w:t>Usuario con permisos ampliados encargado de administrar la Arquidiócesis</w:t>
+            </w:r>
+            <w:r>
+              <w:rPr>
+                <w:rFonts w:ascii="Times New Roman" w:hAnsi="Times New Roman" w:cs="Times New Roman"/>
+              </w:rPr>
+              <w:t>,</w:t>
+            </w:r>
+            <w:r>
+              <w:rPr>
+                <w:rFonts w:ascii="Times New Roman" w:hAnsi="Times New Roman" w:cs="Times New Roman"/>
+              </w:rPr>
+              <w:t xml:space="preserve"> sus parroquias</w:t>
+            </w:r>
+            <w:r>
+              <w:rPr>
+                <w:rFonts w:ascii="Times New Roman" w:hAnsi="Times New Roman" w:cs="Times New Roman"/>
+              </w:rPr>
+              <w:t>, centros de culto y comunidades religiosas</w:t>
+            </w:r>
+            <w:r>
+              <w:rPr>
+                <w:rFonts w:ascii="Times New Roman" w:hAnsi="Times New Roman" w:cs="Times New Roman"/>
+              </w:rPr>
+              <w:t>. Puede crear, editar y eliminar contenido en la Arquidiócesis y en todas las parroquias, gestionar usuarios y permisos, así como revocar accesos y cambiar contraseñas. Este rol garantiza la coherencia y el control centralizado de toda la información del sistema.</w:t>
+            </w:r>
+          </w:p>
+        </w:tc>
+      </w:tr>
+      <w:tr>
+        <w:trPr>
+          <w:trHeight w:val="2831"/>
+        </w:trPr>
+        <w:tc>
+          <w:tcPr>
+            <w:tcW w:w="562" w:type="dxa"/>
+            <w:tcBorders>
+              <w:top w:val="single" w:sz="4" w:space="0" w:color="auto"/>
+              <w:bottom w:val="single" w:sz="4" w:space="0" w:color="auto"/>
+            </w:tcBorders>
+            <w:vAlign w:val="center"/>
+          </w:tcPr>
+          <w:p>
+            <w:pPr>
+              <w:spacing w:line="276" w:lineRule="auto"/>
+              <w:jc w:val="center"/>
+              <w:rPr>
+                <w:rFonts w:ascii="Times New Roman" w:hAnsi="Times New Roman" w:cs="Times New Roman"/>
+              </w:rPr>
+            </w:pPr>
+            <w:r>
+              <w:rPr>
+                <w:rFonts w:ascii="Times New Roman" w:hAnsi="Times New Roman" w:cs="Times New Roman"/>
+              </w:rPr>
+              <w:t>4</w:t>
+            </w:r>
+          </w:p>
+        </w:tc>
+        <w:tc>
+          <w:tcPr>
+            <w:tcW w:w="3261" w:type="dxa"/>
+            <w:tcBorders>
+              <w:top w:val="single" w:sz="4" w:space="0" w:color="auto"/>
+              <w:bottom w:val="single" w:sz="4" w:space="0" w:color="auto"/>
+            </w:tcBorders>
+            <w:vAlign w:val="center"/>
+          </w:tcPr>
+          <w:p>
+            <w:pPr>
+              <w:spacing w:line="276" w:lineRule="auto"/>
+              <w:rPr>
+                <w:rFonts w:ascii="Times New Roman" w:hAnsi="Times New Roman" w:cs="Times New Roman"/>
+              </w:rPr>
+            </w:pPr>
+            <w:r>
+              <w:rPr>
+                <w:rFonts w:ascii="Times New Roman" w:hAnsi="Times New Roman" w:cs="Times New Roman"/>
+              </w:rPr>
+              <w:t>Super Administrador</w:t>
+            </w:r>
+          </w:p>
+        </w:tc>
+        <w:tc>
+          <w:tcPr>
+            <w:tcW w:w="9127" w:type="dxa"/>
+            <w:tcBorders>
+              <w:top w:val="single" w:sz="4" w:space="0" w:color="auto"/>
+              <w:bottom w:val="single" w:sz="4" w:space="0" w:color="auto"/>
+            </w:tcBorders>
+            <w:vAlign w:val="center"/>
+          </w:tcPr>
+          <w:p>
+            <w:pPr>
+              <w:spacing w:line="276" w:lineRule="auto"/>
+              <w:rPr>
+                <w:rFonts w:ascii="Times New Roman" w:hAnsi="Times New Roman" w:cs="Times New Roman"/>
+              </w:rPr>
+            </w:pPr>
+            <w:r>
+              <w:rPr>
+                <w:rFonts w:ascii="Times New Roman" w:hAnsi="Times New Roman" w:cs="Times New Roman"/>
+              </w:rPr>
+              <w:t xml:space="preserve">Usuario con control total y acceso completo al sistema, incluyendo la administración avanzada y técnica. Además de las funciones del Administrador Arquidiocesano, </w:t>
+            </w:r>
+            <w:r>
+              <w:rPr>
+                <w:rFonts w:ascii="Times New Roman" w:hAnsi="Times New Roman" w:cs="Times New Roman"/>
+              </w:rPr>
+              <w:t xml:space="preserve">podrá </w:t>
+            </w:r>
+            <w:r>
+              <w:rPr>
+                <w:rFonts w:ascii="Times New Roman" w:hAnsi="Times New Roman" w:cs="Times New Roman"/>
+              </w:rPr>
+              <w:t>modificar configuraciones generales</w:t>
+            </w:r>
+            <w:r>
+              <w:rPr>
+                <w:rFonts w:ascii="Times New Roman" w:hAnsi="Times New Roman" w:cs="Times New Roman"/>
+              </w:rPr>
+              <w:t>,</w:t>
+            </w:r>
+            <w:r>
+              <w:rPr>
+                <w:rFonts w:ascii="Times New Roman" w:hAnsi="Times New Roman" w:cs="Times New Roman"/>
+              </w:rPr>
+              <w:t xml:space="preserve"> </w:t>
+            </w:r>
+            <w:r>
+              <w:rPr>
+                <w:rFonts w:ascii="Times New Roman" w:hAnsi="Times New Roman" w:cs="Times New Roman"/>
+              </w:rPr>
+              <w:t>puede acceder y modificar directamente la base de datos, gestionar la infraestructura del sistema, realizar mantenimiento técnico, actualizar la aplicación web y garantizar la seguridad y estabilidad del sistema en su totalidad.</w:t>
+            </w:r>
+          </w:p>
+        </w:tc>
+      </w:tr>
+    </w:tbl>
+    <w:p>
+      <w:pPr>
+        <w:spacing w:line="259" w:lineRule="auto"/>
+        <w:rPr>
+          <w:rFonts w:ascii="Times New Roman" w:hAnsi="Times New Roman" w:cs="Times New Roman"/>
+          <w:b/>
+          <w:bCs/>
+        </w:rPr>
+      </w:pPr>
+      <w:r>
+        <w:rPr>
+          <w:rFonts w:ascii="Times New Roman" w:hAnsi="Times New Roman" w:cs="Times New Roman"/>
+          <w:b/>
+          <w:bCs/>
+        </w:rPr>
+        <w:br w:type="page"/>
+      </w:r>
+    </w:p>
+    <w:p>
+      <w:pPr>
+        <w:spacing w:line="360" w:lineRule="auto"/>
+        <w:rPr>
+          <w:rFonts w:ascii="Times New Roman" w:hAnsi="Times New Roman" w:cs="Times New Roman"/>
+          <w:b/>
+          <w:bCs/>
+        </w:rPr>
+      </w:pPr>
+      <w:r>
+        <w:rPr>
+          <w:rFonts w:ascii="Times New Roman" w:hAnsi="Times New Roman" w:cs="Times New Roman"/>
+          <w:b/>
+          <w:bCs/>
+        </w:rPr>
+        <w:lastRenderedPageBreak/>
+        <w:t>LISTADO DE REQUISITOS</w:t>
+      </w:r>
+    </w:p>
+    <w:p>
+      <w:pPr>
+        <w:pStyle w:val="Descripcin"/>
+        <w:keepNext/>
+        <w:rPr>
+          <w:rFonts w:ascii="Times New Roman" w:hAnsi="Times New Roman" w:cs="Times New Roman"/>
+          <w:b/>
+          <w:bCs/>
+          <w:color w:val="000000" w:themeColor="text1"/>
+          <w:sz w:val="24"/>
+          <w:szCs w:val="24"/>
+        </w:rPr>
+      </w:pPr>
+      <w:r>
+        <w:rPr>
+          <w:rFonts w:ascii="Times New Roman" w:hAnsi="Times New Roman" w:cs="Times New Roman"/>
+          <w:b/>
+          <w:bCs/>
+          <w:color w:val="000000" w:themeColor="text1"/>
+          <w:sz w:val="24"/>
+          <w:szCs w:val="24"/>
+        </w:rPr>
+        <w:t xml:space="preserve">Tabla </w:t>
+      </w:r>
+      <w:r>
+        <w:rPr>
+          <w:rFonts w:ascii="Times New Roman" w:hAnsi="Times New Roman" w:cs="Times New Roman"/>
+          <w:b/>
+          <w:bCs/>
+          <w:color w:val="000000" w:themeColor="text1"/>
+          <w:sz w:val="24"/>
+          <w:szCs w:val="24"/>
+        </w:rPr>
+        <w:fldChar w:fldCharType="begin"/>
+      </w:r>
+      <w:r>
+        <w:rPr>
+          <w:rFonts w:ascii="Times New Roman" w:hAnsi="Times New Roman" w:cs="Times New Roman"/>
+          <w:b/>
+          <w:bCs/>
+          <w:color w:val="000000" w:themeColor="text1"/>
+          <w:sz w:val="24"/>
+          <w:szCs w:val="24"/>
+        </w:rPr>
+        <w:instrText xml:space="preserve"> SEQ Tabla \* ARABIC </w:instrText>
+      </w:r>
+      <w:r>
+        <w:rPr>
+          <w:rFonts w:ascii="Times New Roman" w:hAnsi="Times New Roman" w:cs="Times New Roman"/>
+          <w:b/>
+          <w:bCs/>
+          <w:color w:val="000000" w:themeColor="text1"/>
+          <w:sz w:val="24"/>
+          <w:szCs w:val="24"/>
+        </w:rPr>
+        <w:fldChar w:fldCharType="separate"/>
+      </w:r>
+      <w:r>
+        <w:rPr>
+          <w:rFonts w:ascii="Times New Roman" w:hAnsi="Times New Roman" w:cs="Times New Roman"/>
+          <w:b/>
+          <w:bCs/>
+          <w:noProof/>
+          <w:color w:val="000000" w:themeColor="text1"/>
+          <w:sz w:val="24"/>
+          <w:szCs w:val="24"/>
+        </w:rPr>
+        <w:t>5</w:t>
+      </w:r>
+      <w:r>
+        <w:rPr>
+          <w:rFonts w:ascii="Times New Roman" w:hAnsi="Times New Roman" w:cs="Times New Roman"/>
+          <w:b/>
+          <w:bCs/>
+          <w:color w:val="000000" w:themeColor="text1"/>
+          <w:sz w:val="24"/>
+          <w:szCs w:val="24"/>
+        </w:rPr>
+        <w:fldChar w:fldCharType="end"/>
+      </w:r>
+      <w:r>
+        <w:rPr>
+          <w:rFonts w:ascii="Times New Roman" w:hAnsi="Times New Roman" w:cs="Times New Roman"/>
+          <w:b/>
+          <w:bCs/>
+          <w:color w:val="000000" w:themeColor="text1"/>
+          <w:sz w:val="24"/>
+          <w:szCs w:val="24"/>
+        </w:rPr>
+        <w:t>. Tabla de requisitos funcionales de la aplicación web.</w:t>
+      </w:r>
+    </w:p>
+    <w:tbl>
+      <w:tblPr>
+        <w:tblStyle w:val="Tablaconcuadrcula"/>
+        <w:tblW w:w="9367" w:type="dxa"/>
+        <w:tblLook w:val="04A0" w:firstRow="1" w:lastRow="0" w:firstColumn="1" w:lastColumn="0" w:noHBand="0" w:noVBand="1"/>
+      </w:tblPr>
+      <w:tblGrid>
+        <w:gridCol w:w="456"/>
+        <w:gridCol w:w="2030"/>
+        <w:gridCol w:w="4972"/>
+        <w:gridCol w:w="1909"/>
+      </w:tblGrid>
+      <w:tr>
+        <w:trPr>
+          <w:trHeight w:val="440"/>
+        </w:trPr>
+        <w:tc>
+          <w:tcPr>
+            <w:tcW w:w="456" w:type="dxa"/>
+            <w:shd w:val="clear" w:color="auto" w:fill="A5C9EB" w:themeFill="text2" w:themeFillTint="40"/>
+            <w:vAlign w:val="center"/>
+          </w:tcPr>
+          <w:p>
+            <w:pPr>
+              <w:spacing w:line="360" w:lineRule="auto"/>
+              <w:jc w:val="center"/>
+              <w:rPr>
+                <w:rFonts w:ascii="Times New Roman" w:hAnsi="Times New Roman" w:cs="Times New Roman"/>
+                <w:b/>
+                <w:bCs/>
+              </w:rPr>
+            </w:pPr>
+            <w:r>
+              <w:rPr>
+                <w:rFonts w:ascii="Times New Roman" w:hAnsi="Times New Roman" w:cs="Times New Roman"/>
+                <w:b/>
+                <w:bCs/>
+              </w:rPr>
+              <w:t>#</w:t>
+            </w:r>
+          </w:p>
+        </w:tc>
+        <w:tc>
+          <w:tcPr>
+            <w:tcW w:w="2030" w:type="dxa"/>
+            <w:shd w:val="clear" w:color="auto" w:fill="A5C9EB" w:themeFill="text2" w:themeFillTint="40"/>
+            <w:vAlign w:val="center"/>
+          </w:tcPr>
+          <w:p>
+            <w:pPr>
+              <w:spacing w:line="360" w:lineRule="auto"/>
+              <w:ind w:left="113"/>
+              <w:rPr>
+                <w:rFonts w:ascii="Times New Roman" w:hAnsi="Times New Roman" w:cs="Times New Roman"/>
+                <w:b/>
+                <w:bCs/>
+              </w:rPr>
+            </w:pPr>
+            <w:r>
+              <w:rPr>
+                <w:rFonts w:ascii="Times New Roman" w:hAnsi="Times New Roman" w:cs="Times New Roman"/>
+                <w:b/>
+                <w:bCs/>
+              </w:rPr>
+              <w:t>REQUISITO</w:t>
+            </w:r>
+          </w:p>
+        </w:tc>
+        <w:tc>
+          <w:tcPr>
+            <w:tcW w:w="4972" w:type="dxa"/>
+            <w:shd w:val="clear" w:color="auto" w:fill="A5C9EB" w:themeFill="text2" w:themeFillTint="40"/>
+            <w:vAlign w:val="center"/>
+          </w:tcPr>
+          <w:p>
+            <w:pPr>
+              <w:spacing w:line="360" w:lineRule="auto"/>
+              <w:ind w:left="113"/>
+              <w:rPr>
+                <w:rFonts w:ascii="Times New Roman" w:hAnsi="Times New Roman" w:cs="Times New Roman"/>
+                <w:b/>
+                <w:bCs/>
+              </w:rPr>
+            </w:pPr>
+            <w:r>
+              <w:rPr>
+                <w:rFonts w:ascii="Times New Roman" w:hAnsi="Times New Roman" w:cs="Times New Roman"/>
+                <w:b/>
+                <w:bCs/>
+              </w:rPr>
+              <w:t>DESCRIPCIÓN</w:t>
+            </w:r>
+          </w:p>
+        </w:tc>
+        <w:tc>
+          <w:tcPr>
+            <w:tcW w:w="1909" w:type="dxa"/>
+            <w:shd w:val="clear" w:color="auto" w:fill="A5C9EB" w:themeFill="text2" w:themeFillTint="40"/>
+            <w:vAlign w:val="center"/>
+          </w:tcPr>
+          <w:p>
+            <w:pPr>
+              <w:spacing w:line="360" w:lineRule="auto"/>
+              <w:ind w:left="113"/>
+              <w:rPr>
+                <w:rFonts w:ascii="Times New Roman" w:hAnsi="Times New Roman" w:cs="Times New Roman"/>
+                <w:b/>
+                <w:bCs/>
+              </w:rPr>
+            </w:pPr>
+            <w:r>
+              <w:rPr>
+                <w:rFonts w:ascii="Times New Roman" w:hAnsi="Times New Roman" w:cs="Times New Roman"/>
+                <w:b/>
+                <w:bCs/>
+              </w:rPr>
+              <w:t>ROL</w:t>
+            </w:r>
+          </w:p>
+        </w:tc>
+      </w:tr>
+      <w:tr>
+        <w:trPr>
+          <w:trHeight w:val="5851"/>
+        </w:trPr>
+        <w:tc>
+          <w:tcPr>
+            <w:tcW w:w="456" w:type="dxa"/>
+            <w:vAlign w:val="center"/>
+          </w:tcPr>
+          <w:p>
+            <w:pPr>
+              <w:spacing w:line="360" w:lineRule="auto"/>
+              <w:jc w:val="center"/>
+              <w:rPr>
+                <w:rFonts w:ascii="Times New Roman" w:hAnsi="Times New Roman" w:cs="Times New Roman"/>
+              </w:rPr>
+            </w:pPr>
+            <w:r>
+              <w:rPr>
+                <w:rFonts w:ascii="Times New Roman" w:hAnsi="Times New Roman" w:cs="Times New Roman"/>
+              </w:rPr>
+              <w:t>1</w:t>
+            </w:r>
+          </w:p>
+        </w:tc>
+        <w:tc>
+          <w:tcPr>
+            <w:tcW w:w="2030" w:type="dxa"/>
+            <w:vAlign w:val="center"/>
+          </w:tcPr>
+          <w:p>
+            <w:pPr>
+              <w:spacing w:line="360" w:lineRule="auto"/>
+              <w:ind w:left="113"/>
+              <w:rPr>
+                <w:rFonts w:ascii="Times New Roman" w:hAnsi="Times New Roman" w:cs="Times New Roman"/>
+              </w:rPr>
+            </w:pPr>
+            <w:r>
+              <w:rPr>
+                <w:rFonts w:ascii="Times New Roman" w:hAnsi="Times New Roman" w:cs="Times New Roman"/>
+              </w:rPr>
+              <w:t xml:space="preserve">Ver información </w:t>
+            </w:r>
+            <w:r>
+              <w:rPr>
+                <w:rFonts w:ascii="Times New Roman" w:hAnsi="Times New Roman" w:cs="Times New Roman"/>
+              </w:rPr>
+              <w:t>general</w:t>
+            </w:r>
+            <w:r>
+              <w:rPr>
+                <w:rFonts w:ascii="Times New Roman" w:hAnsi="Times New Roman" w:cs="Times New Roman"/>
+              </w:rPr>
+              <w:t>.</w:t>
+            </w:r>
+          </w:p>
+        </w:tc>
+        <w:tc>
+          <w:tcPr>
+            <w:tcW w:w="4972" w:type="dxa"/>
+            <w:vAlign w:val="center"/>
+          </w:tcPr>
+          <w:p>
+            <w:pPr>
+              <w:spacing w:line="360" w:lineRule="auto"/>
+              <w:ind w:left="113"/>
+              <w:rPr>
+                <w:rFonts w:ascii="Times New Roman" w:hAnsi="Times New Roman" w:cs="Times New Roman"/>
+              </w:rPr>
+            </w:pPr>
+            <w:r>
+              <w:rPr>
+                <w:rFonts w:ascii="Times New Roman" w:hAnsi="Times New Roman" w:cs="Times New Roman"/>
+              </w:rPr>
+              <w:t>La persona que ingrese a la aplicación web podrá ver información básica de la Arquidiócesis o de cualquier parroquia</w:t>
+            </w:r>
+            <w:r>
+              <w:rPr>
+                <w:rFonts w:ascii="Times New Roman" w:hAnsi="Times New Roman" w:cs="Times New Roman"/>
+              </w:rPr>
+              <w:t>, centro de culto o comunidad religiosa</w:t>
+            </w:r>
+            <w:r>
+              <w:rPr>
+                <w:rFonts w:ascii="Times New Roman" w:hAnsi="Times New Roman" w:cs="Times New Roman"/>
+              </w:rPr>
+              <w:t>. Como por ejemplo</w:t>
+            </w:r>
+            <w:r>
+              <w:rPr>
+                <w:rFonts w:ascii="Times New Roman" w:hAnsi="Times New Roman" w:cs="Times New Roman"/>
+              </w:rPr>
+              <w:t>: Nombre de la Arquidiócesis, parroquia</w:t>
+            </w:r>
+            <w:r>
+              <w:rPr>
+                <w:rFonts w:ascii="Times New Roman" w:hAnsi="Times New Roman" w:cs="Times New Roman"/>
+              </w:rPr>
+              <w:t>, centro de culto o comunidad religiosa</w:t>
+            </w:r>
+            <w:r>
+              <w:rPr>
+                <w:rFonts w:ascii="Times New Roman" w:hAnsi="Times New Roman" w:cs="Times New Roman"/>
+              </w:rPr>
+              <w:t>, logo</w:t>
+            </w:r>
+            <w:r>
+              <w:rPr>
+                <w:rFonts w:ascii="Times New Roman" w:hAnsi="Times New Roman" w:cs="Times New Roman"/>
+              </w:rPr>
+              <w:t>, lema (si tiene)</w:t>
+            </w:r>
+            <w:r>
+              <w:rPr>
+                <w:rFonts w:ascii="Times New Roman" w:hAnsi="Times New Roman" w:cs="Times New Roman"/>
+              </w:rPr>
+              <w:t xml:space="preserve"> y demás información relevante,</w:t>
+            </w:r>
+            <w:r>
+              <w:rPr>
+                <w:rFonts w:ascii="Times New Roman" w:hAnsi="Times New Roman" w:cs="Times New Roman"/>
+              </w:rPr>
+              <w:t xml:space="preserve"> horarios de atención al público, </w:t>
+            </w:r>
+            <w:r>
+              <w:rPr>
+                <w:rFonts w:ascii="Times New Roman" w:hAnsi="Times New Roman" w:cs="Times New Roman"/>
+              </w:rPr>
+              <w:t xml:space="preserve">información de contacto, redes sociales, </w:t>
+            </w:r>
+            <w:r>
+              <w:rPr>
+                <w:rFonts w:ascii="Times New Roman" w:hAnsi="Times New Roman" w:cs="Times New Roman"/>
+              </w:rPr>
+              <w:t xml:space="preserve">horarios de misa, servicios que ofrecen, sacramentos y requisitos para realizarlos, </w:t>
+            </w:r>
+            <w:r>
+              <w:rPr>
+                <w:rFonts w:ascii="Times New Roman" w:hAnsi="Times New Roman" w:cs="Times New Roman"/>
+              </w:rPr>
+              <w:t xml:space="preserve">tramites, </w:t>
+            </w:r>
+            <w:r>
+              <w:rPr>
+                <w:rFonts w:ascii="Times New Roman" w:hAnsi="Times New Roman" w:cs="Times New Roman"/>
+              </w:rPr>
+              <w:t xml:space="preserve">grupos parroquiales, noticias, eventos, </w:t>
+            </w:r>
+            <w:r>
+              <w:rPr>
+                <w:rFonts w:ascii="Times New Roman" w:hAnsi="Times New Roman" w:cs="Times New Roman"/>
+              </w:rPr>
+              <w:t xml:space="preserve">documentos, </w:t>
+            </w:r>
+            <w:r>
+              <w:rPr>
+                <w:rFonts w:ascii="Times New Roman" w:hAnsi="Times New Roman" w:cs="Times New Roman"/>
+              </w:rPr>
+              <w:t>fechas especiales</w:t>
+            </w:r>
+            <w:r>
+              <w:rPr>
+                <w:rFonts w:ascii="Times New Roman" w:hAnsi="Times New Roman" w:cs="Times New Roman"/>
+              </w:rPr>
+              <w:t xml:space="preserve"> </w:t>
+            </w:r>
+            <w:r>
+              <w:rPr>
+                <w:rFonts w:ascii="Times New Roman" w:hAnsi="Times New Roman" w:cs="Times New Roman"/>
+              </w:rPr>
+              <w:t>y publicaciones de la parroquia.</w:t>
+            </w:r>
+          </w:p>
+        </w:tc>
+        <w:tc>
+          <w:tcPr>
+            <w:tcW w:w="1909" w:type="dxa"/>
+            <w:vAlign w:val="center"/>
+          </w:tcPr>
+          <w:p>
+            <w:pPr>
+              <w:spacing w:line="360" w:lineRule="auto"/>
+              <w:ind w:left="113"/>
+              <w:rPr>
+                <w:rFonts w:ascii="Times New Roman" w:hAnsi="Times New Roman" w:cs="Times New Roman"/>
+              </w:rPr>
+            </w:pPr>
+            <w:r>
+              <w:rPr>
+                <w:rFonts w:ascii="Times New Roman" w:hAnsi="Times New Roman" w:cs="Times New Roman"/>
+              </w:rPr>
+              <w:t>Visitante,</w:t>
+            </w:r>
+          </w:p>
+          <w:p>
+            <w:pPr>
+              <w:spacing w:line="360" w:lineRule="auto"/>
+              <w:ind w:left="113"/>
+              <w:rPr>
+                <w:rFonts w:ascii="Times New Roman" w:hAnsi="Times New Roman" w:cs="Times New Roman"/>
+              </w:rPr>
+            </w:pPr>
+            <w:r>
+              <w:rPr>
+                <w:rFonts w:ascii="Times New Roman" w:hAnsi="Times New Roman" w:cs="Times New Roman"/>
+              </w:rPr>
+              <w:t>Administrador Parroquial,</w:t>
+            </w:r>
+          </w:p>
+          <w:p>
+            <w:pPr>
+              <w:spacing w:line="360" w:lineRule="auto"/>
+              <w:ind w:left="113"/>
+              <w:rPr>
+                <w:rFonts w:ascii="Times New Roman" w:hAnsi="Times New Roman" w:cs="Times New Roman"/>
+              </w:rPr>
+            </w:pPr>
+            <w:r>
+              <w:rPr>
+                <w:rFonts w:ascii="Times New Roman" w:hAnsi="Times New Roman" w:cs="Times New Roman"/>
+              </w:rPr>
+              <w:t>Administrador Arquidiocesano,</w:t>
+            </w:r>
+          </w:p>
+          <w:p>
+            <w:pPr>
+              <w:spacing w:line="360" w:lineRule="auto"/>
+              <w:ind w:left="113"/>
+              <w:rPr>
+                <w:rFonts w:ascii="Times New Roman" w:hAnsi="Times New Roman" w:cs="Times New Roman"/>
+              </w:rPr>
+            </w:pPr>
+            <w:r>
+              <w:rPr>
+                <w:rFonts w:ascii="Times New Roman" w:hAnsi="Times New Roman" w:cs="Times New Roman"/>
+              </w:rPr>
+              <w:t>Super Administrador.</w:t>
+            </w:r>
+          </w:p>
+        </w:tc>
+      </w:tr>
+      <w:tr>
+        <w:trPr>
+          <w:trHeight w:val="3092"/>
+        </w:trPr>
+        <w:tc>
+          <w:tcPr>
+            <w:tcW w:w="456" w:type="dxa"/>
+            <w:vAlign w:val="center"/>
+          </w:tcPr>
+          <w:p>
+            <w:pPr>
+              <w:spacing w:line="360" w:lineRule="auto"/>
+              <w:jc w:val="center"/>
+              <w:rPr>
+                <w:rFonts w:ascii="Times New Roman" w:hAnsi="Times New Roman" w:cs="Times New Roman"/>
+              </w:rPr>
+            </w:pPr>
+            <w:r>
+              <w:rPr>
+                <w:rFonts w:ascii="Times New Roman" w:hAnsi="Times New Roman" w:cs="Times New Roman"/>
+              </w:rPr>
+              <w:t>2</w:t>
+            </w:r>
+          </w:p>
+        </w:tc>
+        <w:tc>
+          <w:tcPr>
+            <w:tcW w:w="2030" w:type="dxa"/>
+            <w:vAlign w:val="center"/>
+          </w:tcPr>
+          <w:p>
+            <w:pPr>
+              <w:spacing w:line="360" w:lineRule="auto"/>
+              <w:ind w:left="113"/>
+              <w:rPr>
+                <w:rFonts w:ascii="Times New Roman" w:hAnsi="Times New Roman" w:cs="Times New Roman"/>
+              </w:rPr>
+            </w:pPr>
+            <w:r>
+              <w:rPr>
+                <w:rFonts w:ascii="Times New Roman" w:hAnsi="Times New Roman" w:cs="Times New Roman"/>
+              </w:rPr>
+              <w:t>Ver Episcopologio</w:t>
+            </w:r>
+          </w:p>
+        </w:tc>
+        <w:tc>
+          <w:tcPr>
+            <w:tcW w:w="4972" w:type="dxa"/>
+            <w:vAlign w:val="center"/>
+          </w:tcPr>
+          <w:p>
+            <w:pPr>
+              <w:spacing w:line="360" w:lineRule="auto"/>
+              <w:ind w:left="113"/>
+              <w:rPr>
+                <w:rFonts w:ascii="Times New Roman" w:hAnsi="Times New Roman" w:cs="Times New Roman"/>
+              </w:rPr>
+            </w:pPr>
+            <w:r>
+              <w:rPr>
+                <w:rFonts w:ascii="Times New Roman" w:hAnsi="Times New Roman" w:cs="Times New Roman"/>
+              </w:rPr>
+              <w:t>La persona que ingrese a la página podrá ver el listado de todos los obispos que han hecho parte de la Arquidiócesis</w:t>
+            </w:r>
+          </w:p>
+        </w:tc>
+        <w:tc>
+          <w:tcPr>
+            <w:tcW w:w="1909" w:type="dxa"/>
+            <w:vAlign w:val="center"/>
+          </w:tcPr>
+          <w:p>
+            <w:pPr>
+              <w:spacing w:line="360" w:lineRule="auto"/>
+              <w:ind w:left="113"/>
+              <w:rPr>
+                <w:rFonts w:ascii="Times New Roman" w:hAnsi="Times New Roman" w:cs="Times New Roman"/>
+              </w:rPr>
+            </w:pPr>
+            <w:r>
+              <w:rPr>
+                <w:rFonts w:ascii="Times New Roman" w:hAnsi="Times New Roman" w:cs="Times New Roman"/>
+              </w:rPr>
+              <w:t>Visitante,</w:t>
+            </w:r>
+          </w:p>
+          <w:p>
+            <w:pPr>
+              <w:spacing w:line="360" w:lineRule="auto"/>
+              <w:ind w:left="113"/>
+              <w:rPr>
+                <w:rFonts w:ascii="Times New Roman" w:hAnsi="Times New Roman" w:cs="Times New Roman"/>
+              </w:rPr>
+            </w:pPr>
+            <w:r>
+              <w:rPr>
+                <w:rFonts w:ascii="Times New Roman" w:hAnsi="Times New Roman" w:cs="Times New Roman"/>
+              </w:rPr>
+              <w:t>Administrador Parroquial,</w:t>
+            </w:r>
+          </w:p>
+          <w:p>
+            <w:pPr>
+              <w:spacing w:line="360" w:lineRule="auto"/>
+              <w:ind w:left="113"/>
+              <w:rPr>
+                <w:rFonts w:ascii="Times New Roman" w:hAnsi="Times New Roman" w:cs="Times New Roman"/>
+              </w:rPr>
+            </w:pPr>
+            <w:r>
+              <w:rPr>
+                <w:rFonts w:ascii="Times New Roman" w:hAnsi="Times New Roman" w:cs="Times New Roman"/>
+              </w:rPr>
+              <w:t>Administrador Arquidiocesano,</w:t>
+            </w:r>
+          </w:p>
+          <w:p>
+            <w:pPr>
+              <w:spacing w:line="360" w:lineRule="auto"/>
+              <w:ind w:left="113"/>
+              <w:rPr>
+                <w:rFonts w:ascii="Times New Roman" w:hAnsi="Times New Roman" w:cs="Times New Roman"/>
+              </w:rPr>
+            </w:pPr>
+            <w:r>
+              <w:rPr>
+                <w:rFonts w:ascii="Times New Roman" w:hAnsi="Times New Roman" w:cs="Times New Roman"/>
+              </w:rPr>
+              <w:t>Super Administrador.</w:t>
+            </w:r>
+          </w:p>
+        </w:tc>
+      </w:tr>
+    </w:tbl>
+    <w:p>
+      <w:r>
+        <w:br w:type="page"/>
+      </w:r>
+    </w:p>
+    <w:tbl>
+      <w:tblPr>
+        <w:tblStyle w:val="Tablaconcuadrcula"/>
+        <w:tblW w:w="9367" w:type="dxa"/>
+        <w:tblLook w:val="04A0" w:firstRow="1" w:lastRow="0" w:firstColumn="1" w:lastColumn="0" w:noHBand="0" w:noVBand="1"/>
+      </w:tblPr>
+      <w:tblGrid>
+        <w:gridCol w:w="456"/>
+        <w:gridCol w:w="2030"/>
+        <w:gridCol w:w="4972"/>
+        <w:gridCol w:w="1909"/>
+      </w:tblGrid>
+      <w:tr>
+        <w:trPr>
+          <w:trHeight w:val="3109"/>
+        </w:trPr>
+        <w:tc>
+          <w:tcPr>
+            <w:tcW w:w="456" w:type="dxa"/>
+            <w:vAlign w:val="center"/>
+          </w:tcPr>
+          <w:p>
+            <w:pPr>
+              <w:spacing w:line="360" w:lineRule="auto"/>
+              <w:jc w:val="center"/>
+              <w:rPr>
+                <w:rFonts w:ascii="Times New Roman" w:hAnsi="Times New Roman" w:cs="Times New Roman"/>
+              </w:rPr>
+            </w:pPr>
+            <w:r>
+              <w:rPr>
+                <w:rFonts w:ascii="Times New Roman" w:hAnsi="Times New Roman" w:cs="Times New Roman"/>
+              </w:rPr>
+              <w:lastRenderedPageBreak/>
+              <w:t>3</w:t>
+            </w:r>
+          </w:p>
+        </w:tc>
+        <w:tc>
+          <w:tcPr>
+            <w:tcW w:w="2030" w:type="dxa"/>
+            <w:vAlign w:val="center"/>
+          </w:tcPr>
+          <w:p>
+            <w:pPr>
+              <w:spacing w:line="360" w:lineRule="auto"/>
+              <w:ind w:left="113"/>
+              <w:rPr>
+                <w:rFonts w:ascii="Times New Roman" w:hAnsi="Times New Roman" w:cs="Times New Roman"/>
+              </w:rPr>
+            </w:pPr>
+            <w:r>
+              <w:rPr>
+                <w:rFonts w:ascii="Times New Roman" w:hAnsi="Times New Roman" w:cs="Times New Roman"/>
+              </w:rPr>
+              <w:t>Ver listado de Sacerdotes, Diáconos y/o Religiosas</w:t>
+            </w:r>
+          </w:p>
+        </w:tc>
+        <w:tc>
+          <w:tcPr>
+            <w:tcW w:w="4972" w:type="dxa"/>
+            <w:vAlign w:val="center"/>
+          </w:tcPr>
+          <w:p>
+            <w:pPr>
+              <w:spacing w:line="360" w:lineRule="auto"/>
+              <w:ind w:left="113"/>
+              <w:rPr>
+                <w:rFonts w:ascii="Times New Roman" w:hAnsi="Times New Roman" w:cs="Times New Roman"/>
+              </w:rPr>
+            </w:pPr>
+            <w:r>
+              <w:rPr>
+                <w:rFonts w:ascii="Times New Roman" w:hAnsi="Times New Roman" w:cs="Times New Roman"/>
+              </w:rPr>
+              <w:t>La persona que ingrese a la página podrá ver el listado de todos los sacerdotes, diáconos, religiosas que han estado en la parroquia</w:t>
+            </w:r>
+            <w:r>
+              <w:rPr>
+                <w:rFonts w:ascii="Times New Roman" w:hAnsi="Times New Roman" w:cs="Times New Roman"/>
+              </w:rPr>
+              <w:t>, centro de culto o comunidad religiosa</w:t>
+            </w:r>
+            <w:r>
+              <w:rPr>
+                <w:rFonts w:ascii="Times New Roman" w:hAnsi="Times New Roman" w:cs="Times New Roman"/>
+              </w:rPr>
+              <w:t>.</w:t>
+            </w:r>
+          </w:p>
+        </w:tc>
+        <w:tc>
+          <w:tcPr>
+            <w:tcW w:w="1909" w:type="dxa"/>
+            <w:vAlign w:val="center"/>
+          </w:tcPr>
+          <w:p>
+            <w:pPr>
+              <w:spacing w:line="360" w:lineRule="auto"/>
+              <w:ind w:left="113"/>
+              <w:rPr>
+                <w:rFonts w:ascii="Times New Roman" w:hAnsi="Times New Roman" w:cs="Times New Roman"/>
+              </w:rPr>
+            </w:pPr>
+            <w:r>
+              <w:rPr>
+                <w:rFonts w:ascii="Times New Roman" w:hAnsi="Times New Roman" w:cs="Times New Roman"/>
+              </w:rPr>
+              <w:t>Visitante,</w:t>
+            </w:r>
+          </w:p>
+          <w:p>
+            <w:pPr>
+              <w:spacing w:line="360" w:lineRule="auto"/>
+              <w:ind w:left="113"/>
+              <w:rPr>
+                <w:rFonts w:ascii="Times New Roman" w:hAnsi="Times New Roman" w:cs="Times New Roman"/>
+              </w:rPr>
+            </w:pPr>
+            <w:r>
+              <w:rPr>
+                <w:rFonts w:ascii="Times New Roman" w:hAnsi="Times New Roman" w:cs="Times New Roman"/>
+              </w:rPr>
+              <w:t>Administrador Parroquial,</w:t>
+            </w:r>
+          </w:p>
+          <w:p>
+            <w:pPr>
+              <w:spacing w:line="360" w:lineRule="auto"/>
+              <w:ind w:left="113"/>
+              <w:rPr>
+                <w:rFonts w:ascii="Times New Roman" w:hAnsi="Times New Roman" w:cs="Times New Roman"/>
+              </w:rPr>
+            </w:pPr>
+            <w:r>
+              <w:rPr>
+                <w:rFonts w:ascii="Times New Roman" w:hAnsi="Times New Roman" w:cs="Times New Roman"/>
+              </w:rPr>
+              <w:t>Administrador Arquidiocesano,</w:t>
+            </w:r>
+          </w:p>
+          <w:p>
+            <w:pPr>
+              <w:spacing w:line="360" w:lineRule="auto"/>
+              <w:ind w:left="113"/>
+              <w:rPr>
+                <w:rFonts w:ascii="Times New Roman" w:hAnsi="Times New Roman" w:cs="Times New Roman"/>
+              </w:rPr>
+            </w:pPr>
+            <w:r>
+              <w:rPr>
+                <w:rFonts w:ascii="Times New Roman" w:hAnsi="Times New Roman" w:cs="Times New Roman"/>
+              </w:rPr>
+              <w:t>Super Administrador.</w:t>
+            </w:r>
+          </w:p>
+        </w:tc>
+      </w:tr>
+      <w:tr>
+        <w:trPr>
+          <w:trHeight w:val="3109"/>
+        </w:trPr>
+        <w:tc>
+          <w:tcPr>
+            <w:tcW w:w="456" w:type="dxa"/>
+            <w:vAlign w:val="center"/>
+          </w:tcPr>
+          <w:p>
+            <w:pPr>
+              <w:spacing w:line="360" w:lineRule="auto"/>
+              <w:jc w:val="center"/>
+              <w:rPr>
+                <w:rFonts w:ascii="Times New Roman" w:hAnsi="Times New Roman" w:cs="Times New Roman"/>
+              </w:rPr>
+            </w:pPr>
+            <w:r>
+              <w:rPr>
+                <w:rFonts w:ascii="Times New Roman" w:hAnsi="Times New Roman" w:cs="Times New Roman"/>
+              </w:rPr>
+              <w:t>4</w:t>
+            </w:r>
+          </w:p>
+        </w:tc>
+        <w:tc>
+          <w:tcPr>
+            <w:tcW w:w="2030" w:type="dxa"/>
+            <w:vAlign w:val="center"/>
+          </w:tcPr>
+          <w:p>
+            <w:pPr>
+              <w:spacing w:line="360" w:lineRule="auto"/>
+              <w:ind w:left="113"/>
+              <w:rPr>
+                <w:rFonts w:ascii="Times New Roman" w:hAnsi="Times New Roman" w:cs="Times New Roman"/>
+              </w:rPr>
+            </w:pPr>
+            <w:r>
+              <w:rPr>
+                <w:rFonts w:ascii="Times New Roman" w:hAnsi="Times New Roman" w:cs="Times New Roman"/>
+              </w:rPr>
+              <w:t>Ver información de los organismos arquidiocesanos</w:t>
+            </w:r>
+          </w:p>
+        </w:tc>
+        <w:tc>
+          <w:tcPr>
+            <w:tcW w:w="4972" w:type="dxa"/>
+            <w:vAlign w:val="center"/>
+          </w:tcPr>
+          <w:p>
+            <w:pPr>
+              <w:spacing w:line="360" w:lineRule="auto"/>
+              <w:ind w:left="113"/>
+              <w:rPr>
+                <w:rFonts w:ascii="Times New Roman" w:hAnsi="Times New Roman" w:cs="Times New Roman"/>
+              </w:rPr>
+            </w:pPr>
+            <w:r>
+              <w:rPr>
+                <w:rFonts w:ascii="Times New Roman" w:hAnsi="Times New Roman" w:cs="Times New Roman"/>
+              </w:rPr>
+              <w:t>La persona que navegue por la página podrá ver información que sea clasificada como relevante del seminario, las vicarias foráneas y las parroquias (Se mostrar</w:t>
+            </w:r>
+            <w:r>
+              <w:rPr>
+                <w:rFonts w:ascii="Times New Roman" w:hAnsi="Times New Roman" w:cs="Times New Roman"/>
+              </w:rPr>
+              <w:t>á</w:t>
+            </w:r>
+            <w:r>
+              <w:rPr>
+                <w:rFonts w:ascii="Times New Roman" w:hAnsi="Times New Roman" w:cs="Times New Roman"/>
+              </w:rPr>
+              <w:t xml:space="preserve"> información relevante de las parroquias pero no de forma detallada, debido a que cada parroquia tendrá un aparatado donde mostrar</w:t>
+            </w:r>
+            <w:r>
+              <w:rPr>
+                <w:rFonts w:ascii="Times New Roman" w:hAnsi="Times New Roman" w:cs="Times New Roman"/>
+              </w:rPr>
+              <w:t>á</w:t>
+            </w:r>
+            <w:r>
+              <w:rPr>
+                <w:rFonts w:ascii="Times New Roman" w:hAnsi="Times New Roman" w:cs="Times New Roman"/>
+              </w:rPr>
+              <w:t xml:space="preserve"> toda su información).</w:t>
+            </w:r>
+          </w:p>
+        </w:tc>
+        <w:tc>
+          <w:tcPr>
+            <w:tcW w:w="1909" w:type="dxa"/>
+            <w:vAlign w:val="center"/>
+          </w:tcPr>
+          <w:p>
+            <w:pPr>
+              <w:spacing w:line="360" w:lineRule="auto"/>
+              <w:ind w:left="113"/>
+              <w:rPr>
+                <w:rFonts w:ascii="Times New Roman" w:hAnsi="Times New Roman" w:cs="Times New Roman"/>
+              </w:rPr>
+            </w:pPr>
+          </w:p>
+        </w:tc>
+      </w:tr>
+      <w:tr>
+        <w:trPr>
+          <w:trHeight w:val="2829"/>
+        </w:trPr>
+        <w:tc>
+          <w:tcPr>
+            <w:tcW w:w="456" w:type="dxa"/>
+            <w:vAlign w:val="center"/>
+          </w:tcPr>
+          <w:p>
+            <w:pPr>
+              <w:spacing w:line="360" w:lineRule="auto"/>
+              <w:jc w:val="center"/>
+              <w:rPr>
+                <w:rFonts w:ascii="Times New Roman" w:hAnsi="Times New Roman" w:cs="Times New Roman"/>
+              </w:rPr>
+            </w:pPr>
+            <w:r>
+              <w:rPr>
+                <w:rFonts w:ascii="Times New Roman" w:hAnsi="Times New Roman" w:cs="Times New Roman"/>
+              </w:rPr>
+              <w:t>5</w:t>
+            </w:r>
+          </w:p>
+        </w:tc>
+        <w:tc>
+          <w:tcPr>
+            <w:tcW w:w="2030" w:type="dxa"/>
+            <w:vAlign w:val="center"/>
+          </w:tcPr>
+          <w:p>
+            <w:pPr>
+              <w:spacing w:line="360" w:lineRule="auto"/>
+              <w:ind w:left="113"/>
+              <w:rPr>
+                <w:rFonts w:ascii="Times New Roman" w:hAnsi="Times New Roman" w:cs="Times New Roman"/>
+              </w:rPr>
+            </w:pPr>
+            <w:r>
+              <w:rPr>
+                <w:rFonts w:ascii="Times New Roman" w:hAnsi="Times New Roman" w:cs="Times New Roman"/>
+              </w:rPr>
+              <w:t>Ver información de las Vicarias Foráneas</w:t>
+            </w:r>
+          </w:p>
+        </w:tc>
+        <w:tc>
+          <w:tcPr>
+            <w:tcW w:w="4972" w:type="dxa"/>
+            <w:vAlign w:val="center"/>
+          </w:tcPr>
+          <w:p>
+            <w:pPr>
+              <w:spacing w:line="360" w:lineRule="auto"/>
+              <w:ind w:left="113"/>
+              <w:rPr>
+                <w:rFonts w:ascii="Times New Roman" w:hAnsi="Times New Roman" w:cs="Times New Roman"/>
+              </w:rPr>
+            </w:pPr>
+            <w:r>
+              <w:rPr>
+                <w:rFonts w:ascii="Times New Roman" w:hAnsi="Times New Roman" w:cs="Times New Roman"/>
+              </w:rPr>
+              <w:t xml:space="preserve">El usuario que ingrese a la </w:t>
+            </w:r>
+            <w:r>
+              <w:rPr>
+                <w:rFonts w:ascii="Times New Roman" w:hAnsi="Times New Roman" w:cs="Times New Roman"/>
+              </w:rPr>
+              <w:t>página</w:t>
+            </w:r>
+            <w:r>
+              <w:rPr>
+                <w:rFonts w:ascii="Times New Roman" w:hAnsi="Times New Roman" w:cs="Times New Roman"/>
+              </w:rPr>
+              <w:t xml:space="preserve"> podrá observar información de las 3 Vicarias </w:t>
+            </w:r>
+            <w:r>
+              <w:rPr>
+                <w:rFonts w:ascii="Times New Roman" w:hAnsi="Times New Roman" w:cs="Times New Roman"/>
+              </w:rPr>
+              <w:t>Foráneas</w:t>
+            </w:r>
+            <w:r>
+              <w:rPr>
+                <w:rFonts w:ascii="Times New Roman" w:hAnsi="Times New Roman" w:cs="Times New Roman"/>
+              </w:rPr>
+              <w:t xml:space="preserve"> de la </w:t>
+            </w:r>
+            <w:r>
+              <w:rPr>
+                <w:rFonts w:ascii="Times New Roman" w:hAnsi="Times New Roman" w:cs="Times New Roman"/>
+              </w:rPr>
+              <w:t>Arquidiócesis</w:t>
+            </w:r>
+            <w:r>
+              <w:rPr>
+                <w:rFonts w:ascii="Times New Roman" w:hAnsi="Times New Roman" w:cs="Times New Roman"/>
+              </w:rPr>
+              <w:t xml:space="preserve"> como </w:t>
+            </w:r>
+            <w:r>
+              <w:rPr>
+                <w:rFonts w:ascii="Times New Roman" w:hAnsi="Times New Roman" w:cs="Times New Roman"/>
+              </w:rPr>
+              <w:t>n</w:t>
+            </w:r>
+            <w:r>
+              <w:rPr>
+                <w:rFonts w:ascii="Times New Roman" w:hAnsi="Times New Roman" w:cs="Times New Roman"/>
+              </w:rPr>
+              <w:t xml:space="preserve">ombre, </w:t>
+            </w:r>
+            <w:r>
+              <w:rPr>
+                <w:rFonts w:ascii="Times New Roman" w:hAnsi="Times New Roman" w:cs="Times New Roman"/>
+              </w:rPr>
+              <w:t>u</w:t>
+            </w:r>
+            <w:r>
+              <w:rPr>
+                <w:rFonts w:ascii="Times New Roman" w:hAnsi="Times New Roman" w:cs="Times New Roman"/>
+              </w:rPr>
+              <w:t xml:space="preserve">bicación, </w:t>
+            </w:r>
+            <w:r>
+              <w:rPr>
+                <w:rFonts w:ascii="Times New Roman" w:hAnsi="Times New Roman" w:cs="Times New Roman"/>
+              </w:rPr>
+              <w:t>municipios que la conforman, parroquias centros de culto, comunidades religiosas y santuarios.</w:t>
+            </w:r>
+          </w:p>
+        </w:tc>
+        <w:tc>
+          <w:tcPr>
+            <w:tcW w:w="1909" w:type="dxa"/>
+            <w:vAlign w:val="center"/>
+          </w:tcPr>
+          <w:p>
+            <w:pPr>
+              <w:spacing w:line="360" w:lineRule="auto"/>
+              <w:ind w:left="113"/>
+              <w:rPr>
+                <w:rFonts w:ascii="Times New Roman" w:hAnsi="Times New Roman" w:cs="Times New Roman"/>
+              </w:rPr>
+            </w:pPr>
+          </w:p>
+        </w:tc>
+      </w:tr>
+      <w:tr>
+        <w:trPr>
+          <w:trHeight w:val="983"/>
+        </w:trPr>
+        <w:tc>
+          <w:tcPr>
+            <w:tcW w:w="456" w:type="dxa"/>
+            <w:vAlign w:val="center"/>
+          </w:tcPr>
+          <w:p>
+            <w:pPr>
+              <w:spacing w:line="360" w:lineRule="auto"/>
+              <w:jc w:val="center"/>
+              <w:rPr>
+                <w:rFonts w:ascii="Times New Roman" w:hAnsi="Times New Roman" w:cs="Times New Roman"/>
+              </w:rPr>
+            </w:pPr>
+            <w:r>
+              <w:rPr>
+                <w:rFonts w:ascii="Times New Roman" w:hAnsi="Times New Roman" w:cs="Times New Roman"/>
+              </w:rPr>
+              <w:t>6</w:t>
+            </w:r>
+          </w:p>
+        </w:tc>
+        <w:tc>
+          <w:tcPr>
+            <w:tcW w:w="2030" w:type="dxa"/>
+            <w:vAlign w:val="center"/>
+          </w:tcPr>
+          <w:p>
+            <w:pPr>
+              <w:spacing w:line="360" w:lineRule="auto"/>
+              <w:ind w:left="113"/>
+              <w:rPr>
+                <w:rFonts w:ascii="Times New Roman" w:hAnsi="Times New Roman" w:cs="Times New Roman"/>
+              </w:rPr>
+            </w:pPr>
+            <w:r>
+              <w:rPr>
+                <w:rFonts w:ascii="Times New Roman" w:hAnsi="Times New Roman" w:cs="Times New Roman"/>
+              </w:rPr>
+              <w:t>Ver información de la Pastoral Caritativa</w:t>
+            </w:r>
+          </w:p>
+        </w:tc>
+        <w:tc>
+          <w:tcPr>
+            <w:tcW w:w="4972" w:type="dxa"/>
+            <w:vAlign w:val="center"/>
+          </w:tcPr>
+          <w:p>
+            <w:pPr>
+              <w:spacing w:line="360" w:lineRule="auto"/>
+              <w:ind w:left="113"/>
+              <w:rPr>
+                <w:rFonts w:ascii="Times New Roman" w:hAnsi="Times New Roman" w:cs="Times New Roman"/>
+              </w:rPr>
+            </w:pPr>
+            <w:r>
+              <w:rPr>
+                <w:rFonts w:ascii="Times New Roman" w:hAnsi="Times New Roman" w:cs="Times New Roman"/>
+              </w:rPr>
+              <w:t>En la página se mostrará información acerca de todo lo relacionado con la Pastoral Caritativa y sus grupos: Pastoral Social, VISUR, Pastoral Justicia y Libertad, Pastoral Salud, Fazenda de la Esperanza, COPPAS, Hogares de Paso, Comedores de Adultos Mayores, Banco de Alimentos y Ministerios del Cuidado de la Casa Común.</w:t>
+            </w:r>
+          </w:p>
+        </w:tc>
+        <w:tc>
+          <w:tcPr>
+            <w:tcW w:w="1909" w:type="dxa"/>
+            <w:vAlign w:val="center"/>
+          </w:tcPr>
+          <w:p>
+            <w:pPr>
+              <w:spacing w:line="360" w:lineRule="auto"/>
+              <w:ind w:left="113"/>
+              <w:rPr>
+                <w:rFonts w:ascii="Times New Roman" w:hAnsi="Times New Roman" w:cs="Times New Roman"/>
+              </w:rPr>
+            </w:pPr>
+          </w:p>
+        </w:tc>
+      </w:tr>
+      <w:tr>
+        <w:trPr>
+          <w:trHeight w:val="8496"/>
+        </w:trPr>
+        <w:tc>
+          <w:tcPr>
+            <w:tcW w:w="456" w:type="dxa"/>
+            <w:vAlign w:val="center"/>
+          </w:tcPr>
+          <w:p>
+            <w:pPr>
+              <w:spacing w:line="360" w:lineRule="auto"/>
+              <w:jc w:val="center"/>
+              <w:rPr>
+                <w:rFonts w:ascii="Times New Roman" w:hAnsi="Times New Roman" w:cs="Times New Roman"/>
+              </w:rPr>
+            </w:pPr>
+            <w:r>
+              <w:rPr>
+                <w:rFonts w:ascii="Times New Roman" w:hAnsi="Times New Roman" w:cs="Times New Roman"/>
+              </w:rPr>
+              <w:lastRenderedPageBreak/>
+              <w:t>7</w:t>
+            </w:r>
+          </w:p>
+        </w:tc>
+        <w:tc>
+          <w:tcPr>
+            <w:tcW w:w="2030" w:type="dxa"/>
+            <w:vAlign w:val="center"/>
+          </w:tcPr>
+          <w:p>
+            <w:pPr>
+              <w:spacing w:line="360" w:lineRule="auto"/>
+              <w:ind w:left="113"/>
+              <w:rPr>
+                <w:rFonts w:ascii="Times New Roman" w:hAnsi="Times New Roman" w:cs="Times New Roman"/>
+              </w:rPr>
+            </w:pPr>
+            <w:r>
+              <w:rPr>
+                <w:rFonts w:ascii="Times New Roman" w:hAnsi="Times New Roman" w:cs="Times New Roman"/>
+              </w:rPr>
+              <w:t>Ver información de la Pastoral Profética</w:t>
+            </w:r>
+          </w:p>
+        </w:tc>
+        <w:tc>
+          <w:tcPr>
+            <w:tcW w:w="4972" w:type="dxa"/>
+            <w:vAlign w:val="center"/>
+          </w:tcPr>
+          <w:p>
+            <w:pPr>
+              <w:spacing w:line="360" w:lineRule="auto"/>
+              <w:ind w:left="113"/>
+              <w:rPr>
+                <w:rFonts w:ascii="Times New Roman" w:hAnsi="Times New Roman" w:cs="Times New Roman"/>
+              </w:rPr>
+            </w:pPr>
+            <w:r>
+              <w:rPr>
+                <w:rFonts w:ascii="Times New Roman" w:hAnsi="Times New Roman" w:cs="Times New Roman"/>
+              </w:rPr>
+              <w:t xml:space="preserve">En la página se mostrará información acerca de todo lo relacionado con la </w:t>
+            </w:r>
+            <w:r>
+              <w:rPr>
+                <w:rFonts w:ascii="Times New Roman" w:hAnsi="Times New Roman" w:cs="Times New Roman"/>
+              </w:rPr>
+              <w:t>P</w:t>
+            </w:r>
+            <w:r>
+              <w:rPr>
+                <w:rFonts w:ascii="Times New Roman" w:hAnsi="Times New Roman" w:cs="Times New Roman"/>
+              </w:rPr>
+              <w:t xml:space="preserve">astoral Profética y sus servicios. Los grupos que conforman la </w:t>
+            </w:r>
+            <w:r>
+              <w:rPr>
+                <w:rFonts w:ascii="Times New Roman" w:hAnsi="Times New Roman" w:cs="Times New Roman"/>
+              </w:rPr>
+              <w:t>P</w:t>
+            </w:r>
+            <w:r>
+              <w:rPr>
+                <w:rFonts w:ascii="Times New Roman" w:hAnsi="Times New Roman" w:cs="Times New Roman"/>
+              </w:rPr>
+              <w:t xml:space="preserve">astoral litúrgica </w:t>
+            </w:r>
+            <w:r>
+              <w:rPr>
+                <w:rFonts w:ascii="Times New Roman" w:hAnsi="Times New Roman" w:cs="Times New Roman"/>
+              </w:rPr>
+              <w:t>y de los que se mostrará información son: Pastoral Infantil, Pastoral Juvenil, Pastoral Vocacional, Pastoral Familiar</w:t>
+            </w:r>
+            <w:r>
+              <w:rPr>
+                <w:rFonts w:ascii="Times New Roman" w:hAnsi="Times New Roman" w:cs="Times New Roman"/>
+              </w:rPr>
+              <w:t xml:space="preserve">, </w:t>
+            </w:r>
+            <w:r>
+              <w:rPr>
+                <w:rFonts w:ascii="Times New Roman" w:hAnsi="Times New Roman" w:cs="Times New Roman"/>
+              </w:rPr>
+              <w:t>Pastoral Sacerdotal</w:t>
+            </w:r>
+            <w:r>
+              <w:rPr>
+                <w:rFonts w:ascii="Times New Roman" w:hAnsi="Times New Roman" w:cs="Times New Roman"/>
+              </w:rPr>
+              <w:t xml:space="preserve">, </w:t>
+            </w:r>
+            <w:r>
+              <w:rPr>
+                <w:rFonts w:ascii="Times New Roman" w:hAnsi="Times New Roman" w:cs="Times New Roman"/>
+              </w:rPr>
+              <w:t>Seminario Mayor San José, Pastoral Bíblica, Pastoral Misionera, Pastoral Universitaria, Pastoral Educativa, Pastoral Vida, Religiosa y consagrada, Pastoral Indígena y Afrodescendientes, Pastoral de Patrimonio y la Cultura, Pastoral del Duelo y la consolación, Pastoral de las Comunicaciones, Escuela Teológica San Juan Crisóstomo, Movimientos Laicales, Ministerio de la Catequesis, Escuela Catecumenal Bruno de Pierdo, Pastoral para la vida Consagrada. Así como también se mostrar</w:t>
+            </w:r>
+            <w:r>
+              <w:rPr>
+                <w:rFonts w:ascii="Times New Roman" w:hAnsi="Times New Roman" w:cs="Times New Roman"/>
+              </w:rPr>
+              <w:t>á</w:t>
+            </w:r>
+            <w:r>
+              <w:rPr>
+                <w:rFonts w:ascii="Times New Roman" w:hAnsi="Times New Roman" w:cs="Times New Roman"/>
+              </w:rPr>
+              <w:t xml:space="preserve"> </w:t>
+            </w:r>
+            <w:r>
+              <w:rPr>
+                <w:rFonts w:ascii="Times New Roman" w:hAnsi="Times New Roman" w:cs="Times New Roman"/>
+              </w:rPr>
+              <w:t>información</w:t>
+            </w:r>
+            <w:r>
+              <w:rPr>
+                <w:rFonts w:ascii="Times New Roman" w:hAnsi="Times New Roman" w:cs="Times New Roman"/>
+              </w:rPr>
+              <w:t xml:space="preserve"> de los movimientos apostólicos y de los movimientos animados por Comunidades </w:t>
+            </w:r>
+            <w:r>
+              <w:rPr>
+                <w:rFonts w:ascii="Times New Roman" w:hAnsi="Times New Roman" w:cs="Times New Roman"/>
+              </w:rPr>
+              <w:t>Religiosas.</w:t>
+            </w:r>
+          </w:p>
+        </w:tc>
+        <w:tc>
+          <w:tcPr>
+            <w:tcW w:w="1909" w:type="dxa"/>
+            <w:vAlign w:val="center"/>
+          </w:tcPr>
+          <w:p>
+            <w:pPr>
+              <w:spacing w:line="360" w:lineRule="auto"/>
+              <w:ind w:left="113"/>
+              <w:rPr>
+                <w:rFonts w:ascii="Times New Roman" w:hAnsi="Times New Roman" w:cs="Times New Roman"/>
+              </w:rPr>
+            </w:pPr>
+          </w:p>
+        </w:tc>
+      </w:tr>
+      <w:tr>
+        <w:trPr>
+          <w:trHeight w:val="3116"/>
+        </w:trPr>
+        <w:tc>
+          <w:tcPr>
+            <w:tcW w:w="456" w:type="dxa"/>
+            <w:vAlign w:val="center"/>
+          </w:tcPr>
+          <w:p>
+            <w:pPr>
+              <w:spacing w:line="360" w:lineRule="auto"/>
+              <w:jc w:val="center"/>
+              <w:rPr>
+                <w:rFonts w:ascii="Times New Roman" w:hAnsi="Times New Roman" w:cs="Times New Roman"/>
+              </w:rPr>
+            </w:pPr>
+            <w:r>
+              <w:rPr>
+                <w:rFonts w:ascii="Times New Roman" w:hAnsi="Times New Roman" w:cs="Times New Roman"/>
+              </w:rPr>
+              <w:t>8</w:t>
+            </w:r>
+          </w:p>
+        </w:tc>
+        <w:tc>
+          <w:tcPr>
+            <w:tcW w:w="2030" w:type="dxa"/>
+            <w:vAlign w:val="center"/>
+          </w:tcPr>
+          <w:p>
+            <w:pPr>
+              <w:spacing w:line="360" w:lineRule="auto"/>
+              <w:ind w:left="113"/>
+              <w:rPr>
+                <w:rFonts w:ascii="Times New Roman" w:hAnsi="Times New Roman" w:cs="Times New Roman"/>
+              </w:rPr>
+            </w:pPr>
+            <w:r>
+              <w:rPr>
+                <w:rFonts w:ascii="Times New Roman" w:hAnsi="Times New Roman" w:cs="Times New Roman"/>
+              </w:rPr>
+              <w:t xml:space="preserve">Ver información de la Pastoral Litúrgica </w:t>
+            </w:r>
+          </w:p>
+        </w:tc>
+        <w:tc>
+          <w:tcPr>
+            <w:tcW w:w="4972" w:type="dxa"/>
+            <w:vAlign w:val="center"/>
+          </w:tcPr>
+          <w:p>
+            <w:pPr>
+              <w:spacing w:line="360" w:lineRule="auto"/>
+              <w:ind w:left="113"/>
+              <w:rPr>
+                <w:rFonts w:ascii="Times New Roman" w:hAnsi="Times New Roman" w:cs="Times New Roman"/>
+              </w:rPr>
+            </w:pPr>
+            <w:r>
+              <w:rPr>
+                <w:rFonts w:ascii="Times New Roman" w:hAnsi="Times New Roman" w:cs="Times New Roman"/>
+              </w:rPr>
+              <w:t xml:space="preserve">En la página se mostrará información acerca de todo lo relacionado con la Pastoral Litúrgica y sus grupos: </w:t>
+            </w:r>
+            <w:r>
+              <w:rPr>
+                <w:rFonts w:ascii="Times New Roman" w:hAnsi="Times New Roman" w:cs="Times New Roman"/>
+              </w:rPr>
+              <w:t>Ministerio de la Música, Monaguillos, Ministerios Laicales (que incluyen a los ministros extraordinarios de la Eucaristía, ministros lectores y ministros acólitos), y Ministerios de Acogida.</w:t>
+            </w:r>
+          </w:p>
+        </w:tc>
+        <w:tc>
+          <w:tcPr>
+            <w:tcW w:w="1909" w:type="dxa"/>
+            <w:vAlign w:val="center"/>
+          </w:tcPr>
+          <w:p>
+            <w:pPr>
+              <w:spacing w:line="360" w:lineRule="auto"/>
+              <w:ind w:left="113"/>
+              <w:rPr>
+                <w:rFonts w:ascii="Times New Roman" w:hAnsi="Times New Roman" w:cs="Times New Roman"/>
+              </w:rPr>
+            </w:pPr>
+          </w:p>
+        </w:tc>
+      </w:tr>
+    </w:tbl>
+    <w:p>
+      <w:r>
+        <w:br w:type="page"/>
+      </w:r>
+    </w:p>
+    <w:tbl>
+      <w:tblPr>
+        <w:tblStyle w:val="Tablaconcuadrcula"/>
+        <w:tblW w:w="9367" w:type="dxa"/>
+        <w:tblLook w:val="04A0" w:firstRow="1" w:lastRow="0" w:firstColumn="1" w:lastColumn="0" w:noHBand="0" w:noVBand="1"/>
+      </w:tblPr>
+      <w:tblGrid>
+        <w:gridCol w:w="456"/>
+        <w:gridCol w:w="2030"/>
+        <w:gridCol w:w="4972"/>
+        <w:gridCol w:w="1909"/>
+      </w:tblGrid>
+      <w:tr>
+        <w:trPr>
+          <w:trHeight w:val="2258"/>
+        </w:trPr>
+        <w:tc>
+          <w:tcPr>
+            <w:tcW w:w="456" w:type="dxa"/>
+            <w:vAlign w:val="center"/>
+          </w:tcPr>
+          <w:p>
+            <w:pPr>
+              <w:spacing w:line="360" w:lineRule="auto"/>
+              <w:jc w:val="center"/>
+              <w:rPr>
+                <w:rFonts w:ascii="Times New Roman" w:hAnsi="Times New Roman" w:cs="Times New Roman"/>
+              </w:rPr>
+            </w:pPr>
+            <w:r>
+              <w:rPr>
+                <w:rFonts w:ascii="Times New Roman" w:hAnsi="Times New Roman" w:cs="Times New Roman"/>
+              </w:rPr>
+              <w:lastRenderedPageBreak/>
+              <w:t>9</w:t>
+            </w:r>
+          </w:p>
+        </w:tc>
+        <w:tc>
+          <w:tcPr>
+            <w:tcW w:w="2030" w:type="dxa"/>
+            <w:vAlign w:val="center"/>
+          </w:tcPr>
+          <w:p>
+            <w:pPr>
+              <w:spacing w:line="360" w:lineRule="auto"/>
+              <w:ind w:left="113"/>
+              <w:rPr>
+                <w:rFonts w:ascii="Times New Roman" w:hAnsi="Times New Roman" w:cs="Times New Roman"/>
+              </w:rPr>
+            </w:pPr>
+            <w:r>
+              <w:rPr>
+                <w:rFonts w:ascii="Times New Roman" w:hAnsi="Times New Roman" w:cs="Times New Roman"/>
+              </w:rPr>
+              <w:t>Ver información de la Oficina del Buen Trato</w:t>
+            </w:r>
+          </w:p>
+        </w:tc>
+        <w:tc>
+          <w:tcPr>
+            <w:tcW w:w="4972" w:type="dxa"/>
+            <w:vAlign w:val="center"/>
+          </w:tcPr>
+          <w:p>
+            <w:pPr>
+              <w:spacing w:line="360" w:lineRule="auto"/>
+              <w:ind w:left="113"/>
+              <w:rPr>
+                <w:rFonts w:ascii="Times New Roman" w:hAnsi="Times New Roman" w:cs="Times New Roman"/>
+              </w:rPr>
+            </w:pPr>
+            <w:r>
+              <w:rPr>
+                <w:rFonts w:ascii="Times New Roman" w:hAnsi="Times New Roman" w:cs="Times New Roman"/>
+              </w:rPr>
+              <w:t>El usuario que use la aplicación web de la Arquidiócesis podrá ver en un apartado toda la información acerca de la Oficinal del Buen Trato y todos los pasos para poder hacer uso de sus mecanismos de ayuda.</w:t>
+            </w:r>
+          </w:p>
+        </w:tc>
+        <w:tc>
+          <w:tcPr>
+            <w:tcW w:w="1909" w:type="dxa"/>
+            <w:vAlign w:val="center"/>
+          </w:tcPr>
+          <w:p>
+            <w:pPr>
+              <w:spacing w:line="360" w:lineRule="auto"/>
+              <w:ind w:left="113"/>
+              <w:rPr>
+                <w:rFonts w:ascii="Times New Roman" w:hAnsi="Times New Roman" w:cs="Times New Roman"/>
+              </w:rPr>
+            </w:pPr>
+          </w:p>
+        </w:tc>
+      </w:tr>
+      <w:tr>
+        <w:trPr>
+          <w:trHeight w:val="2261"/>
+        </w:trPr>
+        <w:tc>
+          <w:tcPr>
+            <w:tcW w:w="456" w:type="dxa"/>
+            <w:vAlign w:val="center"/>
+          </w:tcPr>
+          <w:p>
+            <w:pPr>
+              <w:spacing w:line="360" w:lineRule="auto"/>
+              <w:jc w:val="center"/>
+              <w:rPr>
+                <w:rFonts w:ascii="Times New Roman" w:hAnsi="Times New Roman" w:cs="Times New Roman"/>
+              </w:rPr>
+            </w:pPr>
+            <w:r>
+              <w:rPr>
+                <w:rFonts w:ascii="Times New Roman" w:hAnsi="Times New Roman" w:cs="Times New Roman"/>
+              </w:rPr>
+              <w:t>10</w:t>
+            </w:r>
+          </w:p>
+        </w:tc>
+        <w:tc>
+          <w:tcPr>
+            <w:tcW w:w="2030" w:type="dxa"/>
+            <w:vAlign w:val="center"/>
+          </w:tcPr>
+          <w:p>
+            <w:pPr>
+              <w:spacing w:line="360" w:lineRule="auto"/>
+              <w:ind w:left="113"/>
+              <w:rPr>
+                <w:rFonts w:ascii="Times New Roman" w:hAnsi="Times New Roman" w:cs="Times New Roman"/>
+              </w:rPr>
+            </w:pPr>
+            <w:r>
+              <w:rPr>
+                <w:rFonts w:ascii="Times New Roman" w:hAnsi="Times New Roman" w:cs="Times New Roman"/>
+              </w:rPr>
+              <w:t>Ver información de la Comisión para la Protección de Menores</w:t>
+            </w:r>
+          </w:p>
+        </w:tc>
+        <w:tc>
+          <w:tcPr>
+            <w:tcW w:w="4972" w:type="dxa"/>
+            <w:vAlign w:val="center"/>
+          </w:tcPr>
+          <w:p>
+            <w:pPr>
+              <w:spacing w:line="360" w:lineRule="auto"/>
+              <w:ind w:left="113"/>
+              <w:rPr>
+                <w:rFonts w:ascii="Times New Roman" w:hAnsi="Times New Roman" w:cs="Times New Roman"/>
+              </w:rPr>
+            </w:pPr>
+            <w:r>
+              <w:rPr>
+                <w:rFonts w:ascii="Times New Roman" w:hAnsi="Times New Roman" w:cs="Times New Roman"/>
+              </w:rPr>
+              <w:t>El usuario que use la aplicación web de la Arquidiócesis podrá ver en un apartado toda la información acerca de la Comisión para la Protección de Menores y todos los pasos para poder hacer uso de sus mecanismos de ayuda.</w:t>
+            </w:r>
+          </w:p>
+        </w:tc>
+        <w:tc>
+          <w:tcPr>
+            <w:tcW w:w="1909" w:type="dxa"/>
+            <w:vAlign w:val="center"/>
+          </w:tcPr>
+          <w:p>
+            <w:pPr>
+              <w:spacing w:line="360" w:lineRule="auto"/>
+              <w:ind w:left="113"/>
+              <w:rPr>
+                <w:rFonts w:ascii="Times New Roman" w:hAnsi="Times New Roman" w:cs="Times New Roman"/>
+              </w:rPr>
+            </w:pPr>
+          </w:p>
+        </w:tc>
+      </w:tr>
+      <w:tr>
+        <w:trPr>
+          <w:trHeight w:val="1968"/>
+        </w:trPr>
+        <w:tc>
+          <w:tcPr>
+            <w:tcW w:w="456" w:type="dxa"/>
+            <w:vAlign w:val="center"/>
+          </w:tcPr>
+          <w:p>
+            <w:pPr>
+              <w:spacing w:line="360" w:lineRule="auto"/>
+              <w:jc w:val="center"/>
+              <w:rPr>
+                <w:rFonts w:ascii="Times New Roman" w:hAnsi="Times New Roman" w:cs="Times New Roman"/>
+              </w:rPr>
+            </w:pPr>
+            <w:r>
+              <w:rPr>
+                <w:rFonts w:ascii="Times New Roman" w:hAnsi="Times New Roman" w:cs="Times New Roman"/>
+              </w:rPr>
+              <w:t>11</w:t>
+            </w:r>
+          </w:p>
+        </w:tc>
+        <w:tc>
+          <w:tcPr>
+            <w:tcW w:w="2030" w:type="dxa"/>
+            <w:vAlign w:val="center"/>
+          </w:tcPr>
+          <w:p>
+            <w:pPr>
+              <w:spacing w:line="360" w:lineRule="auto"/>
+              <w:ind w:left="113"/>
+              <w:rPr>
+                <w:rFonts w:ascii="Times New Roman" w:hAnsi="Times New Roman" w:cs="Times New Roman"/>
+              </w:rPr>
+            </w:pPr>
+            <w:r>
+              <w:rPr>
+                <w:rFonts w:ascii="Times New Roman" w:hAnsi="Times New Roman" w:cs="Times New Roman"/>
+              </w:rPr>
+              <w:t>Ver el plan Arquidiocesano</w:t>
+            </w:r>
+          </w:p>
+        </w:tc>
+        <w:tc>
+          <w:tcPr>
+            <w:tcW w:w="4972" w:type="dxa"/>
+            <w:vAlign w:val="center"/>
+          </w:tcPr>
+          <w:p>
+            <w:pPr>
+              <w:spacing w:line="360" w:lineRule="auto"/>
+              <w:ind w:left="113"/>
+              <w:rPr>
+                <w:rFonts w:ascii="Times New Roman" w:hAnsi="Times New Roman" w:cs="Times New Roman"/>
+              </w:rPr>
+            </w:pPr>
+            <w:r>
+              <w:rPr>
+                <w:rFonts w:ascii="Times New Roman" w:hAnsi="Times New Roman" w:cs="Times New Roman"/>
+              </w:rPr>
+              <w:t>La aplicación web de la Arquidiócesis tendrá un apartado que permitirá al usuario que la visite poder ver toda la información acerca del Plan Arquidiocesano de Evangelización 2024 - 2030</w:t>
+            </w:r>
+          </w:p>
+        </w:tc>
+        <w:tc>
+          <w:tcPr>
+            <w:tcW w:w="1909" w:type="dxa"/>
+            <w:vAlign w:val="center"/>
+          </w:tcPr>
+          <w:p>
+            <w:pPr>
+              <w:spacing w:line="360" w:lineRule="auto"/>
+              <w:ind w:left="113"/>
+              <w:rPr>
+                <w:rFonts w:ascii="Times New Roman" w:hAnsi="Times New Roman" w:cs="Times New Roman"/>
+              </w:rPr>
+            </w:pPr>
+          </w:p>
+        </w:tc>
+      </w:tr>
+      <w:tr>
+        <w:trPr>
+          <w:trHeight w:val="2265"/>
+        </w:trPr>
+        <w:tc>
+          <w:tcPr>
+            <w:tcW w:w="456" w:type="dxa"/>
+            <w:vAlign w:val="center"/>
+          </w:tcPr>
+          <w:p>
+            <w:pPr>
+              <w:spacing w:line="360" w:lineRule="auto"/>
+              <w:jc w:val="center"/>
+              <w:rPr>
+                <w:rFonts w:ascii="Times New Roman" w:hAnsi="Times New Roman" w:cs="Times New Roman"/>
+              </w:rPr>
+            </w:pPr>
+            <w:r>
+              <w:rPr>
+                <w:rFonts w:ascii="Times New Roman" w:hAnsi="Times New Roman" w:cs="Times New Roman"/>
+              </w:rPr>
+              <w:t>12</w:t>
+            </w:r>
+          </w:p>
+        </w:tc>
+        <w:tc>
+          <w:tcPr>
+            <w:tcW w:w="2030" w:type="dxa"/>
+            <w:vAlign w:val="center"/>
+          </w:tcPr>
+          <w:p>
+            <w:pPr>
+              <w:spacing w:line="360" w:lineRule="auto"/>
+              <w:ind w:left="113"/>
+              <w:rPr>
+                <w:rFonts w:ascii="Times New Roman" w:hAnsi="Times New Roman" w:cs="Times New Roman"/>
+              </w:rPr>
+            </w:pPr>
+            <w:r>
+              <w:rPr>
+                <w:rFonts w:ascii="Times New Roman" w:hAnsi="Times New Roman" w:cs="Times New Roman"/>
+              </w:rPr>
+              <w:t>ver información de los símbolos</w:t>
+            </w:r>
+          </w:p>
+        </w:tc>
+        <w:tc>
+          <w:tcPr>
+            <w:tcW w:w="4972" w:type="dxa"/>
+            <w:vAlign w:val="center"/>
+          </w:tcPr>
+          <w:p>
+            <w:pPr>
+              <w:spacing w:line="360" w:lineRule="auto"/>
+              <w:ind w:left="113"/>
+              <w:rPr>
+                <w:rFonts w:ascii="Times New Roman" w:hAnsi="Times New Roman" w:cs="Times New Roman"/>
+              </w:rPr>
+            </w:pPr>
+            <w:r>
+              <w:rPr>
+                <w:rFonts w:ascii="Times New Roman" w:hAnsi="Times New Roman" w:cs="Times New Roman"/>
+              </w:rPr>
+              <w:t>El usuario que navegue por la página de la Arquidiócesis podrá ver información sobre los símbolos de la arquidiócesis, Parroquia, Centro de Culto o Comunidad Religiosa como Escudo, Lema u otros símbolos.</w:t>
+            </w:r>
+          </w:p>
+        </w:tc>
+        <w:tc>
+          <w:tcPr>
+            <w:tcW w:w="1909" w:type="dxa"/>
+            <w:vAlign w:val="center"/>
+          </w:tcPr>
+          <w:p>
+            <w:pPr>
+              <w:spacing w:line="360" w:lineRule="auto"/>
+              <w:ind w:left="113"/>
+              <w:rPr>
+                <w:rFonts w:ascii="Times New Roman" w:hAnsi="Times New Roman" w:cs="Times New Roman"/>
+              </w:rPr>
+            </w:pPr>
+          </w:p>
+        </w:tc>
+      </w:tr>
+      <w:tr>
+        <w:trPr>
+          <w:trHeight w:val="3869"/>
+        </w:trPr>
+        <w:tc>
+          <w:tcPr>
+            <w:tcW w:w="456" w:type="dxa"/>
+            <w:vAlign w:val="center"/>
+          </w:tcPr>
+          <w:p>
+            <w:pPr>
+              <w:spacing w:line="360" w:lineRule="auto"/>
+              <w:jc w:val="center"/>
+              <w:rPr>
+                <w:rFonts w:ascii="Times New Roman" w:hAnsi="Times New Roman" w:cs="Times New Roman"/>
+              </w:rPr>
+            </w:pPr>
+            <w:r>
+              <w:rPr>
+                <w:rFonts w:ascii="Times New Roman" w:hAnsi="Times New Roman" w:cs="Times New Roman"/>
+              </w:rPr>
+              <w:t>13</w:t>
+            </w:r>
+          </w:p>
+        </w:tc>
+        <w:tc>
+          <w:tcPr>
+            <w:tcW w:w="2030" w:type="dxa"/>
+            <w:vAlign w:val="center"/>
+          </w:tcPr>
+          <w:p>
+            <w:pPr>
+              <w:spacing w:line="360" w:lineRule="auto"/>
+              <w:ind w:left="113"/>
+              <w:rPr>
+                <w:rFonts w:ascii="Times New Roman" w:hAnsi="Times New Roman" w:cs="Times New Roman"/>
+              </w:rPr>
+            </w:pPr>
+            <w:r>
+              <w:rPr>
+                <w:rFonts w:ascii="Times New Roman" w:hAnsi="Times New Roman" w:cs="Times New Roman"/>
+              </w:rPr>
+              <w:t>Ver información histórica</w:t>
+            </w:r>
+          </w:p>
+        </w:tc>
+        <w:tc>
+          <w:tcPr>
+            <w:tcW w:w="4972" w:type="dxa"/>
+            <w:vAlign w:val="center"/>
+          </w:tcPr>
+          <w:p>
+            <w:pPr>
+              <w:spacing w:line="360" w:lineRule="auto"/>
+              <w:ind w:left="113"/>
+              <w:rPr>
+                <w:rFonts w:ascii="Times New Roman" w:hAnsi="Times New Roman" w:cs="Times New Roman"/>
+              </w:rPr>
+            </w:pPr>
+            <w:r>
+              <w:rPr>
+                <w:rFonts w:ascii="Times New Roman" w:hAnsi="Times New Roman" w:cs="Times New Roman"/>
+              </w:rPr>
+              <w:t>La página tendrá a disposición del usuario información histórica de la Arquidiócesis, Parroquia, Centro de Culto o Comunidad Religiosa. Por ejemplo su evolución desde su fecha de creación, sus retos y objetivos conseguidos, episcopologio, listado de sacerdotes y demás información histórica relevante.</w:t>
+            </w:r>
+          </w:p>
+        </w:tc>
+        <w:tc>
+          <w:tcPr>
+            <w:tcW w:w="1909" w:type="dxa"/>
+            <w:vAlign w:val="center"/>
+          </w:tcPr>
+          <w:p>
+            <w:pPr>
+              <w:spacing w:line="360" w:lineRule="auto"/>
+              <w:ind w:left="113"/>
+              <w:rPr>
+                <w:rFonts w:ascii="Times New Roman" w:hAnsi="Times New Roman" w:cs="Times New Roman"/>
+              </w:rPr>
+            </w:pPr>
+          </w:p>
+        </w:tc>
+      </w:tr>
+      <w:tr>
+        <w:trPr>
+          <w:trHeight w:val="2684"/>
+        </w:trPr>
+        <w:tc>
+          <w:tcPr>
+            <w:tcW w:w="456" w:type="dxa"/>
+            <w:vAlign w:val="center"/>
+          </w:tcPr>
+          <w:p>
+            <w:pPr>
+              <w:spacing w:line="360" w:lineRule="auto"/>
+              <w:jc w:val="center"/>
+              <w:rPr>
+                <w:rFonts w:ascii="Times New Roman" w:hAnsi="Times New Roman" w:cs="Times New Roman"/>
+              </w:rPr>
+            </w:pPr>
+            <w:r>
+              <w:lastRenderedPageBreak/>
+              <w:br w:type="page"/>
+            </w:r>
+            <w:r>
+              <w:rPr>
+                <w:rFonts w:ascii="Times New Roman" w:hAnsi="Times New Roman" w:cs="Times New Roman"/>
+              </w:rPr>
+              <w:t>14</w:t>
+            </w:r>
+          </w:p>
+        </w:tc>
+        <w:tc>
+          <w:tcPr>
+            <w:tcW w:w="2030" w:type="dxa"/>
+            <w:vAlign w:val="center"/>
+          </w:tcPr>
+          <w:p>
+            <w:pPr>
+              <w:spacing w:line="360" w:lineRule="auto"/>
+              <w:ind w:left="113"/>
+              <w:rPr>
+                <w:rFonts w:ascii="Times New Roman" w:hAnsi="Times New Roman" w:cs="Times New Roman"/>
+              </w:rPr>
+            </w:pPr>
+            <w:r>
+              <w:rPr>
+                <w:rFonts w:ascii="Times New Roman" w:hAnsi="Times New Roman" w:cs="Times New Roman"/>
+              </w:rPr>
+              <w:t>Ver organigrama</w:t>
+            </w:r>
+          </w:p>
+        </w:tc>
+        <w:tc>
+          <w:tcPr>
+            <w:tcW w:w="4972" w:type="dxa"/>
+            <w:vAlign w:val="center"/>
+          </w:tcPr>
+          <w:p>
+            <w:pPr>
+              <w:spacing w:line="360" w:lineRule="auto"/>
+              <w:ind w:left="113"/>
+              <w:rPr>
+                <w:rFonts w:ascii="Times New Roman" w:hAnsi="Times New Roman" w:cs="Times New Roman"/>
+              </w:rPr>
+            </w:pPr>
+            <w:r>
+              <w:rPr>
+                <w:rFonts w:ascii="Times New Roman" w:hAnsi="Times New Roman" w:cs="Times New Roman"/>
+              </w:rPr>
+              <w:t xml:space="preserve">El usuario podrá ver tanto en apartado de la Arquidiócesis como de las Parroquias y comunidades Religiosas un organigrama, el cual le permitirá ilustrarse sobre la estructura organizacional de la Arquidiócesis, Vicarias y Comunidades Religiosas. </w:t>
+            </w:r>
+          </w:p>
+        </w:tc>
+        <w:tc>
+          <w:tcPr>
+            <w:tcW w:w="1909" w:type="dxa"/>
+            <w:vAlign w:val="center"/>
+          </w:tcPr>
+          <w:p>
+            <w:pPr>
+              <w:spacing w:line="360" w:lineRule="auto"/>
+              <w:ind w:left="113"/>
+              <w:rPr>
+                <w:rFonts w:ascii="Times New Roman" w:hAnsi="Times New Roman" w:cs="Times New Roman"/>
+              </w:rPr>
+            </w:pPr>
+          </w:p>
+        </w:tc>
+      </w:tr>
+      <w:tr>
+        <w:trPr>
+          <w:trHeight w:val="6931"/>
+        </w:trPr>
+        <w:tc>
+          <w:tcPr>
+            <w:tcW w:w="456" w:type="dxa"/>
+            <w:vAlign w:val="center"/>
+          </w:tcPr>
+          <w:p>
+            <w:pPr>
+              <w:spacing w:line="360" w:lineRule="auto"/>
+              <w:jc w:val="center"/>
+              <w:rPr>
+                <w:rFonts w:ascii="Times New Roman" w:hAnsi="Times New Roman" w:cs="Times New Roman"/>
+              </w:rPr>
+            </w:pPr>
+            <w:r>
+              <w:rPr>
+                <w:rFonts w:ascii="Times New Roman" w:hAnsi="Times New Roman" w:cs="Times New Roman"/>
+              </w:rPr>
+              <w:t>15</w:t>
+            </w:r>
+          </w:p>
+        </w:tc>
+        <w:tc>
+          <w:tcPr>
+            <w:tcW w:w="2030" w:type="dxa"/>
+            <w:vAlign w:val="center"/>
+          </w:tcPr>
+          <w:p>
+            <w:pPr>
+              <w:spacing w:line="360" w:lineRule="auto"/>
+              <w:ind w:left="113"/>
+              <w:rPr>
+                <w:rFonts w:ascii="Times New Roman" w:hAnsi="Times New Roman" w:cs="Times New Roman"/>
+              </w:rPr>
+            </w:pPr>
+            <w:r>
+              <w:rPr>
+                <w:rFonts w:ascii="Times New Roman" w:hAnsi="Times New Roman" w:cs="Times New Roman"/>
+              </w:rPr>
+              <w:t>Panel de Administración.</w:t>
+            </w:r>
+          </w:p>
+        </w:tc>
+        <w:tc>
+          <w:tcPr>
+            <w:tcW w:w="4972" w:type="dxa"/>
+            <w:vAlign w:val="center"/>
+          </w:tcPr>
+          <w:p>
+            <w:pPr>
+              <w:spacing w:line="360" w:lineRule="auto"/>
+              <w:ind w:left="113"/>
+              <w:rPr>
+                <w:rFonts w:ascii="Times New Roman" w:hAnsi="Times New Roman" w:cs="Times New Roman"/>
+              </w:rPr>
+            </w:pPr>
+            <w:r>
+              <w:rPr>
+                <w:rFonts w:ascii="Times New Roman" w:hAnsi="Times New Roman" w:cs="Times New Roman"/>
+              </w:rPr>
+              <w:t>La Arquidiócesis, las parroquias</w:t>
+            </w:r>
+            <w:r>
+              <w:rPr>
+                <w:rFonts w:ascii="Times New Roman" w:hAnsi="Times New Roman" w:cs="Times New Roman"/>
+              </w:rPr>
+              <w:t xml:space="preserve">, centros de culto y comunidades religiosas </w:t>
+            </w:r>
+            <w:r>
+              <w:rPr>
+                <w:rFonts w:ascii="Times New Roman" w:hAnsi="Times New Roman" w:cs="Times New Roman"/>
+              </w:rPr>
+              <w:t>tendrán un panel de administración desde donde podrán alimentar la pagina de su respectiva ubicación con información que será visible en la página</w:t>
+            </w:r>
+            <w:r>
+              <w:rPr>
+                <w:rFonts w:ascii="Times New Roman" w:hAnsi="Times New Roman" w:cs="Times New Roman"/>
+              </w:rPr>
+              <w:t>, así como también podrá editar la información que ya se encuentre publicada</w:t>
+            </w:r>
+            <w:r>
+              <w:rPr>
+                <w:rFonts w:ascii="Times New Roman" w:hAnsi="Times New Roman" w:cs="Times New Roman"/>
+              </w:rPr>
+              <w:t>. Los paneles de administrados tendrán un alcance local, de tal forma que cada parroquia</w:t>
+            </w:r>
+            <w:r>
+              <w:rPr>
+                <w:rFonts w:ascii="Times New Roman" w:hAnsi="Times New Roman" w:cs="Times New Roman"/>
+              </w:rPr>
+              <w:t xml:space="preserve">, centro de culto o comunidad religiosa </w:t>
+            </w:r>
+            <w:r>
+              <w:rPr>
+                <w:rFonts w:ascii="Times New Roman" w:hAnsi="Times New Roman" w:cs="Times New Roman"/>
+              </w:rPr>
+              <w:t xml:space="preserve">tendrá acceso a editar o agregar información únicamente en la sede a la que pertenece, pero la persona que se encargue de la página de la Arquidiócesis tendrá control tanto de esta entidad como de las </w:t>
+            </w:r>
+            <w:r>
+              <w:rPr>
+                <w:rFonts w:ascii="Times New Roman" w:hAnsi="Times New Roman" w:cs="Times New Roman"/>
+              </w:rPr>
+              <w:t>páginas</w:t>
+            </w:r>
+            <w:r>
+              <w:rPr>
+                <w:rFonts w:ascii="Times New Roman" w:hAnsi="Times New Roman" w:cs="Times New Roman"/>
+              </w:rPr>
+              <w:t xml:space="preserve"> de las parroquia</w:t>
+            </w:r>
+            <w:r>
+              <w:rPr>
+                <w:rFonts w:ascii="Times New Roman" w:hAnsi="Times New Roman" w:cs="Times New Roman"/>
+              </w:rPr>
+              <w:t>s, centros de culto y comunidades religiosas</w:t>
+            </w:r>
+            <w:r>
+              <w:rPr>
+                <w:rFonts w:ascii="Times New Roman" w:hAnsi="Times New Roman" w:cs="Times New Roman"/>
+              </w:rPr>
+              <w:t xml:space="preserve">. </w:t>
+            </w:r>
+          </w:p>
+        </w:tc>
+        <w:tc>
+          <w:tcPr>
+            <w:tcW w:w="1909" w:type="dxa"/>
+            <w:vAlign w:val="center"/>
+          </w:tcPr>
+          <w:p>
+            <w:pPr>
+              <w:spacing w:line="360" w:lineRule="auto"/>
+              <w:ind w:left="113"/>
+              <w:rPr>
+                <w:rFonts w:ascii="Times New Roman" w:hAnsi="Times New Roman" w:cs="Times New Roman"/>
+              </w:rPr>
+            </w:pPr>
+            <w:r>
+              <w:rPr>
+                <w:rFonts w:ascii="Times New Roman" w:hAnsi="Times New Roman" w:cs="Times New Roman"/>
+              </w:rPr>
+              <w:t>Administrador Parroquial,</w:t>
+            </w:r>
+          </w:p>
+          <w:p>
+            <w:pPr>
+              <w:spacing w:line="360" w:lineRule="auto"/>
+              <w:ind w:left="113"/>
+              <w:rPr>
+                <w:rFonts w:ascii="Times New Roman" w:hAnsi="Times New Roman" w:cs="Times New Roman"/>
+              </w:rPr>
+            </w:pPr>
+            <w:r>
+              <w:rPr>
+                <w:rFonts w:ascii="Times New Roman" w:hAnsi="Times New Roman" w:cs="Times New Roman"/>
+              </w:rPr>
+              <w:t>Administrador Arquidiocesano,</w:t>
+            </w:r>
+          </w:p>
+          <w:p>
+            <w:pPr>
+              <w:spacing w:line="360" w:lineRule="auto"/>
+              <w:ind w:left="113"/>
+              <w:rPr>
+                <w:rFonts w:ascii="Times New Roman" w:hAnsi="Times New Roman" w:cs="Times New Roman"/>
+              </w:rPr>
+            </w:pPr>
+            <w:r>
+              <w:rPr>
+                <w:rFonts w:ascii="Times New Roman" w:hAnsi="Times New Roman" w:cs="Times New Roman"/>
+              </w:rPr>
+              <w:t>Super Administrador.</w:t>
+            </w:r>
+          </w:p>
+        </w:tc>
+      </w:tr>
+    </w:tbl>
+    <w:p>
+      <w:r>
+        <w:br w:type="page"/>
+      </w:r>
+    </w:p>
+    <w:tbl>
+      <w:tblPr>
+        <w:tblStyle w:val="Tablaconcuadrcula"/>
+        <w:tblW w:w="9367" w:type="dxa"/>
+        <w:tblLook w:val="04A0" w:firstRow="1" w:lastRow="0" w:firstColumn="1" w:lastColumn="0" w:noHBand="0" w:noVBand="1"/>
+      </w:tblPr>
+      <w:tblGrid>
+        <w:gridCol w:w="456"/>
+        <w:gridCol w:w="2030"/>
+        <w:gridCol w:w="4972"/>
+        <w:gridCol w:w="1909"/>
+      </w:tblGrid>
+      <w:tr>
+        <w:trPr>
+          <w:trHeight w:val="2826"/>
+        </w:trPr>
+        <w:tc>
+          <w:tcPr>
+            <w:tcW w:w="456" w:type="dxa"/>
+            <w:vAlign w:val="center"/>
+          </w:tcPr>
+          <w:p>
+            <w:pPr>
+              <w:spacing w:line="360" w:lineRule="auto"/>
+              <w:jc w:val="center"/>
+              <w:rPr>
+                <w:rFonts w:ascii="Times New Roman" w:hAnsi="Times New Roman" w:cs="Times New Roman"/>
+              </w:rPr>
+            </w:pPr>
+            <w:r>
+              <w:rPr>
+                <w:rFonts w:ascii="Times New Roman" w:hAnsi="Times New Roman" w:cs="Times New Roman"/>
+              </w:rPr>
+              <w:lastRenderedPageBreak/>
+              <w:t>16</w:t>
+            </w:r>
+          </w:p>
+        </w:tc>
+        <w:tc>
+          <w:tcPr>
+            <w:tcW w:w="2030" w:type="dxa"/>
+            <w:vAlign w:val="center"/>
+          </w:tcPr>
+          <w:p>
+            <w:pPr>
+              <w:spacing w:line="360" w:lineRule="auto"/>
+              <w:ind w:left="113"/>
+              <w:rPr>
+                <w:rFonts w:ascii="Times New Roman" w:hAnsi="Times New Roman" w:cs="Times New Roman"/>
+              </w:rPr>
+            </w:pPr>
+            <w:r>
+              <w:rPr>
+                <w:rFonts w:ascii="Times New Roman" w:hAnsi="Times New Roman" w:cs="Times New Roman"/>
+              </w:rPr>
+              <w:t>Control de Usuarios</w:t>
+            </w:r>
+            <w:r>
+              <w:rPr>
+                <w:rFonts w:ascii="Times New Roman" w:hAnsi="Times New Roman" w:cs="Times New Roman"/>
+              </w:rPr>
+              <w:t>.</w:t>
+            </w:r>
+          </w:p>
+        </w:tc>
+        <w:tc>
+          <w:tcPr>
+            <w:tcW w:w="4972" w:type="dxa"/>
+            <w:vAlign w:val="center"/>
+          </w:tcPr>
+          <w:p>
+            <w:pPr>
+              <w:spacing w:line="360" w:lineRule="auto"/>
+              <w:ind w:left="113"/>
+              <w:rPr>
+                <w:rFonts w:ascii="Times New Roman" w:hAnsi="Times New Roman" w:cs="Times New Roman"/>
+              </w:rPr>
+            </w:pPr>
+            <w:r>
+              <w:rPr>
+                <w:rFonts w:ascii="Times New Roman" w:hAnsi="Times New Roman" w:cs="Times New Roman"/>
+              </w:rPr>
+              <w:t>El sistema deberá contar con un control de usuarios que permita el inicio y cierre de sesiones de tal forma que cada usuario pueda ingresar a su cuenta y realizar las tareas necesarias para mantener la información de su sede actualizada.</w:t>
+            </w:r>
+          </w:p>
+        </w:tc>
+        <w:tc>
+          <w:tcPr>
+            <w:tcW w:w="1909" w:type="dxa"/>
+            <w:vAlign w:val="center"/>
+          </w:tcPr>
+          <w:p>
+            <w:pPr>
+              <w:spacing w:line="360" w:lineRule="auto"/>
+              <w:ind w:left="113"/>
+              <w:rPr>
+                <w:rFonts w:ascii="Times New Roman" w:hAnsi="Times New Roman" w:cs="Times New Roman"/>
+              </w:rPr>
+            </w:pPr>
+            <w:r>
+              <w:rPr>
+                <w:rFonts w:ascii="Times New Roman" w:hAnsi="Times New Roman" w:cs="Times New Roman"/>
+              </w:rPr>
+              <w:t>Administrador Parroquial,</w:t>
+            </w:r>
+          </w:p>
+          <w:p>
+            <w:pPr>
+              <w:spacing w:line="360" w:lineRule="auto"/>
+              <w:ind w:left="113"/>
+              <w:rPr>
+                <w:rFonts w:ascii="Times New Roman" w:hAnsi="Times New Roman" w:cs="Times New Roman"/>
+              </w:rPr>
+            </w:pPr>
+            <w:r>
+              <w:rPr>
+                <w:rFonts w:ascii="Times New Roman" w:hAnsi="Times New Roman" w:cs="Times New Roman"/>
+              </w:rPr>
+              <w:t>Administrador Arquidiocesano,</w:t>
+            </w:r>
+          </w:p>
+          <w:p>
+            <w:pPr>
+              <w:spacing w:line="360" w:lineRule="auto"/>
+              <w:ind w:left="113"/>
+              <w:rPr>
+                <w:rFonts w:ascii="Times New Roman" w:hAnsi="Times New Roman" w:cs="Times New Roman"/>
+              </w:rPr>
+            </w:pPr>
+            <w:r>
+              <w:rPr>
+                <w:rFonts w:ascii="Times New Roman" w:hAnsi="Times New Roman" w:cs="Times New Roman"/>
+              </w:rPr>
+              <w:t>Super Administrador.</w:t>
+            </w:r>
+          </w:p>
+        </w:tc>
+      </w:tr>
+      <w:tr>
+        <w:trPr>
+          <w:trHeight w:val="2823"/>
+        </w:trPr>
+        <w:tc>
+          <w:tcPr>
+            <w:tcW w:w="456" w:type="dxa"/>
+            <w:vAlign w:val="center"/>
+          </w:tcPr>
+          <w:p>
+            <w:pPr>
+              <w:spacing w:line="360" w:lineRule="auto"/>
+              <w:jc w:val="center"/>
+              <w:rPr>
+                <w:rFonts w:ascii="Times New Roman" w:hAnsi="Times New Roman" w:cs="Times New Roman"/>
+              </w:rPr>
+            </w:pPr>
+            <w:r>
+              <w:rPr>
+                <w:rFonts w:ascii="Times New Roman" w:hAnsi="Times New Roman" w:cs="Times New Roman"/>
+              </w:rPr>
+              <w:t>17</w:t>
+            </w:r>
+          </w:p>
+        </w:tc>
+        <w:tc>
+          <w:tcPr>
+            <w:tcW w:w="2030" w:type="dxa"/>
+            <w:vAlign w:val="center"/>
+          </w:tcPr>
+          <w:p>
+            <w:pPr>
+              <w:spacing w:line="360" w:lineRule="auto"/>
+              <w:ind w:left="113"/>
+              <w:rPr>
+                <w:rFonts w:ascii="Times New Roman" w:hAnsi="Times New Roman" w:cs="Times New Roman"/>
+              </w:rPr>
+            </w:pPr>
+            <w:r>
+              <w:rPr>
+                <w:rFonts w:ascii="Times New Roman" w:hAnsi="Times New Roman" w:cs="Times New Roman"/>
+              </w:rPr>
+              <w:t>Editar y actualizar información.</w:t>
+            </w:r>
+          </w:p>
+        </w:tc>
+        <w:tc>
+          <w:tcPr>
+            <w:tcW w:w="4972" w:type="dxa"/>
+            <w:vAlign w:val="center"/>
+          </w:tcPr>
+          <w:p>
+            <w:pPr>
+              <w:spacing w:line="360" w:lineRule="auto"/>
+              <w:ind w:left="113"/>
+              <w:rPr>
+                <w:rFonts w:ascii="Times New Roman" w:hAnsi="Times New Roman" w:cs="Times New Roman"/>
+              </w:rPr>
+            </w:pPr>
+            <w:r>
+              <w:rPr>
+                <w:rFonts w:ascii="Times New Roman" w:hAnsi="Times New Roman" w:cs="Times New Roman"/>
+              </w:rPr>
+              <w:t>Las personas podrán manipular la información que se encuentra en la pagina acerca de su sede, de tal forma que será responsabilidad de cada parroquia</w:t>
+            </w:r>
+            <w:r>
+              <w:rPr>
+                <w:rFonts w:ascii="Times New Roman" w:hAnsi="Times New Roman" w:cs="Times New Roman"/>
+              </w:rPr>
+              <w:t xml:space="preserve">, centro de culto, comunidad religiosa </w:t>
+            </w:r>
+            <w:r>
+              <w:rPr>
+                <w:rFonts w:ascii="Times New Roman" w:hAnsi="Times New Roman" w:cs="Times New Roman"/>
+              </w:rPr>
+              <w:t>o de la Arquidiócesis mantener la página con información verídica y actualizada.</w:t>
+            </w:r>
+          </w:p>
+        </w:tc>
+        <w:tc>
+          <w:tcPr>
+            <w:tcW w:w="1909" w:type="dxa"/>
+            <w:vAlign w:val="center"/>
+          </w:tcPr>
+          <w:p>
+            <w:pPr>
+              <w:spacing w:line="360" w:lineRule="auto"/>
+              <w:ind w:left="113"/>
+              <w:rPr>
+                <w:rFonts w:ascii="Times New Roman" w:hAnsi="Times New Roman" w:cs="Times New Roman"/>
+              </w:rPr>
+            </w:pPr>
+            <w:r>
+              <w:rPr>
+                <w:rFonts w:ascii="Times New Roman" w:hAnsi="Times New Roman" w:cs="Times New Roman"/>
+              </w:rPr>
+              <w:t>Administrador Parroquial,</w:t>
+            </w:r>
+          </w:p>
+          <w:p>
+            <w:pPr>
+              <w:spacing w:line="360" w:lineRule="auto"/>
+              <w:ind w:left="113"/>
+              <w:rPr>
+                <w:rFonts w:ascii="Times New Roman" w:hAnsi="Times New Roman" w:cs="Times New Roman"/>
+              </w:rPr>
+            </w:pPr>
+            <w:r>
+              <w:rPr>
+                <w:rFonts w:ascii="Times New Roman" w:hAnsi="Times New Roman" w:cs="Times New Roman"/>
+              </w:rPr>
+              <w:t>Administrador Arquidiocesano,</w:t>
+            </w:r>
+          </w:p>
+          <w:p>
+            <w:pPr>
+              <w:spacing w:line="360" w:lineRule="auto"/>
+              <w:ind w:left="113"/>
+              <w:rPr>
+                <w:rFonts w:ascii="Times New Roman" w:hAnsi="Times New Roman" w:cs="Times New Roman"/>
+              </w:rPr>
+            </w:pPr>
+            <w:r>
+              <w:rPr>
+                <w:rFonts w:ascii="Times New Roman" w:hAnsi="Times New Roman" w:cs="Times New Roman"/>
+              </w:rPr>
+              <w:t>Super Administrador.</w:t>
+            </w:r>
+          </w:p>
+        </w:tc>
+      </w:tr>
+      <w:tr>
+        <w:trPr>
+          <w:trHeight w:val="3246"/>
+        </w:trPr>
+        <w:tc>
+          <w:tcPr>
+            <w:tcW w:w="456" w:type="dxa"/>
+            <w:vAlign w:val="center"/>
+          </w:tcPr>
+          <w:p>
+            <w:pPr>
+              <w:spacing w:line="360" w:lineRule="auto"/>
+              <w:jc w:val="center"/>
+              <w:rPr>
+                <w:rFonts w:ascii="Times New Roman" w:hAnsi="Times New Roman" w:cs="Times New Roman"/>
+              </w:rPr>
+            </w:pPr>
+            <w:r>
+              <w:rPr>
+                <w:rFonts w:ascii="Times New Roman" w:hAnsi="Times New Roman" w:cs="Times New Roman"/>
+              </w:rPr>
+              <w:t>18</w:t>
+            </w:r>
+          </w:p>
+        </w:tc>
+        <w:tc>
+          <w:tcPr>
+            <w:tcW w:w="2030" w:type="dxa"/>
+            <w:vAlign w:val="center"/>
+          </w:tcPr>
+          <w:p>
+            <w:pPr>
+              <w:spacing w:line="360" w:lineRule="auto"/>
+              <w:ind w:left="113"/>
+              <w:rPr>
+                <w:rFonts w:ascii="Times New Roman" w:hAnsi="Times New Roman" w:cs="Times New Roman"/>
+              </w:rPr>
+            </w:pPr>
+            <w:r>
+              <w:rPr>
+                <w:rFonts w:ascii="Times New Roman" w:hAnsi="Times New Roman" w:cs="Times New Roman"/>
+              </w:rPr>
+              <w:t>Agregar</w:t>
+            </w:r>
+            <w:r>
+              <w:rPr>
+                <w:rFonts w:ascii="Times New Roman" w:hAnsi="Times New Roman" w:cs="Times New Roman"/>
+              </w:rPr>
+              <w:t>, Editar y Eliminar</w:t>
+            </w:r>
+            <w:r>
+              <w:rPr>
+                <w:rFonts w:ascii="Times New Roman" w:hAnsi="Times New Roman" w:cs="Times New Roman"/>
+              </w:rPr>
+              <w:t xml:space="preserve"> noticias.</w:t>
+            </w:r>
+          </w:p>
+        </w:tc>
+        <w:tc>
+          <w:tcPr>
+            <w:tcW w:w="4972" w:type="dxa"/>
+            <w:vAlign w:val="center"/>
+          </w:tcPr>
+          <w:p>
+            <w:pPr>
+              <w:spacing w:line="360" w:lineRule="auto"/>
+              <w:ind w:left="113"/>
+              <w:rPr>
+                <w:rFonts w:ascii="Times New Roman" w:hAnsi="Times New Roman" w:cs="Times New Roman"/>
+              </w:rPr>
+            </w:pPr>
+            <w:r>
+              <w:rPr>
+                <w:rFonts w:ascii="Times New Roman" w:hAnsi="Times New Roman" w:cs="Times New Roman"/>
+              </w:rPr>
+              <w:t xml:space="preserve">Las personas que tengan acceso al panel de administración podrán crear nuevas noticias que serán publicadas en la página. Esto con el fin de que los visitantes que ingresen a la pagina puedan estar al día en cuanto a las novedades de su </w:t>
+            </w:r>
+            <w:r>
+              <w:rPr>
+                <w:rFonts w:ascii="Times New Roman" w:hAnsi="Times New Roman" w:cs="Times New Roman"/>
+              </w:rPr>
+              <w:t>organismo arquidiocesano</w:t>
+            </w:r>
+            <w:r>
+              <w:rPr>
+                <w:rFonts w:ascii="Times New Roman" w:hAnsi="Times New Roman" w:cs="Times New Roman"/>
+              </w:rPr>
+              <w:t xml:space="preserve"> local o de la Arquidiócesis</w:t>
+            </w:r>
+            <w:r>
+              <w:rPr>
+                <w:rFonts w:ascii="Times New Roman" w:hAnsi="Times New Roman" w:cs="Times New Roman"/>
+              </w:rPr>
+              <w:t xml:space="preserve"> general</w:t>
+            </w:r>
+            <w:r>
+              <w:rPr>
+                <w:rFonts w:ascii="Times New Roman" w:hAnsi="Times New Roman" w:cs="Times New Roman"/>
+              </w:rPr>
+              <w:t>.</w:t>
+            </w:r>
+          </w:p>
+        </w:tc>
+        <w:tc>
+          <w:tcPr>
+            <w:tcW w:w="1909" w:type="dxa"/>
+            <w:vAlign w:val="center"/>
+          </w:tcPr>
+          <w:p>
+            <w:pPr>
+              <w:spacing w:line="360" w:lineRule="auto"/>
+              <w:ind w:left="113"/>
+              <w:rPr>
+                <w:rFonts w:ascii="Times New Roman" w:hAnsi="Times New Roman" w:cs="Times New Roman"/>
+              </w:rPr>
+            </w:pPr>
+            <w:r>
+              <w:rPr>
+                <w:rFonts w:ascii="Times New Roman" w:hAnsi="Times New Roman" w:cs="Times New Roman"/>
+              </w:rPr>
+              <w:t>Administrador Parroquial,</w:t>
+            </w:r>
+          </w:p>
+          <w:p>
+            <w:pPr>
+              <w:spacing w:line="360" w:lineRule="auto"/>
+              <w:ind w:left="113"/>
+              <w:rPr>
+                <w:rFonts w:ascii="Times New Roman" w:hAnsi="Times New Roman" w:cs="Times New Roman"/>
+              </w:rPr>
+            </w:pPr>
+            <w:r>
+              <w:rPr>
+                <w:rFonts w:ascii="Times New Roman" w:hAnsi="Times New Roman" w:cs="Times New Roman"/>
+              </w:rPr>
+              <w:t>Administrador Arquidiocesano,</w:t>
+            </w:r>
+          </w:p>
+          <w:p>
+            <w:pPr>
+              <w:spacing w:line="360" w:lineRule="auto"/>
+              <w:ind w:left="113"/>
+              <w:rPr>
+                <w:rFonts w:ascii="Times New Roman" w:hAnsi="Times New Roman" w:cs="Times New Roman"/>
+              </w:rPr>
+            </w:pPr>
+            <w:r>
+              <w:rPr>
+                <w:rFonts w:ascii="Times New Roman" w:hAnsi="Times New Roman" w:cs="Times New Roman"/>
+              </w:rPr>
+              <w:t>Super Administrador.</w:t>
+            </w:r>
+          </w:p>
+        </w:tc>
+      </w:tr>
+      <w:tr>
+        <w:trPr>
+          <w:trHeight w:val="3250"/>
+        </w:trPr>
+        <w:tc>
+          <w:tcPr>
+            <w:tcW w:w="456" w:type="dxa"/>
+            <w:vAlign w:val="center"/>
+          </w:tcPr>
+          <w:p>
+            <w:pPr>
+              <w:spacing w:line="360" w:lineRule="auto"/>
+              <w:jc w:val="center"/>
+              <w:rPr>
+                <w:rFonts w:ascii="Times New Roman" w:hAnsi="Times New Roman" w:cs="Times New Roman"/>
+              </w:rPr>
+            </w:pPr>
+            <w:r>
+              <w:rPr>
+                <w:rFonts w:ascii="Times New Roman" w:hAnsi="Times New Roman" w:cs="Times New Roman"/>
+              </w:rPr>
+              <w:t>19</w:t>
+            </w:r>
+          </w:p>
+        </w:tc>
+        <w:tc>
+          <w:tcPr>
+            <w:tcW w:w="2030" w:type="dxa"/>
+            <w:vAlign w:val="center"/>
+          </w:tcPr>
+          <w:p>
+            <w:pPr>
+              <w:spacing w:line="360" w:lineRule="auto"/>
+              <w:ind w:left="113"/>
+              <w:rPr>
+                <w:rFonts w:ascii="Times New Roman" w:hAnsi="Times New Roman" w:cs="Times New Roman"/>
+              </w:rPr>
+            </w:pPr>
+            <w:r>
+              <w:rPr>
+                <w:rFonts w:ascii="Times New Roman" w:hAnsi="Times New Roman" w:cs="Times New Roman"/>
+              </w:rPr>
+              <w:t>Agregar</w:t>
+            </w:r>
+            <w:r>
+              <w:rPr>
+                <w:rFonts w:ascii="Times New Roman" w:hAnsi="Times New Roman" w:cs="Times New Roman"/>
+              </w:rPr>
+              <w:t>, Editar y Eliminar</w:t>
+            </w:r>
+            <w:r>
+              <w:rPr>
+                <w:rFonts w:ascii="Times New Roman" w:hAnsi="Times New Roman" w:cs="Times New Roman"/>
+              </w:rPr>
+              <w:t xml:space="preserve"> </w:t>
+            </w:r>
+            <w:r>
+              <w:rPr>
+                <w:rFonts w:ascii="Times New Roman" w:hAnsi="Times New Roman" w:cs="Times New Roman"/>
+              </w:rPr>
+              <w:t>Eventos.</w:t>
+            </w:r>
+          </w:p>
+        </w:tc>
+        <w:tc>
+          <w:tcPr>
+            <w:tcW w:w="4972" w:type="dxa"/>
+            <w:vAlign w:val="center"/>
+          </w:tcPr>
+          <w:p>
+            <w:pPr>
+              <w:spacing w:line="360" w:lineRule="auto"/>
+              <w:ind w:left="113"/>
+              <w:rPr>
+                <w:rFonts w:ascii="Times New Roman" w:hAnsi="Times New Roman" w:cs="Times New Roman"/>
+              </w:rPr>
+            </w:pPr>
+            <w:r>
+              <w:rPr>
+                <w:rFonts w:ascii="Times New Roman" w:hAnsi="Times New Roman" w:cs="Times New Roman"/>
+              </w:rPr>
+              <w:t>Los administradores podrán agregar nuevos eventos, los cuales serán mostrados en la sección del Calendario de Eventos, de tal forma que las personas puedan consultar en que fechas se realizarán eventos especiales como celebraciones religiosas, fiestas patronales, eventos especiales y otro tipo de suceso.</w:t>
+            </w:r>
+          </w:p>
+        </w:tc>
+        <w:tc>
+          <w:tcPr>
+            <w:tcW w:w="1909" w:type="dxa"/>
+            <w:vAlign w:val="center"/>
+          </w:tcPr>
+          <w:p>
+            <w:pPr>
+              <w:spacing w:line="360" w:lineRule="auto"/>
+              <w:ind w:left="113"/>
+              <w:rPr>
+                <w:rFonts w:ascii="Times New Roman" w:hAnsi="Times New Roman" w:cs="Times New Roman"/>
+              </w:rPr>
+            </w:pPr>
+            <w:r>
+              <w:rPr>
+                <w:rFonts w:ascii="Times New Roman" w:hAnsi="Times New Roman" w:cs="Times New Roman"/>
+              </w:rPr>
+              <w:t>Administrador Parroquial,</w:t>
+            </w:r>
+          </w:p>
+          <w:p>
+            <w:pPr>
+              <w:spacing w:line="360" w:lineRule="auto"/>
+              <w:ind w:left="113"/>
+              <w:rPr>
+                <w:rFonts w:ascii="Times New Roman" w:hAnsi="Times New Roman" w:cs="Times New Roman"/>
+              </w:rPr>
+            </w:pPr>
+            <w:r>
+              <w:rPr>
+                <w:rFonts w:ascii="Times New Roman" w:hAnsi="Times New Roman" w:cs="Times New Roman"/>
+              </w:rPr>
+              <w:t>Administrador Arquidiocesano,</w:t>
+            </w:r>
+          </w:p>
+          <w:p>
+            <w:pPr>
+              <w:spacing w:line="360" w:lineRule="auto"/>
+              <w:ind w:left="113"/>
+              <w:rPr>
+                <w:rFonts w:ascii="Times New Roman" w:hAnsi="Times New Roman" w:cs="Times New Roman"/>
+              </w:rPr>
+            </w:pPr>
+            <w:r>
+              <w:rPr>
+                <w:rFonts w:ascii="Times New Roman" w:hAnsi="Times New Roman" w:cs="Times New Roman"/>
+              </w:rPr>
+              <w:t>Super Administrador.</w:t>
+            </w:r>
+          </w:p>
+        </w:tc>
+      </w:tr>
+    </w:tbl>
+    <w:p>
+      <w:r>
+        <w:br w:type="page"/>
+      </w:r>
+    </w:p>
+    <w:tbl>
+      <w:tblPr>
+        <w:tblStyle w:val="Tablaconcuadrcula"/>
+        <w:tblW w:w="9367" w:type="dxa"/>
+        <w:tblLook w:val="04A0" w:firstRow="1" w:lastRow="0" w:firstColumn="1" w:lastColumn="0" w:noHBand="0" w:noVBand="1"/>
+      </w:tblPr>
+      <w:tblGrid>
+        <w:gridCol w:w="456"/>
+        <w:gridCol w:w="2030"/>
+        <w:gridCol w:w="4972"/>
+        <w:gridCol w:w="1909"/>
+      </w:tblGrid>
+      <w:tr>
+        <w:trPr>
+          <w:trHeight w:val="2826"/>
+        </w:trPr>
+        <w:tc>
+          <w:tcPr>
+            <w:tcW w:w="456" w:type="dxa"/>
+            <w:vAlign w:val="center"/>
+          </w:tcPr>
+          <w:p>
+            <w:pPr>
+              <w:spacing w:line="360" w:lineRule="auto"/>
+              <w:jc w:val="center"/>
+              <w:rPr>
+                <w:rFonts w:ascii="Times New Roman" w:hAnsi="Times New Roman" w:cs="Times New Roman"/>
+              </w:rPr>
+            </w:pPr>
+            <w:r>
+              <w:rPr>
+                <w:rFonts w:ascii="Times New Roman" w:hAnsi="Times New Roman" w:cs="Times New Roman"/>
+              </w:rPr>
+              <w:lastRenderedPageBreak/>
+              <w:t>20</w:t>
+            </w:r>
+          </w:p>
+        </w:tc>
+        <w:tc>
+          <w:tcPr>
+            <w:tcW w:w="2030" w:type="dxa"/>
+            <w:vAlign w:val="center"/>
+          </w:tcPr>
+          <w:p>
+            <w:pPr>
+              <w:spacing w:line="360" w:lineRule="auto"/>
+              <w:ind w:left="113"/>
+              <w:rPr>
+                <w:rFonts w:ascii="Times New Roman" w:hAnsi="Times New Roman" w:cs="Times New Roman"/>
+              </w:rPr>
+            </w:pPr>
+            <w:r>
+              <w:rPr>
+                <w:rFonts w:ascii="Times New Roman" w:hAnsi="Times New Roman" w:cs="Times New Roman"/>
+              </w:rPr>
+              <w:t>Agregar</w:t>
+            </w:r>
+            <w:r>
+              <w:rPr>
+                <w:rFonts w:ascii="Times New Roman" w:hAnsi="Times New Roman" w:cs="Times New Roman"/>
+              </w:rPr>
+              <w:t>, Editar y Eliminar</w:t>
+            </w:r>
+            <w:r>
+              <w:rPr>
+                <w:rFonts w:ascii="Times New Roman" w:hAnsi="Times New Roman" w:cs="Times New Roman"/>
+              </w:rPr>
+              <w:t xml:space="preserve"> </w:t>
+            </w:r>
+            <w:r>
+              <w:rPr>
+                <w:rFonts w:ascii="Times New Roman" w:hAnsi="Times New Roman" w:cs="Times New Roman"/>
+              </w:rPr>
+              <w:t>documentos.</w:t>
+            </w:r>
+          </w:p>
+        </w:tc>
+        <w:tc>
+          <w:tcPr>
+            <w:tcW w:w="4972" w:type="dxa"/>
+            <w:vAlign w:val="center"/>
+          </w:tcPr>
+          <w:p>
+            <w:pPr>
+              <w:spacing w:line="360" w:lineRule="auto"/>
+              <w:ind w:left="113"/>
+              <w:rPr>
+                <w:rFonts w:ascii="Times New Roman" w:hAnsi="Times New Roman" w:cs="Times New Roman"/>
+              </w:rPr>
+            </w:pPr>
+            <w:r>
+              <w:rPr>
+                <w:rFonts w:ascii="Times New Roman" w:hAnsi="Times New Roman" w:cs="Times New Roman"/>
+              </w:rPr>
+              <w:t>Los administradores de la página podrán subir documentos que sean de carácter público como por ejemplo cartas parroquiales, comunicados oficiales, publicaciones, esto con el fin de que cualquier persona pueda verlos y/o descargarlos.</w:t>
+            </w:r>
+          </w:p>
+        </w:tc>
+        <w:tc>
+          <w:tcPr>
+            <w:tcW w:w="1909" w:type="dxa"/>
+            <w:vAlign w:val="center"/>
+          </w:tcPr>
+          <w:p>
+            <w:pPr>
+              <w:spacing w:line="360" w:lineRule="auto"/>
+              <w:ind w:left="113"/>
+              <w:rPr>
+                <w:rFonts w:ascii="Times New Roman" w:hAnsi="Times New Roman" w:cs="Times New Roman"/>
+              </w:rPr>
+            </w:pPr>
+            <w:r>
+              <w:rPr>
+                <w:rFonts w:ascii="Times New Roman" w:hAnsi="Times New Roman" w:cs="Times New Roman"/>
+              </w:rPr>
+              <w:t>Administrador Parroquial,</w:t>
+            </w:r>
+          </w:p>
+          <w:p>
+            <w:pPr>
+              <w:spacing w:line="360" w:lineRule="auto"/>
+              <w:ind w:left="113"/>
+              <w:rPr>
+                <w:rFonts w:ascii="Times New Roman" w:hAnsi="Times New Roman" w:cs="Times New Roman"/>
+              </w:rPr>
+            </w:pPr>
+            <w:r>
+              <w:rPr>
+                <w:rFonts w:ascii="Times New Roman" w:hAnsi="Times New Roman" w:cs="Times New Roman"/>
+              </w:rPr>
+              <w:t>Administrador Arquidiocesano,</w:t>
+            </w:r>
+          </w:p>
+          <w:p>
+            <w:pPr>
+              <w:spacing w:line="360" w:lineRule="auto"/>
+              <w:ind w:left="113"/>
+              <w:rPr>
+                <w:rFonts w:ascii="Times New Roman" w:hAnsi="Times New Roman" w:cs="Times New Roman"/>
+              </w:rPr>
+            </w:pPr>
+            <w:r>
+              <w:rPr>
+                <w:rFonts w:ascii="Times New Roman" w:hAnsi="Times New Roman" w:cs="Times New Roman"/>
+              </w:rPr>
+              <w:t>Super Administrador.</w:t>
+            </w:r>
+          </w:p>
+        </w:tc>
+      </w:tr>
+    </w:tbl>
+    <w:p>
+      <w:pPr>
+        <w:spacing w:line="360" w:lineRule="auto"/>
+        <w:rPr>
+          <w:rFonts w:ascii="Times New Roman" w:hAnsi="Times New Roman" w:cs="Times New Roman"/>
+        </w:rPr>
+      </w:pPr>
+    </w:p>
+    <w:p>
+      <w:pPr>
+        <w:spacing w:line="480" w:lineRule="auto"/>
+        <w:rPr>
+          <w:rFonts w:ascii="Times New Roman" w:hAnsi="Times New Roman" w:cs="Times New Roman"/>
+        </w:rPr>
+      </w:pPr>
+      <w:r>
+        <w:rPr>
+          <w:rFonts w:ascii="Times New Roman" w:hAnsi="Times New Roman" w:cs="Times New Roman"/>
+          <w:b/>
+          <w:bCs/>
+        </w:rPr>
+        <w:t>NOTA</w:t>
+      </w:r>
+      <w:r>
+        <w:rPr>
+          <w:rFonts w:ascii="Times New Roman" w:hAnsi="Times New Roman" w:cs="Times New Roman"/>
+          <w:b/>
+          <w:bCs/>
+        </w:rPr>
+        <w:t xml:space="preserve"> 1</w:t>
+      </w:r>
+      <w:r>
+        <w:rPr>
+          <w:rFonts w:ascii="Times New Roman" w:hAnsi="Times New Roman" w:cs="Times New Roman"/>
+          <w:b/>
+          <w:bCs/>
+        </w:rPr>
+        <w:t xml:space="preserve">: </w:t>
+      </w:r>
+      <w:r>
+        <w:rPr>
+          <w:rFonts w:ascii="Times New Roman" w:hAnsi="Times New Roman" w:cs="Times New Roman"/>
+        </w:rPr>
+        <w:t xml:space="preserve">Un cambio </w:t>
+      </w:r>
+      <w:r>
+        <w:rPr>
+          <w:rFonts w:ascii="Times New Roman" w:hAnsi="Times New Roman" w:cs="Times New Roman"/>
+        </w:rPr>
+        <w:t>drástico</w:t>
+      </w:r>
+      <w:r>
+        <w:rPr>
+          <w:rFonts w:ascii="Times New Roman" w:hAnsi="Times New Roman" w:cs="Times New Roman"/>
+        </w:rPr>
+        <w:t xml:space="preserve"> en los requisitos puede incurrir en un mayor tiempo de desarrollo de la aplicación, por lo que de manera directa podría llegar a afectar los costos operativos del desarrollo de la aplicación.</w:t>
+      </w:r>
+    </w:p>
+    <w:p>
+      <w:pPr>
+        <w:spacing w:line="480" w:lineRule="auto"/>
+        <w:rPr>
+          <w:rFonts w:ascii="Times New Roman" w:hAnsi="Times New Roman" w:cs="Times New Roman"/>
+          <w:b/>
+          <w:bCs/>
+        </w:rPr>
+      </w:pPr>
+      <w:r>
+        <w:rPr>
+          <w:rFonts w:ascii="Times New Roman" w:hAnsi="Times New Roman" w:cs="Times New Roman"/>
+          <w:b/>
+          <w:bCs/>
+        </w:rPr>
+        <w:t>NOTA 2:</w:t>
+      </w:r>
+      <w:r>
+        <w:rPr>
+          <w:rFonts w:ascii="Times New Roman" w:hAnsi="Times New Roman" w:cs="Times New Roman"/>
+        </w:rPr>
+        <w:t xml:space="preserve"> Para la recolección de información de las Parroquias, Centros de Culto y Comunidades religiosas se elaborarán formatos o formularios para que sean diligenciados por los responsables de los organismos diocesanos. Esto debido a la dificultad de movilidad para visitar cada una de las ubicaciones de los organismos de la Arquidiócesis. </w:t>
+      </w:r>
+      <w:r>
+        <w:rPr>
+          <w:rFonts w:ascii="Times New Roman" w:hAnsi="Times New Roman" w:cs="Times New Roman"/>
+          <w:b/>
+          <w:bCs/>
+        </w:rPr>
+        <w:br w:type="page"/>
+      </w:r>
+    </w:p>
+    <w:p>
+      <w:pPr>
+        <w:spacing w:line="360" w:lineRule="auto"/>
+        <w:rPr>
+          <w:rFonts w:ascii="Times New Roman" w:hAnsi="Times New Roman" w:cs="Times New Roman"/>
+          <w:b/>
+          <w:bCs/>
+        </w:rPr>
+        <w:sectPr>
+          <w:pgSz w:w="12240" w:h="15840" w:code="1"/>
           <w:pgMar w:top="1440" w:right="1440" w:bottom="1440" w:left="1440" w:header="709" w:footer="709" w:gutter="0"/>
           <w:cols w:space="708"/>
           <w:docGrid w:linePitch="360"/>
@@ -5025,7 +9103,7 @@
           <w:ilvl w:val="0"/>
           <w:numId w:val="8"/>
         </w:numPr>
-        <w:spacing w:line="480" w:lineRule="auto"/>
+        <w:spacing w:line="360" w:lineRule="auto"/>
         <w:rPr>
           <w:rFonts w:ascii="Times New Roman" w:hAnsi="Times New Roman" w:cs="Times New Roman"/>
         </w:rPr>
@@ -5047,11 +9125,36 @@
     </w:p>
     <w:p>
       <w:pPr>
+        <w:spacing w:line="259" w:lineRule="auto"/>
+        <w:rPr>
+          <w:rFonts w:ascii="Times New Roman" w:hAnsi="Times New Roman" w:cs="Times New Roman"/>
+        </w:rPr>
+      </w:pPr>
+      <w:r>
+        <w:rPr>
+          <w:rFonts w:ascii="Times New Roman" w:hAnsi="Times New Roman" w:cs="Times New Roman"/>
+        </w:rPr>
+        <w:br w:type="page"/>
+      </w:r>
+    </w:p>
+    <w:p>
+      <w:pPr>
         <w:spacing w:line="360" w:lineRule="auto"/>
         <w:rPr>
           <w:rFonts w:ascii="Times New Roman" w:hAnsi="Times New Roman" w:cs="Times New Roman"/>
-        </w:rPr>
-      </w:pPr>
+          <w:b/>
+          <w:bCs/>
+        </w:rPr>
+      </w:pPr>
+      <w:r>
+        <w:rPr>
+          <w:rFonts w:ascii="Times New Roman" w:hAnsi="Times New Roman" w:cs="Times New Roman"/>
+          <w:b/>
+          <w:bCs/>
+        </w:rPr>
+        <w:lastRenderedPageBreak/>
+        <w:t>ANEXOS</w:t>
+      </w:r>
     </w:p>
     <w:p>
       <w:pPr>
@@ -5060,6 +9163,18 @@
           <w:rFonts w:ascii="Times New Roman" w:hAnsi="Times New Roman" w:cs="Times New Roman"/>
         </w:rPr>
       </w:pPr>
+      <w:r>
+        <w:rPr>
+          <w:rFonts w:ascii="Times New Roman" w:hAnsi="Times New Roman" w:cs="Times New Roman"/>
+        </w:rPr>
+        <w:t xml:space="preserve">A continuación se mostrarán algunos pantallazos del borrador o boceto de prueba que se realizó para dar una pequeña ilustración acerca de como podría llegar a verse el producto final. Ver </w:t>
+      </w:r>
+      <w:r>
+        <w:rPr>
+          <w:rFonts w:ascii="Times New Roman" w:hAnsi="Times New Roman" w:cs="Times New Roman"/>
+        </w:rPr>
+        <w:t>Figuras 1- 15.</w:t>
+      </w:r>
     </w:p>
     <w:p>
       <w:pPr>
@@ -5071,19 +9186,2509 @@
     </w:p>
     <w:p>
       <w:pPr>
+        <w:pStyle w:val="Descripcin"/>
+        <w:keepNext/>
+        <w:rPr>
+          <w:rFonts w:ascii="Times New Roman" w:hAnsi="Times New Roman" w:cs="Times New Roman"/>
+          <w:b/>
+          <w:bCs/>
+          <w:color w:val="000000" w:themeColor="text1"/>
+          <w:sz w:val="24"/>
+          <w:szCs w:val="24"/>
+        </w:rPr>
+      </w:pPr>
+      <w:r>
+        <w:rPr>
+          <w:rFonts w:ascii="Times New Roman" w:hAnsi="Times New Roman" w:cs="Times New Roman"/>
+          <w:b/>
+          <w:bCs/>
+          <w:color w:val="000000" w:themeColor="text1"/>
+          <w:sz w:val="24"/>
+          <w:szCs w:val="24"/>
+        </w:rPr>
+        <w:t xml:space="preserve">Ilustración </w:t>
+      </w:r>
+      <w:r>
+        <w:rPr>
+          <w:rFonts w:ascii="Times New Roman" w:hAnsi="Times New Roman" w:cs="Times New Roman"/>
+          <w:b/>
+          <w:bCs/>
+          <w:color w:val="000000" w:themeColor="text1"/>
+          <w:sz w:val="24"/>
+          <w:szCs w:val="24"/>
+        </w:rPr>
+        <w:fldChar w:fldCharType="begin"/>
+      </w:r>
+      <w:r>
+        <w:rPr>
+          <w:rFonts w:ascii="Times New Roman" w:hAnsi="Times New Roman" w:cs="Times New Roman"/>
+          <w:b/>
+          <w:bCs/>
+          <w:color w:val="000000" w:themeColor="text1"/>
+          <w:sz w:val="24"/>
+          <w:szCs w:val="24"/>
+        </w:rPr>
+        <w:instrText xml:space="preserve"> SEQ Ilustración \* ARABIC </w:instrText>
+      </w:r>
+      <w:r>
+        <w:rPr>
+          <w:rFonts w:ascii="Times New Roman" w:hAnsi="Times New Roman" w:cs="Times New Roman"/>
+          <w:b/>
+          <w:bCs/>
+          <w:color w:val="000000" w:themeColor="text1"/>
+          <w:sz w:val="24"/>
+          <w:szCs w:val="24"/>
+        </w:rPr>
+        <w:fldChar w:fldCharType="separate"/>
+      </w:r>
+      <w:r>
+        <w:rPr>
+          <w:rFonts w:ascii="Times New Roman" w:hAnsi="Times New Roman" w:cs="Times New Roman"/>
+          <w:b/>
+          <w:bCs/>
+          <w:noProof/>
+          <w:color w:val="000000" w:themeColor="text1"/>
+          <w:sz w:val="24"/>
+          <w:szCs w:val="24"/>
+        </w:rPr>
+        <w:t>1</w:t>
+      </w:r>
+      <w:r>
+        <w:rPr>
+          <w:rFonts w:ascii="Times New Roman" w:hAnsi="Times New Roman" w:cs="Times New Roman"/>
+          <w:b/>
+          <w:bCs/>
+          <w:color w:val="000000" w:themeColor="text1"/>
+          <w:sz w:val="24"/>
+          <w:szCs w:val="24"/>
+        </w:rPr>
+        <w:fldChar w:fldCharType="end"/>
+      </w:r>
+      <w:r>
+        <w:rPr>
+          <w:rFonts w:ascii="Times New Roman" w:hAnsi="Times New Roman" w:cs="Times New Roman"/>
+          <w:b/>
+          <w:bCs/>
+          <w:color w:val="000000" w:themeColor="text1"/>
+          <w:sz w:val="24"/>
+          <w:szCs w:val="24"/>
+        </w:rPr>
+        <w:t>. Pantallazo 1 del boceto de prueba.</w:t>
+      </w:r>
+    </w:p>
+    <w:p>
+      <w:pPr>
         <w:spacing w:line="360" w:lineRule="auto"/>
         <w:rPr>
           <w:rFonts w:ascii="Times New Roman" w:hAnsi="Times New Roman" w:cs="Times New Roman"/>
-        </w:rPr>
-      </w:pPr>
+          <w:b/>
+          <w:bCs/>
+          <w:color w:val="000000" w:themeColor="text1"/>
+        </w:rPr>
+      </w:pPr>
+      <w:r>
+        <w:rPr>
+          <w:rFonts w:ascii="Times New Roman" w:hAnsi="Times New Roman" w:cs="Times New Roman"/>
+          <w:b/>
+          <w:bCs/>
+          <w:noProof/>
+          <w:color w:val="000000" w:themeColor="text1"/>
+        </w:rPr>
+        <w:drawing>
+          <wp:inline distT="0" distB="0" distL="0" distR="0" wp14:anchorId="258D4EEC" wp14:editId="33D891AE">
+            <wp:extent cx="5943600" cy="3342640"/>
+            <wp:effectExtent l="0" t="0" r="0" b="0"/>
+            <wp:docPr id="1470423708" name="Imagen 3"/>
+            <wp:cNvGraphicFramePr>
+              <a:graphicFrameLocks xmlns:a="http://schemas.openxmlformats.org/drawingml/2006/main" noChangeAspect="1"/>
+            </wp:cNvGraphicFramePr>
+            <a:graphic xmlns:a="http://schemas.openxmlformats.org/drawingml/2006/main">
+              <a:graphicData uri="http://schemas.openxmlformats.org/drawingml/2006/picture">
+                <pic:pic xmlns:pic="http://schemas.openxmlformats.org/drawingml/2006/picture">
+                  <pic:nvPicPr>
+                    <pic:cNvPr id="0" name="Picture 1"/>
+                    <pic:cNvPicPr>
+                      <a:picLocks noChangeAspect="1" noChangeArrowheads="1"/>
+                    </pic:cNvPicPr>
+                  </pic:nvPicPr>
+                  <pic:blipFill>
+                    <a:blip r:embed="rId7" cstate="print">
+                      <a:extLst>
+                        <a:ext uri="{28A0092B-C50C-407E-A947-70E740481C1C}">
+                          <a14:useLocalDpi xmlns:a14="http://schemas.microsoft.com/office/drawing/2010/main" val="0"/>
+                        </a:ext>
+                      </a:extLst>
+                    </a:blip>
+                    <a:srcRect/>
+                    <a:stretch>
+                      <a:fillRect/>
+                    </a:stretch>
+                  </pic:blipFill>
+                  <pic:spPr bwMode="auto">
+                    <a:xfrm>
+                      <a:off x="0" y="0"/>
+                      <a:ext cx="5943600" cy="3342640"/>
+                    </a:xfrm>
+                    <a:prstGeom prst="rect">
+                      <a:avLst/>
+                    </a:prstGeom>
+                    <a:noFill/>
+                    <a:ln>
+                      <a:noFill/>
+                    </a:ln>
+                  </pic:spPr>
+                </pic:pic>
+              </a:graphicData>
+            </a:graphic>
+          </wp:inline>
+        </w:drawing>
+      </w:r>
+    </w:p>
+    <w:p>
+      <w:pPr>
+        <w:pStyle w:val="Descripcin"/>
+        <w:keepNext/>
+        <w:rPr>
+          <w:rFonts w:ascii="Times New Roman" w:hAnsi="Times New Roman" w:cs="Times New Roman"/>
+          <w:b/>
+          <w:bCs/>
+          <w:color w:val="000000" w:themeColor="text1"/>
+          <w:sz w:val="24"/>
+          <w:szCs w:val="24"/>
+        </w:rPr>
+      </w:pPr>
+      <w:r>
+        <w:rPr>
+          <w:rFonts w:ascii="Times New Roman" w:hAnsi="Times New Roman" w:cs="Times New Roman"/>
+          <w:b/>
+          <w:bCs/>
+          <w:color w:val="000000" w:themeColor="text1"/>
+          <w:sz w:val="24"/>
+          <w:szCs w:val="24"/>
+        </w:rPr>
+        <w:lastRenderedPageBreak/>
+        <w:t xml:space="preserve">Ilustración </w:t>
+      </w:r>
+      <w:r>
+        <w:rPr>
+          <w:rFonts w:ascii="Times New Roman" w:hAnsi="Times New Roman" w:cs="Times New Roman"/>
+          <w:b/>
+          <w:bCs/>
+          <w:color w:val="000000" w:themeColor="text1"/>
+          <w:sz w:val="24"/>
+          <w:szCs w:val="24"/>
+        </w:rPr>
+        <w:fldChar w:fldCharType="begin"/>
+      </w:r>
+      <w:r>
+        <w:rPr>
+          <w:rFonts w:ascii="Times New Roman" w:hAnsi="Times New Roman" w:cs="Times New Roman"/>
+          <w:b/>
+          <w:bCs/>
+          <w:color w:val="000000" w:themeColor="text1"/>
+          <w:sz w:val="24"/>
+          <w:szCs w:val="24"/>
+        </w:rPr>
+        <w:instrText xml:space="preserve"> SEQ Ilustración \* ARABIC </w:instrText>
+      </w:r>
+      <w:r>
+        <w:rPr>
+          <w:rFonts w:ascii="Times New Roman" w:hAnsi="Times New Roman" w:cs="Times New Roman"/>
+          <w:b/>
+          <w:bCs/>
+          <w:color w:val="000000" w:themeColor="text1"/>
+          <w:sz w:val="24"/>
+          <w:szCs w:val="24"/>
+        </w:rPr>
+        <w:fldChar w:fldCharType="separate"/>
+      </w:r>
+      <w:r>
+        <w:rPr>
+          <w:rFonts w:ascii="Times New Roman" w:hAnsi="Times New Roman" w:cs="Times New Roman"/>
+          <w:b/>
+          <w:bCs/>
+          <w:noProof/>
+          <w:color w:val="000000" w:themeColor="text1"/>
+          <w:sz w:val="24"/>
+          <w:szCs w:val="24"/>
+        </w:rPr>
+        <w:t>2</w:t>
+      </w:r>
+      <w:r>
+        <w:rPr>
+          <w:rFonts w:ascii="Times New Roman" w:hAnsi="Times New Roman" w:cs="Times New Roman"/>
+          <w:b/>
+          <w:bCs/>
+          <w:color w:val="000000" w:themeColor="text1"/>
+          <w:sz w:val="24"/>
+          <w:szCs w:val="24"/>
+        </w:rPr>
+        <w:fldChar w:fldCharType="end"/>
+      </w:r>
+      <w:r>
+        <w:rPr>
+          <w:rFonts w:ascii="Times New Roman" w:hAnsi="Times New Roman" w:cs="Times New Roman"/>
+          <w:b/>
+          <w:bCs/>
+          <w:color w:val="000000" w:themeColor="text1"/>
+          <w:sz w:val="24"/>
+          <w:szCs w:val="24"/>
+        </w:rPr>
+        <w:t>. Pantallazo 2 del boceto de prueba.</w:t>
+      </w:r>
     </w:p>
     <w:p>
       <w:pPr>
         <w:spacing w:line="360" w:lineRule="auto"/>
         <w:rPr>
           <w:rFonts w:ascii="Times New Roman" w:hAnsi="Times New Roman" w:cs="Times New Roman"/>
-        </w:rPr>
-      </w:pPr>
+          <w:b/>
+          <w:bCs/>
+          <w:color w:val="000000" w:themeColor="text1"/>
+        </w:rPr>
+      </w:pPr>
+      <w:r>
+        <w:rPr>
+          <w:rFonts w:ascii="Times New Roman" w:hAnsi="Times New Roman" w:cs="Times New Roman"/>
+          <w:b/>
+          <w:bCs/>
+          <w:noProof/>
+          <w:color w:val="000000" w:themeColor="text1"/>
+        </w:rPr>
+        <w:drawing>
+          <wp:inline distT="0" distB="0" distL="0" distR="0" wp14:anchorId="34C8F57F" wp14:editId="712F04D0">
+            <wp:extent cx="5943600" cy="3344545"/>
+            <wp:effectExtent l="0" t="0" r="0" b="8255"/>
+            <wp:docPr id="1299574003" name="Imagen 4"/>
+            <wp:cNvGraphicFramePr>
+              <a:graphicFrameLocks xmlns:a="http://schemas.openxmlformats.org/drawingml/2006/main" noChangeAspect="1"/>
+            </wp:cNvGraphicFramePr>
+            <a:graphic xmlns:a="http://schemas.openxmlformats.org/drawingml/2006/main">
+              <a:graphicData uri="http://schemas.openxmlformats.org/drawingml/2006/picture">
+                <pic:pic xmlns:pic="http://schemas.openxmlformats.org/drawingml/2006/picture">
+                  <pic:nvPicPr>
+                    <pic:cNvPr id="0" name="Picture 3"/>
+                    <pic:cNvPicPr>
+                      <a:picLocks noChangeAspect="1" noChangeArrowheads="1"/>
+                    </pic:cNvPicPr>
+                  </pic:nvPicPr>
+                  <pic:blipFill>
+                    <a:blip r:embed="rId8" cstate="print">
+                      <a:extLst>
+                        <a:ext uri="{28A0092B-C50C-407E-A947-70E740481C1C}">
+                          <a14:useLocalDpi xmlns:a14="http://schemas.microsoft.com/office/drawing/2010/main" val="0"/>
+                        </a:ext>
+                      </a:extLst>
+                    </a:blip>
+                    <a:srcRect/>
+                    <a:stretch>
+                      <a:fillRect/>
+                    </a:stretch>
+                  </pic:blipFill>
+                  <pic:spPr bwMode="auto">
+                    <a:xfrm>
+                      <a:off x="0" y="0"/>
+                      <a:ext cx="5943600" cy="3344545"/>
+                    </a:xfrm>
+                    <a:prstGeom prst="rect">
+                      <a:avLst/>
+                    </a:prstGeom>
+                    <a:noFill/>
+                    <a:ln>
+                      <a:noFill/>
+                    </a:ln>
+                  </pic:spPr>
+                </pic:pic>
+              </a:graphicData>
+            </a:graphic>
+          </wp:inline>
+        </w:drawing>
+      </w:r>
+    </w:p>
+    <w:p>
+      <w:pPr>
+        <w:spacing w:line="360" w:lineRule="auto"/>
+        <w:rPr>
+          <w:rFonts w:ascii="Times New Roman" w:hAnsi="Times New Roman" w:cs="Times New Roman"/>
+          <w:b/>
+          <w:bCs/>
+          <w:color w:val="000000" w:themeColor="text1"/>
+        </w:rPr>
+      </w:pPr>
+    </w:p>
+    <w:p>
+      <w:pPr>
+        <w:pStyle w:val="Descripcin"/>
+        <w:keepNext/>
+        <w:rPr>
+          <w:rFonts w:ascii="Times New Roman" w:hAnsi="Times New Roman" w:cs="Times New Roman"/>
+          <w:b/>
+          <w:bCs/>
+          <w:color w:val="000000" w:themeColor="text1"/>
+          <w:sz w:val="24"/>
+          <w:szCs w:val="24"/>
+        </w:rPr>
+      </w:pPr>
+      <w:r>
+        <w:rPr>
+          <w:rFonts w:ascii="Times New Roman" w:hAnsi="Times New Roman" w:cs="Times New Roman"/>
+          <w:b/>
+          <w:bCs/>
+          <w:color w:val="000000" w:themeColor="text1"/>
+          <w:sz w:val="24"/>
+          <w:szCs w:val="24"/>
+        </w:rPr>
+        <w:t xml:space="preserve">Ilustración </w:t>
+      </w:r>
+      <w:r>
+        <w:rPr>
+          <w:rFonts w:ascii="Times New Roman" w:hAnsi="Times New Roman" w:cs="Times New Roman"/>
+          <w:b/>
+          <w:bCs/>
+          <w:color w:val="000000" w:themeColor="text1"/>
+          <w:sz w:val="24"/>
+          <w:szCs w:val="24"/>
+        </w:rPr>
+        <w:fldChar w:fldCharType="begin"/>
+      </w:r>
+      <w:r>
+        <w:rPr>
+          <w:rFonts w:ascii="Times New Roman" w:hAnsi="Times New Roman" w:cs="Times New Roman"/>
+          <w:b/>
+          <w:bCs/>
+          <w:color w:val="000000" w:themeColor="text1"/>
+          <w:sz w:val="24"/>
+          <w:szCs w:val="24"/>
+        </w:rPr>
+        <w:instrText xml:space="preserve"> SEQ Ilustración \* ARABIC </w:instrText>
+      </w:r>
+      <w:r>
+        <w:rPr>
+          <w:rFonts w:ascii="Times New Roman" w:hAnsi="Times New Roman" w:cs="Times New Roman"/>
+          <w:b/>
+          <w:bCs/>
+          <w:color w:val="000000" w:themeColor="text1"/>
+          <w:sz w:val="24"/>
+          <w:szCs w:val="24"/>
+        </w:rPr>
+        <w:fldChar w:fldCharType="separate"/>
+      </w:r>
+      <w:r>
+        <w:rPr>
+          <w:rFonts w:ascii="Times New Roman" w:hAnsi="Times New Roman" w:cs="Times New Roman"/>
+          <w:b/>
+          <w:bCs/>
+          <w:noProof/>
+          <w:color w:val="000000" w:themeColor="text1"/>
+          <w:sz w:val="24"/>
+          <w:szCs w:val="24"/>
+        </w:rPr>
+        <w:t>3</w:t>
+      </w:r>
+      <w:r>
+        <w:rPr>
+          <w:rFonts w:ascii="Times New Roman" w:hAnsi="Times New Roman" w:cs="Times New Roman"/>
+          <w:b/>
+          <w:bCs/>
+          <w:color w:val="000000" w:themeColor="text1"/>
+          <w:sz w:val="24"/>
+          <w:szCs w:val="24"/>
+        </w:rPr>
+        <w:fldChar w:fldCharType="end"/>
+      </w:r>
+      <w:r>
+        <w:rPr>
+          <w:rFonts w:ascii="Times New Roman" w:hAnsi="Times New Roman" w:cs="Times New Roman"/>
+          <w:b/>
+          <w:bCs/>
+          <w:color w:val="000000" w:themeColor="text1"/>
+          <w:sz w:val="24"/>
+          <w:szCs w:val="24"/>
+        </w:rPr>
+        <w:t>. Pantallazo 3 del boceto de prueba.</w:t>
+      </w:r>
+    </w:p>
+    <w:p>
+      <w:pPr>
+        <w:spacing w:line="360" w:lineRule="auto"/>
+        <w:rPr>
+          <w:rFonts w:ascii="Times New Roman" w:hAnsi="Times New Roman" w:cs="Times New Roman"/>
+          <w:b/>
+          <w:bCs/>
+          <w:color w:val="000000" w:themeColor="text1"/>
+        </w:rPr>
+      </w:pPr>
+      <w:r>
+        <w:rPr>
+          <w:rFonts w:ascii="Times New Roman" w:hAnsi="Times New Roman" w:cs="Times New Roman"/>
+          <w:b/>
+          <w:bCs/>
+          <w:noProof/>
+          <w:color w:val="000000" w:themeColor="text1"/>
+        </w:rPr>
+        <w:drawing>
+          <wp:inline distT="0" distB="0" distL="0" distR="0" wp14:anchorId="0CFFC74E" wp14:editId="67959982">
+            <wp:extent cx="5943600" cy="2011680"/>
+            <wp:effectExtent l="0" t="0" r="0" b="7620"/>
+            <wp:docPr id="1231583550" name="Imagen 5" descr="Interfaz de usuario gráfica, Aplicación, Teams&#10;&#10;El contenido generado por IA puede ser incorrecto."/>
+            <wp:cNvGraphicFramePr>
+              <a:graphicFrameLocks xmlns:a="http://schemas.openxmlformats.org/drawingml/2006/main" noChangeAspect="1"/>
+            </wp:cNvGraphicFramePr>
+            <a:graphic xmlns:a="http://schemas.openxmlformats.org/drawingml/2006/main">
+              <a:graphicData uri="http://schemas.openxmlformats.org/drawingml/2006/picture">
+                <pic:pic xmlns:pic="http://schemas.openxmlformats.org/drawingml/2006/picture">
+                  <pic:nvPicPr>
+                    <pic:cNvPr id="1231583550" name="Imagen 5" descr="Interfaz de usuario gráfica, Aplicación, Teams&#10;&#10;El contenido generado por IA puede ser incorrecto."/>
+                    <pic:cNvPicPr>
+                      <a:picLocks noChangeAspect="1" noChangeArrowheads="1"/>
+                    </pic:cNvPicPr>
+                  </pic:nvPicPr>
+                  <pic:blipFill>
+                    <a:blip r:embed="rId9" cstate="print">
+                      <a:extLst>
+                        <a:ext uri="{28A0092B-C50C-407E-A947-70E740481C1C}">
+                          <a14:useLocalDpi xmlns:a14="http://schemas.microsoft.com/office/drawing/2010/main" val="0"/>
+                        </a:ext>
+                      </a:extLst>
+                    </a:blip>
+                    <a:srcRect/>
+                    <a:stretch>
+                      <a:fillRect/>
+                    </a:stretch>
+                  </pic:blipFill>
+                  <pic:spPr bwMode="auto">
+                    <a:xfrm>
+                      <a:off x="0" y="0"/>
+                      <a:ext cx="5943600" cy="2011680"/>
+                    </a:xfrm>
+                    <a:prstGeom prst="rect">
+                      <a:avLst/>
+                    </a:prstGeom>
+                    <a:noFill/>
+                    <a:ln>
+                      <a:noFill/>
+                    </a:ln>
+                  </pic:spPr>
+                </pic:pic>
+              </a:graphicData>
+            </a:graphic>
+          </wp:inline>
+        </w:drawing>
+      </w:r>
+    </w:p>
+    <w:p>
+      <w:pPr>
+        <w:pStyle w:val="Descripcin"/>
+        <w:keepNext/>
+        <w:rPr>
+          <w:rFonts w:ascii="Times New Roman" w:hAnsi="Times New Roman" w:cs="Times New Roman"/>
+          <w:b/>
+          <w:bCs/>
+          <w:color w:val="000000" w:themeColor="text1"/>
+          <w:sz w:val="24"/>
+          <w:szCs w:val="24"/>
+        </w:rPr>
+      </w:pPr>
+      <w:r>
+        <w:rPr>
+          <w:rFonts w:ascii="Times New Roman" w:hAnsi="Times New Roman" w:cs="Times New Roman"/>
+          <w:b/>
+          <w:bCs/>
+          <w:color w:val="000000" w:themeColor="text1"/>
+          <w:sz w:val="24"/>
+          <w:szCs w:val="24"/>
+        </w:rPr>
+        <w:lastRenderedPageBreak/>
+        <w:t xml:space="preserve">Ilustración </w:t>
+      </w:r>
+      <w:r>
+        <w:rPr>
+          <w:rFonts w:ascii="Times New Roman" w:hAnsi="Times New Roman" w:cs="Times New Roman"/>
+          <w:b/>
+          <w:bCs/>
+          <w:color w:val="000000" w:themeColor="text1"/>
+          <w:sz w:val="24"/>
+          <w:szCs w:val="24"/>
+        </w:rPr>
+        <w:fldChar w:fldCharType="begin"/>
+      </w:r>
+      <w:r>
+        <w:rPr>
+          <w:rFonts w:ascii="Times New Roman" w:hAnsi="Times New Roman" w:cs="Times New Roman"/>
+          <w:b/>
+          <w:bCs/>
+          <w:color w:val="000000" w:themeColor="text1"/>
+          <w:sz w:val="24"/>
+          <w:szCs w:val="24"/>
+        </w:rPr>
+        <w:instrText xml:space="preserve"> SEQ Ilustración \* ARABIC </w:instrText>
+      </w:r>
+      <w:r>
+        <w:rPr>
+          <w:rFonts w:ascii="Times New Roman" w:hAnsi="Times New Roman" w:cs="Times New Roman"/>
+          <w:b/>
+          <w:bCs/>
+          <w:color w:val="000000" w:themeColor="text1"/>
+          <w:sz w:val="24"/>
+          <w:szCs w:val="24"/>
+        </w:rPr>
+        <w:fldChar w:fldCharType="separate"/>
+      </w:r>
+      <w:r>
+        <w:rPr>
+          <w:rFonts w:ascii="Times New Roman" w:hAnsi="Times New Roman" w:cs="Times New Roman"/>
+          <w:b/>
+          <w:bCs/>
+          <w:noProof/>
+          <w:color w:val="000000" w:themeColor="text1"/>
+          <w:sz w:val="24"/>
+          <w:szCs w:val="24"/>
+        </w:rPr>
+        <w:t>4</w:t>
+      </w:r>
+      <w:r>
+        <w:rPr>
+          <w:rFonts w:ascii="Times New Roman" w:hAnsi="Times New Roman" w:cs="Times New Roman"/>
+          <w:b/>
+          <w:bCs/>
+          <w:color w:val="000000" w:themeColor="text1"/>
+          <w:sz w:val="24"/>
+          <w:szCs w:val="24"/>
+        </w:rPr>
+        <w:fldChar w:fldCharType="end"/>
+      </w:r>
+      <w:r>
+        <w:rPr>
+          <w:rFonts w:ascii="Times New Roman" w:hAnsi="Times New Roman" w:cs="Times New Roman"/>
+          <w:b/>
+          <w:bCs/>
+          <w:color w:val="000000" w:themeColor="text1"/>
+          <w:sz w:val="24"/>
+          <w:szCs w:val="24"/>
+        </w:rPr>
+        <w:t>. Pantallazo 4 del boceto de prueba.</w:t>
+      </w:r>
+    </w:p>
+    <w:p>
+      <w:pPr>
+        <w:spacing w:line="360" w:lineRule="auto"/>
+        <w:rPr>
+          <w:rFonts w:ascii="Times New Roman" w:hAnsi="Times New Roman" w:cs="Times New Roman"/>
+          <w:b/>
+          <w:bCs/>
+          <w:color w:val="000000" w:themeColor="text1"/>
+        </w:rPr>
+      </w:pPr>
+      <w:r>
+        <w:rPr>
+          <w:rFonts w:ascii="Times New Roman" w:hAnsi="Times New Roman" w:cs="Times New Roman"/>
+          <w:b/>
+          <w:bCs/>
+          <w:noProof/>
+          <w:color w:val="000000" w:themeColor="text1"/>
+        </w:rPr>
+        <w:drawing>
+          <wp:inline distT="0" distB="0" distL="0" distR="0" wp14:anchorId="23ADE592" wp14:editId="34F9A0AB">
+            <wp:extent cx="5943600" cy="2836545"/>
+            <wp:effectExtent l="0" t="0" r="0" b="1905"/>
+            <wp:docPr id="2107747132" name="Imagen 6" descr="Interfaz de usuario gráfica, Texto, Aplicación&#10;&#10;El contenido generado por IA puede ser incorrecto."/>
+            <wp:cNvGraphicFramePr>
+              <a:graphicFrameLocks xmlns:a="http://schemas.openxmlformats.org/drawingml/2006/main" noChangeAspect="1"/>
+            </wp:cNvGraphicFramePr>
+            <a:graphic xmlns:a="http://schemas.openxmlformats.org/drawingml/2006/main">
+              <a:graphicData uri="http://schemas.openxmlformats.org/drawingml/2006/picture">
+                <pic:pic xmlns:pic="http://schemas.openxmlformats.org/drawingml/2006/picture">
+                  <pic:nvPicPr>
+                    <pic:cNvPr id="2107747132" name="Imagen 6" descr="Interfaz de usuario gráfica, Texto, Aplicación&#10;&#10;El contenido generado por IA puede ser incorrecto."/>
+                    <pic:cNvPicPr>
+                      <a:picLocks noChangeAspect="1" noChangeArrowheads="1"/>
+                    </pic:cNvPicPr>
+                  </pic:nvPicPr>
+                  <pic:blipFill>
+                    <a:blip r:embed="rId10" cstate="print">
+                      <a:extLst>
+                        <a:ext uri="{28A0092B-C50C-407E-A947-70E740481C1C}">
+                          <a14:useLocalDpi xmlns:a14="http://schemas.microsoft.com/office/drawing/2010/main" val="0"/>
+                        </a:ext>
+                      </a:extLst>
+                    </a:blip>
+                    <a:srcRect/>
+                    <a:stretch>
+                      <a:fillRect/>
+                    </a:stretch>
+                  </pic:blipFill>
+                  <pic:spPr bwMode="auto">
+                    <a:xfrm>
+                      <a:off x="0" y="0"/>
+                      <a:ext cx="5943600" cy="2836545"/>
+                    </a:xfrm>
+                    <a:prstGeom prst="rect">
+                      <a:avLst/>
+                    </a:prstGeom>
+                    <a:noFill/>
+                    <a:ln>
+                      <a:noFill/>
+                    </a:ln>
+                  </pic:spPr>
+                </pic:pic>
+              </a:graphicData>
+            </a:graphic>
+          </wp:inline>
+        </w:drawing>
+      </w:r>
+    </w:p>
+    <w:p>
+      <w:pPr>
+        <w:spacing w:line="360" w:lineRule="auto"/>
+        <w:rPr>
+          <w:rFonts w:ascii="Times New Roman" w:hAnsi="Times New Roman" w:cs="Times New Roman"/>
+          <w:b/>
+          <w:bCs/>
+          <w:color w:val="000000" w:themeColor="text1"/>
+        </w:rPr>
+      </w:pPr>
+    </w:p>
+    <w:p>
+      <w:pPr>
+        <w:pStyle w:val="Descripcin"/>
+        <w:keepNext/>
+        <w:rPr>
+          <w:rFonts w:ascii="Times New Roman" w:hAnsi="Times New Roman" w:cs="Times New Roman"/>
+          <w:b/>
+          <w:bCs/>
+          <w:color w:val="000000" w:themeColor="text1"/>
+          <w:sz w:val="24"/>
+          <w:szCs w:val="24"/>
+        </w:rPr>
+      </w:pPr>
+      <w:r>
+        <w:rPr>
+          <w:rFonts w:ascii="Times New Roman" w:hAnsi="Times New Roman" w:cs="Times New Roman"/>
+          <w:b/>
+          <w:bCs/>
+          <w:color w:val="000000" w:themeColor="text1"/>
+          <w:sz w:val="24"/>
+          <w:szCs w:val="24"/>
+        </w:rPr>
+        <w:t xml:space="preserve">Ilustración </w:t>
+      </w:r>
+      <w:r>
+        <w:rPr>
+          <w:rFonts w:ascii="Times New Roman" w:hAnsi="Times New Roman" w:cs="Times New Roman"/>
+          <w:b/>
+          <w:bCs/>
+          <w:color w:val="000000" w:themeColor="text1"/>
+          <w:sz w:val="24"/>
+          <w:szCs w:val="24"/>
+        </w:rPr>
+        <w:fldChar w:fldCharType="begin"/>
+      </w:r>
+      <w:r>
+        <w:rPr>
+          <w:rFonts w:ascii="Times New Roman" w:hAnsi="Times New Roman" w:cs="Times New Roman"/>
+          <w:b/>
+          <w:bCs/>
+          <w:color w:val="000000" w:themeColor="text1"/>
+          <w:sz w:val="24"/>
+          <w:szCs w:val="24"/>
+        </w:rPr>
+        <w:instrText xml:space="preserve"> SEQ Ilustración \* ARABIC </w:instrText>
+      </w:r>
+      <w:r>
+        <w:rPr>
+          <w:rFonts w:ascii="Times New Roman" w:hAnsi="Times New Roman" w:cs="Times New Roman"/>
+          <w:b/>
+          <w:bCs/>
+          <w:color w:val="000000" w:themeColor="text1"/>
+          <w:sz w:val="24"/>
+          <w:szCs w:val="24"/>
+        </w:rPr>
+        <w:fldChar w:fldCharType="separate"/>
+      </w:r>
+      <w:r>
+        <w:rPr>
+          <w:rFonts w:ascii="Times New Roman" w:hAnsi="Times New Roman" w:cs="Times New Roman"/>
+          <w:b/>
+          <w:bCs/>
+          <w:noProof/>
+          <w:color w:val="000000" w:themeColor="text1"/>
+          <w:sz w:val="24"/>
+          <w:szCs w:val="24"/>
+        </w:rPr>
+        <w:t>5</w:t>
+      </w:r>
+      <w:r>
+        <w:rPr>
+          <w:rFonts w:ascii="Times New Roman" w:hAnsi="Times New Roman" w:cs="Times New Roman"/>
+          <w:b/>
+          <w:bCs/>
+          <w:color w:val="000000" w:themeColor="text1"/>
+          <w:sz w:val="24"/>
+          <w:szCs w:val="24"/>
+        </w:rPr>
+        <w:fldChar w:fldCharType="end"/>
+      </w:r>
+      <w:r>
+        <w:rPr>
+          <w:rFonts w:ascii="Times New Roman" w:hAnsi="Times New Roman" w:cs="Times New Roman"/>
+          <w:b/>
+          <w:bCs/>
+          <w:color w:val="000000" w:themeColor="text1"/>
+          <w:sz w:val="24"/>
+          <w:szCs w:val="24"/>
+        </w:rPr>
+        <w:t>. Pantallazo 5 del boceto de prueba.</w:t>
+      </w:r>
+    </w:p>
+    <w:p>
+      <w:pPr>
+        <w:spacing w:line="360" w:lineRule="auto"/>
+        <w:rPr>
+          <w:rFonts w:ascii="Times New Roman" w:hAnsi="Times New Roman" w:cs="Times New Roman"/>
+          <w:b/>
+          <w:bCs/>
+          <w:color w:val="000000" w:themeColor="text1"/>
+        </w:rPr>
+      </w:pPr>
+      <w:r>
+        <w:rPr>
+          <w:rFonts w:ascii="Times New Roman" w:hAnsi="Times New Roman" w:cs="Times New Roman"/>
+          <w:b/>
+          <w:bCs/>
+          <w:noProof/>
+          <w:color w:val="000000" w:themeColor="text1"/>
+        </w:rPr>
+        <w:drawing>
+          <wp:inline distT="0" distB="0" distL="0" distR="0" wp14:anchorId="29799572" wp14:editId="59733D0A">
+            <wp:extent cx="5943600" cy="2848610"/>
+            <wp:effectExtent l="0" t="0" r="0" b="8890"/>
+            <wp:docPr id="1009057098" name="Imagen 7" descr="Interfaz de usuario gráfica&#10;&#10;El contenido generado por IA puede ser incorrecto."/>
+            <wp:cNvGraphicFramePr>
+              <a:graphicFrameLocks xmlns:a="http://schemas.openxmlformats.org/drawingml/2006/main" noChangeAspect="1"/>
+            </wp:cNvGraphicFramePr>
+            <a:graphic xmlns:a="http://schemas.openxmlformats.org/drawingml/2006/main">
+              <a:graphicData uri="http://schemas.openxmlformats.org/drawingml/2006/picture">
+                <pic:pic xmlns:pic="http://schemas.openxmlformats.org/drawingml/2006/picture">
+                  <pic:nvPicPr>
+                    <pic:cNvPr id="1009057098" name="Imagen 7" descr="Interfaz de usuario gráfica&#10;&#10;El contenido generado por IA puede ser incorrecto."/>
+                    <pic:cNvPicPr>
+                      <a:picLocks noChangeAspect="1" noChangeArrowheads="1"/>
+                    </pic:cNvPicPr>
+                  </pic:nvPicPr>
+                  <pic:blipFill>
+                    <a:blip r:embed="rId11" cstate="print">
+                      <a:extLst>
+                        <a:ext uri="{28A0092B-C50C-407E-A947-70E740481C1C}">
+                          <a14:useLocalDpi xmlns:a14="http://schemas.microsoft.com/office/drawing/2010/main" val="0"/>
+                        </a:ext>
+                      </a:extLst>
+                    </a:blip>
+                    <a:srcRect/>
+                    <a:stretch>
+                      <a:fillRect/>
+                    </a:stretch>
+                  </pic:blipFill>
+                  <pic:spPr bwMode="auto">
+                    <a:xfrm>
+                      <a:off x="0" y="0"/>
+                      <a:ext cx="5943600" cy="2848610"/>
+                    </a:xfrm>
+                    <a:prstGeom prst="rect">
+                      <a:avLst/>
+                    </a:prstGeom>
+                    <a:noFill/>
+                    <a:ln>
+                      <a:noFill/>
+                    </a:ln>
+                  </pic:spPr>
+                </pic:pic>
+              </a:graphicData>
+            </a:graphic>
+          </wp:inline>
+        </w:drawing>
+      </w:r>
+    </w:p>
+    <w:p>
+      <w:pPr>
+        <w:pStyle w:val="Descripcin"/>
+        <w:keepNext/>
+        <w:rPr>
+          <w:rFonts w:ascii="Times New Roman" w:hAnsi="Times New Roman" w:cs="Times New Roman"/>
+          <w:b/>
+          <w:bCs/>
+          <w:color w:val="000000" w:themeColor="text1"/>
+          <w:sz w:val="24"/>
+          <w:szCs w:val="24"/>
+        </w:rPr>
+      </w:pPr>
+      <w:r>
+        <w:rPr>
+          <w:rFonts w:ascii="Times New Roman" w:hAnsi="Times New Roman" w:cs="Times New Roman"/>
+          <w:b/>
+          <w:bCs/>
+          <w:color w:val="000000" w:themeColor="text1"/>
+          <w:sz w:val="24"/>
+          <w:szCs w:val="24"/>
+        </w:rPr>
+        <w:lastRenderedPageBreak/>
+        <w:t xml:space="preserve">Ilustración </w:t>
+      </w:r>
+      <w:r>
+        <w:rPr>
+          <w:rFonts w:ascii="Times New Roman" w:hAnsi="Times New Roman" w:cs="Times New Roman"/>
+          <w:b/>
+          <w:bCs/>
+          <w:color w:val="000000" w:themeColor="text1"/>
+          <w:sz w:val="24"/>
+          <w:szCs w:val="24"/>
+        </w:rPr>
+        <w:fldChar w:fldCharType="begin"/>
+      </w:r>
+      <w:r>
+        <w:rPr>
+          <w:rFonts w:ascii="Times New Roman" w:hAnsi="Times New Roman" w:cs="Times New Roman"/>
+          <w:b/>
+          <w:bCs/>
+          <w:color w:val="000000" w:themeColor="text1"/>
+          <w:sz w:val="24"/>
+          <w:szCs w:val="24"/>
+        </w:rPr>
+        <w:instrText xml:space="preserve"> SEQ Ilustración \* ARABIC </w:instrText>
+      </w:r>
+      <w:r>
+        <w:rPr>
+          <w:rFonts w:ascii="Times New Roman" w:hAnsi="Times New Roman" w:cs="Times New Roman"/>
+          <w:b/>
+          <w:bCs/>
+          <w:color w:val="000000" w:themeColor="text1"/>
+          <w:sz w:val="24"/>
+          <w:szCs w:val="24"/>
+        </w:rPr>
+        <w:fldChar w:fldCharType="separate"/>
+      </w:r>
+      <w:r>
+        <w:rPr>
+          <w:rFonts w:ascii="Times New Roman" w:hAnsi="Times New Roman" w:cs="Times New Roman"/>
+          <w:b/>
+          <w:bCs/>
+          <w:noProof/>
+          <w:color w:val="000000" w:themeColor="text1"/>
+          <w:sz w:val="24"/>
+          <w:szCs w:val="24"/>
+        </w:rPr>
+        <w:t>6</w:t>
+      </w:r>
+      <w:r>
+        <w:rPr>
+          <w:rFonts w:ascii="Times New Roman" w:hAnsi="Times New Roman" w:cs="Times New Roman"/>
+          <w:b/>
+          <w:bCs/>
+          <w:color w:val="000000" w:themeColor="text1"/>
+          <w:sz w:val="24"/>
+          <w:szCs w:val="24"/>
+        </w:rPr>
+        <w:fldChar w:fldCharType="end"/>
+      </w:r>
+      <w:r>
+        <w:rPr>
+          <w:rFonts w:ascii="Times New Roman" w:hAnsi="Times New Roman" w:cs="Times New Roman"/>
+          <w:b/>
+          <w:bCs/>
+          <w:color w:val="000000" w:themeColor="text1"/>
+          <w:sz w:val="24"/>
+          <w:szCs w:val="24"/>
+        </w:rPr>
+        <w:t>. Pantallazo 6 del boceto de prueba.</w:t>
+      </w:r>
+    </w:p>
+    <w:p>
+      <w:pPr>
+        <w:spacing w:line="360" w:lineRule="auto"/>
+        <w:rPr>
+          <w:rFonts w:ascii="Times New Roman" w:hAnsi="Times New Roman" w:cs="Times New Roman"/>
+          <w:b/>
+          <w:bCs/>
+          <w:color w:val="000000" w:themeColor="text1"/>
+        </w:rPr>
+      </w:pPr>
+      <w:r>
+        <w:rPr>
+          <w:rFonts w:ascii="Times New Roman" w:hAnsi="Times New Roman" w:cs="Times New Roman"/>
+          <w:b/>
+          <w:bCs/>
+          <w:noProof/>
+          <w:color w:val="000000" w:themeColor="text1"/>
+        </w:rPr>
+        <w:drawing>
+          <wp:inline distT="0" distB="0" distL="0" distR="0" wp14:anchorId="40F6AD52" wp14:editId="2854D4C4">
+            <wp:extent cx="5943600" cy="2382520"/>
+            <wp:effectExtent l="0" t="0" r="0" b="0"/>
+            <wp:docPr id="1407130619" name="Imagen 8" descr="Interfaz de usuario gráfica, Texto, Aplicación, Chat o mensaje de texto&#10;&#10;El contenido generado por IA puede ser incorrecto."/>
+            <wp:cNvGraphicFramePr>
+              <a:graphicFrameLocks xmlns:a="http://schemas.openxmlformats.org/drawingml/2006/main" noChangeAspect="1"/>
+            </wp:cNvGraphicFramePr>
+            <a:graphic xmlns:a="http://schemas.openxmlformats.org/drawingml/2006/main">
+              <a:graphicData uri="http://schemas.openxmlformats.org/drawingml/2006/picture">
+                <pic:pic xmlns:pic="http://schemas.openxmlformats.org/drawingml/2006/picture">
+                  <pic:nvPicPr>
+                    <pic:cNvPr id="1407130619" name="Imagen 8" descr="Interfaz de usuario gráfica, Texto, Aplicación, Chat o mensaje de texto&#10;&#10;El contenido generado por IA puede ser incorrecto."/>
+                    <pic:cNvPicPr>
+                      <a:picLocks noChangeAspect="1" noChangeArrowheads="1"/>
+                    </pic:cNvPicPr>
+                  </pic:nvPicPr>
+                  <pic:blipFill>
+                    <a:blip r:embed="rId12" cstate="print">
+                      <a:extLst>
+                        <a:ext uri="{28A0092B-C50C-407E-A947-70E740481C1C}">
+                          <a14:useLocalDpi xmlns:a14="http://schemas.microsoft.com/office/drawing/2010/main" val="0"/>
+                        </a:ext>
+                      </a:extLst>
+                    </a:blip>
+                    <a:srcRect/>
+                    <a:stretch>
+                      <a:fillRect/>
+                    </a:stretch>
+                  </pic:blipFill>
+                  <pic:spPr bwMode="auto">
+                    <a:xfrm>
+                      <a:off x="0" y="0"/>
+                      <a:ext cx="5943600" cy="2382520"/>
+                    </a:xfrm>
+                    <a:prstGeom prst="rect">
+                      <a:avLst/>
+                    </a:prstGeom>
+                    <a:noFill/>
+                    <a:ln>
+                      <a:noFill/>
+                    </a:ln>
+                  </pic:spPr>
+                </pic:pic>
+              </a:graphicData>
+            </a:graphic>
+          </wp:inline>
+        </w:drawing>
+      </w:r>
+    </w:p>
+    <w:p>
+      <w:pPr>
+        <w:spacing w:line="360" w:lineRule="auto"/>
+        <w:rPr>
+          <w:rFonts w:ascii="Times New Roman" w:hAnsi="Times New Roman" w:cs="Times New Roman"/>
+          <w:b/>
+          <w:bCs/>
+          <w:color w:val="000000" w:themeColor="text1"/>
+        </w:rPr>
+      </w:pPr>
+    </w:p>
+    <w:p>
+      <w:pPr>
+        <w:pStyle w:val="Descripcin"/>
+        <w:keepNext/>
+        <w:rPr>
+          <w:rFonts w:ascii="Times New Roman" w:hAnsi="Times New Roman" w:cs="Times New Roman"/>
+          <w:b/>
+          <w:bCs/>
+          <w:color w:val="000000" w:themeColor="text1"/>
+          <w:sz w:val="24"/>
+          <w:szCs w:val="24"/>
+        </w:rPr>
+      </w:pPr>
+      <w:r>
+        <w:rPr>
+          <w:rFonts w:ascii="Times New Roman" w:hAnsi="Times New Roman" w:cs="Times New Roman"/>
+          <w:b/>
+          <w:bCs/>
+          <w:color w:val="000000" w:themeColor="text1"/>
+          <w:sz w:val="24"/>
+          <w:szCs w:val="24"/>
+        </w:rPr>
+        <w:t xml:space="preserve">Ilustración </w:t>
+      </w:r>
+      <w:r>
+        <w:rPr>
+          <w:rFonts w:ascii="Times New Roman" w:hAnsi="Times New Roman" w:cs="Times New Roman"/>
+          <w:b/>
+          <w:bCs/>
+          <w:color w:val="000000" w:themeColor="text1"/>
+          <w:sz w:val="24"/>
+          <w:szCs w:val="24"/>
+        </w:rPr>
+        <w:fldChar w:fldCharType="begin"/>
+      </w:r>
+      <w:r>
+        <w:rPr>
+          <w:rFonts w:ascii="Times New Roman" w:hAnsi="Times New Roman" w:cs="Times New Roman"/>
+          <w:b/>
+          <w:bCs/>
+          <w:color w:val="000000" w:themeColor="text1"/>
+          <w:sz w:val="24"/>
+          <w:szCs w:val="24"/>
+        </w:rPr>
+        <w:instrText xml:space="preserve"> SEQ Ilustración \* ARABIC </w:instrText>
+      </w:r>
+      <w:r>
+        <w:rPr>
+          <w:rFonts w:ascii="Times New Roman" w:hAnsi="Times New Roman" w:cs="Times New Roman"/>
+          <w:b/>
+          <w:bCs/>
+          <w:color w:val="000000" w:themeColor="text1"/>
+          <w:sz w:val="24"/>
+          <w:szCs w:val="24"/>
+        </w:rPr>
+        <w:fldChar w:fldCharType="separate"/>
+      </w:r>
+      <w:r>
+        <w:rPr>
+          <w:rFonts w:ascii="Times New Roman" w:hAnsi="Times New Roman" w:cs="Times New Roman"/>
+          <w:b/>
+          <w:bCs/>
+          <w:noProof/>
+          <w:color w:val="000000" w:themeColor="text1"/>
+          <w:sz w:val="24"/>
+          <w:szCs w:val="24"/>
+        </w:rPr>
+        <w:t>7</w:t>
+      </w:r>
+      <w:r>
+        <w:rPr>
+          <w:rFonts w:ascii="Times New Roman" w:hAnsi="Times New Roman" w:cs="Times New Roman"/>
+          <w:b/>
+          <w:bCs/>
+          <w:color w:val="000000" w:themeColor="text1"/>
+          <w:sz w:val="24"/>
+          <w:szCs w:val="24"/>
+        </w:rPr>
+        <w:fldChar w:fldCharType="end"/>
+      </w:r>
+      <w:r>
+        <w:rPr>
+          <w:rFonts w:ascii="Times New Roman" w:hAnsi="Times New Roman" w:cs="Times New Roman"/>
+          <w:b/>
+          <w:bCs/>
+          <w:color w:val="000000" w:themeColor="text1"/>
+          <w:sz w:val="24"/>
+          <w:szCs w:val="24"/>
+        </w:rPr>
+        <w:t>. Pantallazo 7 del boceto de prueba.</w:t>
+      </w:r>
+    </w:p>
+    <w:p>
+      <w:pPr>
+        <w:spacing w:line="360" w:lineRule="auto"/>
+        <w:rPr>
+          <w:rFonts w:ascii="Times New Roman" w:hAnsi="Times New Roman" w:cs="Times New Roman"/>
+          <w:b/>
+          <w:bCs/>
+          <w:color w:val="000000" w:themeColor="text1"/>
+        </w:rPr>
+      </w:pPr>
+      <w:r>
+        <w:rPr>
+          <w:rFonts w:ascii="Times New Roman" w:hAnsi="Times New Roman" w:cs="Times New Roman"/>
+          <w:b/>
+          <w:bCs/>
+          <w:noProof/>
+          <w:color w:val="000000" w:themeColor="text1"/>
+        </w:rPr>
+        <w:drawing>
+          <wp:inline distT="0" distB="0" distL="0" distR="0" wp14:anchorId="32E29E1A" wp14:editId="33AA5392">
+            <wp:extent cx="5943600" cy="3211830"/>
+            <wp:effectExtent l="0" t="0" r="0" b="7620"/>
+            <wp:docPr id="1274885857" name="Imagen 9" descr="Interfaz de usuario gráfica, Texto, Aplicación, Sitio web&#10;&#10;El contenido generado por IA puede ser incorrecto."/>
+            <wp:cNvGraphicFramePr>
+              <a:graphicFrameLocks xmlns:a="http://schemas.openxmlformats.org/drawingml/2006/main" noChangeAspect="1"/>
+            </wp:cNvGraphicFramePr>
+            <a:graphic xmlns:a="http://schemas.openxmlformats.org/drawingml/2006/main">
+              <a:graphicData uri="http://schemas.openxmlformats.org/drawingml/2006/picture">
+                <pic:pic xmlns:pic="http://schemas.openxmlformats.org/drawingml/2006/picture">
+                  <pic:nvPicPr>
+                    <pic:cNvPr id="1274885857" name="Imagen 9" descr="Interfaz de usuario gráfica, Texto, Aplicación, Sitio web&#10;&#10;El contenido generado por IA puede ser incorrecto."/>
+                    <pic:cNvPicPr>
+                      <a:picLocks noChangeAspect="1" noChangeArrowheads="1"/>
+                    </pic:cNvPicPr>
+                  </pic:nvPicPr>
+                  <pic:blipFill>
+                    <a:blip r:embed="rId13" cstate="print">
+                      <a:extLst>
+                        <a:ext uri="{28A0092B-C50C-407E-A947-70E740481C1C}">
+                          <a14:useLocalDpi xmlns:a14="http://schemas.microsoft.com/office/drawing/2010/main" val="0"/>
+                        </a:ext>
+                      </a:extLst>
+                    </a:blip>
+                    <a:srcRect/>
+                    <a:stretch>
+                      <a:fillRect/>
+                    </a:stretch>
+                  </pic:blipFill>
+                  <pic:spPr bwMode="auto">
+                    <a:xfrm>
+                      <a:off x="0" y="0"/>
+                      <a:ext cx="5943600" cy="3211830"/>
+                    </a:xfrm>
+                    <a:prstGeom prst="rect">
+                      <a:avLst/>
+                    </a:prstGeom>
+                    <a:noFill/>
+                    <a:ln>
+                      <a:noFill/>
+                    </a:ln>
+                  </pic:spPr>
+                </pic:pic>
+              </a:graphicData>
+            </a:graphic>
+          </wp:inline>
+        </w:drawing>
+      </w:r>
+    </w:p>
+    <w:p>
+      <w:pPr>
+        <w:pStyle w:val="Descripcin"/>
+        <w:keepNext/>
+        <w:rPr>
+          <w:rFonts w:ascii="Times New Roman" w:hAnsi="Times New Roman" w:cs="Times New Roman"/>
+          <w:b/>
+          <w:bCs/>
+          <w:color w:val="000000" w:themeColor="text1"/>
+          <w:sz w:val="24"/>
+          <w:szCs w:val="24"/>
+        </w:rPr>
+      </w:pPr>
+      <w:r>
+        <w:rPr>
+          <w:rFonts w:ascii="Times New Roman" w:hAnsi="Times New Roman" w:cs="Times New Roman"/>
+          <w:b/>
+          <w:bCs/>
+          <w:color w:val="000000" w:themeColor="text1"/>
+          <w:sz w:val="24"/>
+          <w:szCs w:val="24"/>
+        </w:rPr>
+        <w:lastRenderedPageBreak/>
+        <w:t xml:space="preserve">Ilustración </w:t>
+      </w:r>
+      <w:r>
+        <w:rPr>
+          <w:rFonts w:ascii="Times New Roman" w:hAnsi="Times New Roman" w:cs="Times New Roman"/>
+          <w:b/>
+          <w:bCs/>
+          <w:color w:val="000000" w:themeColor="text1"/>
+          <w:sz w:val="24"/>
+          <w:szCs w:val="24"/>
+        </w:rPr>
+        <w:fldChar w:fldCharType="begin"/>
+      </w:r>
+      <w:r>
+        <w:rPr>
+          <w:rFonts w:ascii="Times New Roman" w:hAnsi="Times New Roman" w:cs="Times New Roman"/>
+          <w:b/>
+          <w:bCs/>
+          <w:color w:val="000000" w:themeColor="text1"/>
+          <w:sz w:val="24"/>
+          <w:szCs w:val="24"/>
+        </w:rPr>
+        <w:instrText xml:space="preserve"> SEQ Ilustración \* ARABIC </w:instrText>
+      </w:r>
+      <w:r>
+        <w:rPr>
+          <w:rFonts w:ascii="Times New Roman" w:hAnsi="Times New Roman" w:cs="Times New Roman"/>
+          <w:b/>
+          <w:bCs/>
+          <w:color w:val="000000" w:themeColor="text1"/>
+          <w:sz w:val="24"/>
+          <w:szCs w:val="24"/>
+        </w:rPr>
+        <w:fldChar w:fldCharType="separate"/>
+      </w:r>
+      <w:r>
+        <w:rPr>
+          <w:rFonts w:ascii="Times New Roman" w:hAnsi="Times New Roman" w:cs="Times New Roman"/>
+          <w:b/>
+          <w:bCs/>
+          <w:noProof/>
+          <w:color w:val="000000" w:themeColor="text1"/>
+          <w:sz w:val="24"/>
+          <w:szCs w:val="24"/>
+        </w:rPr>
+        <w:t>8</w:t>
+      </w:r>
+      <w:r>
+        <w:rPr>
+          <w:rFonts w:ascii="Times New Roman" w:hAnsi="Times New Roman" w:cs="Times New Roman"/>
+          <w:b/>
+          <w:bCs/>
+          <w:color w:val="000000" w:themeColor="text1"/>
+          <w:sz w:val="24"/>
+          <w:szCs w:val="24"/>
+        </w:rPr>
+        <w:fldChar w:fldCharType="end"/>
+      </w:r>
+      <w:r>
+        <w:rPr>
+          <w:rFonts w:ascii="Times New Roman" w:hAnsi="Times New Roman" w:cs="Times New Roman"/>
+          <w:b/>
+          <w:bCs/>
+          <w:color w:val="000000" w:themeColor="text1"/>
+          <w:sz w:val="24"/>
+          <w:szCs w:val="24"/>
+        </w:rPr>
+        <w:t>. Pantallazo 8 del boceto de prueba.</w:t>
+      </w:r>
+    </w:p>
+    <w:p>
+      <w:pPr>
+        <w:spacing w:line="360" w:lineRule="auto"/>
+        <w:rPr>
+          <w:rFonts w:ascii="Times New Roman" w:hAnsi="Times New Roman" w:cs="Times New Roman"/>
+          <w:b/>
+          <w:bCs/>
+          <w:color w:val="000000" w:themeColor="text1"/>
+        </w:rPr>
+      </w:pPr>
+      <w:r>
+        <w:rPr>
+          <w:rFonts w:ascii="Times New Roman" w:hAnsi="Times New Roman" w:cs="Times New Roman"/>
+          <w:b/>
+          <w:bCs/>
+          <w:noProof/>
+          <w:color w:val="000000" w:themeColor="text1"/>
+        </w:rPr>
+        <w:drawing>
+          <wp:inline distT="0" distB="0" distL="0" distR="0" wp14:anchorId="6F9CD6D5" wp14:editId="0E56D15B">
+            <wp:extent cx="5943600" cy="2863850"/>
+            <wp:effectExtent l="0" t="0" r="0" b="0"/>
+            <wp:docPr id="1513300462" name="Imagen 10" descr="Interfaz de usuario gráfica, Aplicación&#10;&#10;El contenido generado por IA puede ser incorrecto."/>
+            <wp:cNvGraphicFramePr>
+              <a:graphicFrameLocks xmlns:a="http://schemas.openxmlformats.org/drawingml/2006/main" noChangeAspect="1"/>
+            </wp:cNvGraphicFramePr>
+            <a:graphic xmlns:a="http://schemas.openxmlformats.org/drawingml/2006/main">
+              <a:graphicData uri="http://schemas.openxmlformats.org/drawingml/2006/picture">
+                <pic:pic xmlns:pic="http://schemas.openxmlformats.org/drawingml/2006/picture">
+                  <pic:nvPicPr>
+                    <pic:cNvPr id="1513300462" name="Imagen 10" descr="Interfaz de usuario gráfica, Aplicación&#10;&#10;El contenido generado por IA puede ser incorrecto."/>
+                    <pic:cNvPicPr>
+                      <a:picLocks noChangeAspect="1" noChangeArrowheads="1"/>
+                    </pic:cNvPicPr>
+                  </pic:nvPicPr>
+                  <pic:blipFill>
+                    <a:blip r:embed="rId14" cstate="print">
+                      <a:extLst>
+                        <a:ext uri="{28A0092B-C50C-407E-A947-70E740481C1C}">
+                          <a14:useLocalDpi xmlns:a14="http://schemas.microsoft.com/office/drawing/2010/main" val="0"/>
+                        </a:ext>
+                      </a:extLst>
+                    </a:blip>
+                    <a:srcRect/>
+                    <a:stretch>
+                      <a:fillRect/>
+                    </a:stretch>
+                  </pic:blipFill>
+                  <pic:spPr bwMode="auto">
+                    <a:xfrm>
+                      <a:off x="0" y="0"/>
+                      <a:ext cx="5943600" cy="2863850"/>
+                    </a:xfrm>
+                    <a:prstGeom prst="rect">
+                      <a:avLst/>
+                    </a:prstGeom>
+                    <a:noFill/>
+                    <a:ln>
+                      <a:noFill/>
+                    </a:ln>
+                  </pic:spPr>
+                </pic:pic>
+              </a:graphicData>
+            </a:graphic>
+          </wp:inline>
+        </w:drawing>
+      </w:r>
+    </w:p>
+    <w:p>
+      <w:pPr>
+        <w:spacing w:line="360" w:lineRule="auto"/>
+        <w:rPr>
+          <w:rFonts w:ascii="Times New Roman" w:hAnsi="Times New Roman" w:cs="Times New Roman"/>
+          <w:b/>
+          <w:bCs/>
+          <w:color w:val="000000" w:themeColor="text1"/>
+        </w:rPr>
+      </w:pPr>
+    </w:p>
+    <w:p>
+      <w:pPr>
+        <w:pStyle w:val="Descripcin"/>
+        <w:keepNext/>
+        <w:rPr>
+          <w:rFonts w:ascii="Times New Roman" w:hAnsi="Times New Roman" w:cs="Times New Roman"/>
+          <w:b/>
+          <w:bCs/>
+          <w:color w:val="000000" w:themeColor="text1"/>
+          <w:sz w:val="24"/>
+          <w:szCs w:val="24"/>
+        </w:rPr>
+      </w:pPr>
+      <w:r>
+        <w:rPr>
+          <w:rFonts w:ascii="Times New Roman" w:hAnsi="Times New Roman" w:cs="Times New Roman"/>
+          <w:b/>
+          <w:bCs/>
+          <w:color w:val="000000" w:themeColor="text1"/>
+          <w:sz w:val="24"/>
+          <w:szCs w:val="24"/>
+        </w:rPr>
+        <w:t xml:space="preserve">Ilustración </w:t>
+      </w:r>
+      <w:r>
+        <w:rPr>
+          <w:rFonts w:ascii="Times New Roman" w:hAnsi="Times New Roman" w:cs="Times New Roman"/>
+          <w:b/>
+          <w:bCs/>
+          <w:color w:val="000000" w:themeColor="text1"/>
+          <w:sz w:val="24"/>
+          <w:szCs w:val="24"/>
+        </w:rPr>
+        <w:fldChar w:fldCharType="begin"/>
+      </w:r>
+      <w:r>
+        <w:rPr>
+          <w:rFonts w:ascii="Times New Roman" w:hAnsi="Times New Roman" w:cs="Times New Roman"/>
+          <w:b/>
+          <w:bCs/>
+          <w:color w:val="000000" w:themeColor="text1"/>
+          <w:sz w:val="24"/>
+          <w:szCs w:val="24"/>
+        </w:rPr>
+        <w:instrText xml:space="preserve"> SEQ Ilustración \* ARABIC </w:instrText>
+      </w:r>
+      <w:r>
+        <w:rPr>
+          <w:rFonts w:ascii="Times New Roman" w:hAnsi="Times New Roman" w:cs="Times New Roman"/>
+          <w:b/>
+          <w:bCs/>
+          <w:color w:val="000000" w:themeColor="text1"/>
+          <w:sz w:val="24"/>
+          <w:szCs w:val="24"/>
+        </w:rPr>
+        <w:fldChar w:fldCharType="separate"/>
+      </w:r>
+      <w:r>
+        <w:rPr>
+          <w:rFonts w:ascii="Times New Roman" w:hAnsi="Times New Roman" w:cs="Times New Roman"/>
+          <w:b/>
+          <w:bCs/>
+          <w:noProof/>
+          <w:color w:val="000000" w:themeColor="text1"/>
+          <w:sz w:val="24"/>
+          <w:szCs w:val="24"/>
+        </w:rPr>
+        <w:t>9</w:t>
+      </w:r>
+      <w:r>
+        <w:rPr>
+          <w:rFonts w:ascii="Times New Roman" w:hAnsi="Times New Roman" w:cs="Times New Roman"/>
+          <w:b/>
+          <w:bCs/>
+          <w:color w:val="000000" w:themeColor="text1"/>
+          <w:sz w:val="24"/>
+          <w:szCs w:val="24"/>
+        </w:rPr>
+        <w:fldChar w:fldCharType="end"/>
+      </w:r>
+      <w:r>
+        <w:rPr>
+          <w:rFonts w:ascii="Times New Roman" w:hAnsi="Times New Roman" w:cs="Times New Roman"/>
+          <w:b/>
+          <w:bCs/>
+          <w:color w:val="000000" w:themeColor="text1"/>
+          <w:sz w:val="24"/>
+          <w:szCs w:val="24"/>
+        </w:rPr>
+        <w:t>. Pantallazo 9 del boceto de prueba.</w:t>
+      </w:r>
+    </w:p>
+    <w:p>
+      <w:pPr>
+        <w:spacing w:line="360" w:lineRule="auto"/>
+        <w:rPr>
+          <w:rFonts w:ascii="Times New Roman" w:hAnsi="Times New Roman" w:cs="Times New Roman"/>
+          <w:b/>
+          <w:bCs/>
+          <w:color w:val="000000" w:themeColor="text1"/>
+        </w:rPr>
+      </w:pPr>
+      <w:r>
+        <w:rPr>
+          <w:rFonts w:ascii="Times New Roman" w:hAnsi="Times New Roman" w:cs="Times New Roman"/>
+          <w:b/>
+          <w:bCs/>
+          <w:noProof/>
+          <w:color w:val="000000" w:themeColor="text1"/>
+        </w:rPr>
+        <w:drawing>
+          <wp:inline distT="0" distB="0" distL="0" distR="0" wp14:anchorId="65C569DA" wp14:editId="6E5A03F5">
+            <wp:extent cx="5943600" cy="3348990"/>
+            <wp:effectExtent l="0" t="0" r="0" b="3810"/>
+            <wp:docPr id="1969854302" name="Imagen 11" descr="Interfaz de usuario gráfica, Aplicación, Teams&#10;&#10;El contenido generado por IA puede ser incorrecto."/>
+            <wp:cNvGraphicFramePr>
+              <a:graphicFrameLocks xmlns:a="http://schemas.openxmlformats.org/drawingml/2006/main" noChangeAspect="1"/>
+            </wp:cNvGraphicFramePr>
+            <a:graphic xmlns:a="http://schemas.openxmlformats.org/drawingml/2006/main">
+              <a:graphicData uri="http://schemas.openxmlformats.org/drawingml/2006/picture">
+                <pic:pic xmlns:pic="http://schemas.openxmlformats.org/drawingml/2006/picture">
+                  <pic:nvPicPr>
+                    <pic:cNvPr id="1969854302" name="Imagen 11" descr="Interfaz de usuario gráfica, Aplicación, Teams&#10;&#10;El contenido generado por IA puede ser incorrecto."/>
+                    <pic:cNvPicPr>
+                      <a:picLocks noChangeAspect="1" noChangeArrowheads="1"/>
+                    </pic:cNvPicPr>
+                  </pic:nvPicPr>
+                  <pic:blipFill>
+                    <a:blip r:embed="rId15" cstate="print">
+                      <a:extLst>
+                        <a:ext uri="{28A0092B-C50C-407E-A947-70E740481C1C}">
+                          <a14:useLocalDpi xmlns:a14="http://schemas.microsoft.com/office/drawing/2010/main" val="0"/>
+                        </a:ext>
+                      </a:extLst>
+                    </a:blip>
+                    <a:srcRect/>
+                    <a:stretch>
+                      <a:fillRect/>
+                    </a:stretch>
+                  </pic:blipFill>
+                  <pic:spPr bwMode="auto">
+                    <a:xfrm>
+                      <a:off x="0" y="0"/>
+                      <a:ext cx="5943600" cy="3348990"/>
+                    </a:xfrm>
+                    <a:prstGeom prst="rect">
+                      <a:avLst/>
+                    </a:prstGeom>
+                    <a:noFill/>
+                    <a:ln>
+                      <a:noFill/>
+                    </a:ln>
+                  </pic:spPr>
+                </pic:pic>
+              </a:graphicData>
+            </a:graphic>
+          </wp:inline>
+        </w:drawing>
+      </w:r>
+    </w:p>
+    <w:p>
+      <w:pPr>
+        <w:pStyle w:val="Descripcin"/>
+        <w:keepNext/>
+        <w:rPr>
+          <w:rFonts w:ascii="Times New Roman" w:hAnsi="Times New Roman" w:cs="Times New Roman"/>
+          <w:b/>
+          <w:bCs/>
+          <w:color w:val="000000" w:themeColor="text1"/>
+          <w:sz w:val="24"/>
+          <w:szCs w:val="24"/>
+        </w:rPr>
+      </w:pPr>
+      <w:r>
+        <w:rPr>
+          <w:rFonts w:ascii="Times New Roman" w:hAnsi="Times New Roman" w:cs="Times New Roman"/>
+          <w:b/>
+          <w:bCs/>
+          <w:color w:val="000000" w:themeColor="text1"/>
+          <w:sz w:val="24"/>
+          <w:szCs w:val="24"/>
+        </w:rPr>
+        <w:lastRenderedPageBreak/>
+        <w:t xml:space="preserve">Ilustración </w:t>
+      </w:r>
+      <w:r>
+        <w:rPr>
+          <w:rFonts w:ascii="Times New Roman" w:hAnsi="Times New Roman" w:cs="Times New Roman"/>
+          <w:b/>
+          <w:bCs/>
+          <w:color w:val="000000" w:themeColor="text1"/>
+          <w:sz w:val="24"/>
+          <w:szCs w:val="24"/>
+        </w:rPr>
+        <w:fldChar w:fldCharType="begin"/>
+      </w:r>
+      <w:r>
+        <w:rPr>
+          <w:rFonts w:ascii="Times New Roman" w:hAnsi="Times New Roman" w:cs="Times New Roman"/>
+          <w:b/>
+          <w:bCs/>
+          <w:color w:val="000000" w:themeColor="text1"/>
+          <w:sz w:val="24"/>
+          <w:szCs w:val="24"/>
+        </w:rPr>
+        <w:instrText xml:space="preserve"> SEQ Ilustración \* ARABIC </w:instrText>
+      </w:r>
+      <w:r>
+        <w:rPr>
+          <w:rFonts w:ascii="Times New Roman" w:hAnsi="Times New Roman" w:cs="Times New Roman"/>
+          <w:b/>
+          <w:bCs/>
+          <w:color w:val="000000" w:themeColor="text1"/>
+          <w:sz w:val="24"/>
+          <w:szCs w:val="24"/>
+        </w:rPr>
+        <w:fldChar w:fldCharType="separate"/>
+      </w:r>
+      <w:r>
+        <w:rPr>
+          <w:rFonts w:ascii="Times New Roman" w:hAnsi="Times New Roman" w:cs="Times New Roman"/>
+          <w:b/>
+          <w:bCs/>
+          <w:noProof/>
+          <w:color w:val="000000" w:themeColor="text1"/>
+          <w:sz w:val="24"/>
+          <w:szCs w:val="24"/>
+        </w:rPr>
+        <w:t>10</w:t>
+      </w:r>
+      <w:r>
+        <w:rPr>
+          <w:rFonts w:ascii="Times New Roman" w:hAnsi="Times New Roman" w:cs="Times New Roman"/>
+          <w:b/>
+          <w:bCs/>
+          <w:color w:val="000000" w:themeColor="text1"/>
+          <w:sz w:val="24"/>
+          <w:szCs w:val="24"/>
+        </w:rPr>
+        <w:fldChar w:fldCharType="end"/>
+      </w:r>
+      <w:r>
+        <w:rPr>
+          <w:rFonts w:ascii="Times New Roman" w:hAnsi="Times New Roman" w:cs="Times New Roman"/>
+          <w:b/>
+          <w:bCs/>
+          <w:color w:val="000000" w:themeColor="text1"/>
+          <w:sz w:val="24"/>
+          <w:szCs w:val="24"/>
+        </w:rPr>
+        <w:t>. Pantallazo 10 del boceto de prueba.</w:t>
+      </w:r>
+    </w:p>
+    <w:p>
+      <w:pPr>
+        <w:spacing w:line="360" w:lineRule="auto"/>
+        <w:rPr>
+          <w:rFonts w:ascii="Times New Roman" w:hAnsi="Times New Roman" w:cs="Times New Roman"/>
+          <w:b/>
+          <w:bCs/>
+          <w:color w:val="000000" w:themeColor="text1"/>
+        </w:rPr>
+      </w:pPr>
+      <w:r>
+        <w:rPr>
+          <w:rFonts w:ascii="Times New Roman" w:hAnsi="Times New Roman" w:cs="Times New Roman"/>
+          <w:b/>
+          <w:bCs/>
+          <w:noProof/>
+          <w:color w:val="000000" w:themeColor="text1"/>
+        </w:rPr>
+        <w:drawing>
+          <wp:inline distT="0" distB="0" distL="0" distR="0" wp14:anchorId="517C8A3E" wp14:editId="26322FA1">
+            <wp:extent cx="5943600" cy="3348990"/>
+            <wp:effectExtent l="0" t="0" r="0" b="3810"/>
+            <wp:docPr id="766305613" name="Imagen 12" descr="Interfaz de usuario gráfica&#10;&#10;El contenido generado por IA puede ser incorrecto."/>
+            <wp:cNvGraphicFramePr>
+              <a:graphicFrameLocks xmlns:a="http://schemas.openxmlformats.org/drawingml/2006/main" noChangeAspect="1"/>
+            </wp:cNvGraphicFramePr>
+            <a:graphic xmlns:a="http://schemas.openxmlformats.org/drawingml/2006/main">
+              <a:graphicData uri="http://schemas.openxmlformats.org/drawingml/2006/picture">
+                <pic:pic xmlns:pic="http://schemas.openxmlformats.org/drawingml/2006/picture">
+                  <pic:nvPicPr>
+                    <pic:cNvPr id="766305613" name="Imagen 12" descr="Interfaz de usuario gráfica&#10;&#10;El contenido generado por IA puede ser incorrecto."/>
+                    <pic:cNvPicPr>
+                      <a:picLocks noChangeAspect="1" noChangeArrowheads="1"/>
+                    </pic:cNvPicPr>
+                  </pic:nvPicPr>
+                  <pic:blipFill>
+                    <a:blip r:embed="rId16" cstate="print">
+                      <a:extLst>
+                        <a:ext uri="{28A0092B-C50C-407E-A947-70E740481C1C}">
+                          <a14:useLocalDpi xmlns:a14="http://schemas.microsoft.com/office/drawing/2010/main" val="0"/>
+                        </a:ext>
+                      </a:extLst>
+                    </a:blip>
+                    <a:srcRect/>
+                    <a:stretch>
+                      <a:fillRect/>
+                    </a:stretch>
+                  </pic:blipFill>
+                  <pic:spPr bwMode="auto">
+                    <a:xfrm>
+                      <a:off x="0" y="0"/>
+                      <a:ext cx="5943600" cy="3348990"/>
+                    </a:xfrm>
+                    <a:prstGeom prst="rect">
+                      <a:avLst/>
+                    </a:prstGeom>
+                    <a:noFill/>
+                    <a:ln>
+                      <a:noFill/>
+                    </a:ln>
+                  </pic:spPr>
+                </pic:pic>
+              </a:graphicData>
+            </a:graphic>
+          </wp:inline>
+        </w:drawing>
+      </w:r>
+    </w:p>
+    <w:p>
+      <w:pPr>
+        <w:spacing w:line="360" w:lineRule="auto"/>
+        <w:rPr>
+          <w:rFonts w:ascii="Times New Roman" w:hAnsi="Times New Roman" w:cs="Times New Roman"/>
+          <w:b/>
+          <w:bCs/>
+          <w:color w:val="000000" w:themeColor="text1"/>
+        </w:rPr>
+      </w:pPr>
+    </w:p>
+    <w:p>
+      <w:pPr>
+        <w:pStyle w:val="Descripcin"/>
+        <w:keepNext/>
+        <w:rPr>
+          <w:rFonts w:ascii="Times New Roman" w:hAnsi="Times New Roman" w:cs="Times New Roman"/>
+          <w:b/>
+          <w:bCs/>
+          <w:color w:val="000000" w:themeColor="text1"/>
+          <w:sz w:val="24"/>
+          <w:szCs w:val="24"/>
+        </w:rPr>
+      </w:pPr>
+      <w:r>
+        <w:rPr>
+          <w:rFonts w:ascii="Times New Roman" w:hAnsi="Times New Roman" w:cs="Times New Roman"/>
+          <w:b/>
+          <w:bCs/>
+          <w:color w:val="000000" w:themeColor="text1"/>
+          <w:sz w:val="24"/>
+          <w:szCs w:val="24"/>
+        </w:rPr>
+        <w:t xml:space="preserve">Ilustración </w:t>
+      </w:r>
+      <w:r>
+        <w:rPr>
+          <w:rFonts w:ascii="Times New Roman" w:hAnsi="Times New Roman" w:cs="Times New Roman"/>
+          <w:b/>
+          <w:bCs/>
+          <w:color w:val="000000" w:themeColor="text1"/>
+          <w:sz w:val="24"/>
+          <w:szCs w:val="24"/>
+        </w:rPr>
+        <w:fldChar w:fldCharType="begin"/>
+      </w:r>
+      <w:r>
+        <w:rPr>
+          <w:rFonts w:ascii="Times New Roman" w:hAnsi="Times New Roman" w:cs="Times New Roman"/>
+          <w:b/>
+          <w:bCs/>
+          <w:color w:val="000000" w:themeColor="text1"/>
+          <w:sz w:val="24"/>
+          <w:szCs w:val="24"/>
+        </w:rPr>
+        <w:instrText xml:space="preserve"> SEQ Ilustración \* ARABIC </w:instrText>
+      </w:r>
+      <w:r>
+        <w:rPr>
+          <w:rFonts w:ascii="Times New Roman" w:hAnsi="Times New Roman" w:cs="Times New Roman"/>
+          <w:b/>
+          <w:bCs/>
+          <w:color w:val="000000" w:themeColor="text1"/>
+          <w:sz w:val="24"/>
+          <w:szCs w:val="24"/>
+        </w:rPr>
+        <w:fldChar w:fldCharType="separate"/>
+      </w:r>
+      <w:r>
+        <w:rPr>
+          <w:rFonts w:ascii="Times New Roman" w:hAnsi="Times New Roman" w:cs="Times New Roman"/>
+          <w:b/>
+          <w:bCs/>
+          <w:noProof/>
+          <w:color w:val="000000" w:themeColor="text1"/>
+          <w:sz w:val="24"/>
+          <w:szCs w:val="24"/>
+        </w:rPr>
+        <w:t>11</w:t>
+      </w:r>
+      <w:r>
+        <w:rPr>
+          <w:rFonts w:ascii="Times New Roman" w:hAnsi="Times New Roman" w:cs="Times New Roman"/>
+          <w:b/>
+          <w:bCs/>
+          <w:color w:val="000000" w:themeColor="text1"/>
+          <w:sz w:val="24"/>
+          <w:szCs w:val="24"/>
+        </w:rPr>
+        <w:fldChar w:fldCharType="end"/>
+      </w:r>
+      <w:r>
+        <w:rPr>
+          <w:rFonts w:ascii="Times New Roman" w:hAnsi="Times New Roman" w:cs="Times New Roman"/>
+          <w:b/>
+          <w:bCs/>
+          <w:color w:val="000000" w:themeColor="text1"/>
+          <w:sz w:val="24"/>
+          <w:szCs w:val="24"/>
+        </w:rPr>
+        <w:t>. Pantallazo 11 del boceto de prueba.</w:t>
+      </w:r>
+    </w:p>
+    <w:p>
+      <w:pPr>
+        <w:spacing w:line="360" w:lineRule="auto"/>
+        <w:rPr>
+          <w:rFonts w:ascii="Times New Roman" w:hAnsi="Times New Roman" w:cs="Times New Roman"/>
+          <w:b/>
+          <w:bCs/>
+          <w:color w:val="000000" w:themeColor="text1"/>
+        </w:rPr>
+      </w:pPr>
+      <w:r>
+        <w:rPr>
+          <w:rFonts w:ascii="Times New Roman" w:hAnsi="Times New Roman" w:cs="Times New Roman"/>
+          <w:b/>
+          <w:bCs/>
+          <w:noProof/>
+          <w:color w:val="000000" w:themeColor="text1"/>
+        </w:rPr>
+        <w:drawing>
+          <wp:inline distT="0" distB="0" distL="0" distR="0" wp14:anchorId="6A4398B8" wp14:editId="17B56D63">
+            <wp:extent cx="5943600" cy="2341245"/>
+            <wp:effectExtent l="0" t="0" r="0" b="1905"/>
+            <wp:docPr id="1674026522" name="Imagen 13" descr="Interfaz de usuario gráfica, Aplicación&#10;&#10;El contenido generado por IA puede ser incorrecto."/>
+            <wp:cNvGraphicFramePr>
+              <a:graphicFrameLocks xmlns:a="http://schemas.openxmlformats.org/drawingml/2006/main" noChangeAspect="1"/>
+            </wp:cNvGraphicFramePr>
+            <a:graphic xmlns:a="http://schemas.openxmlformats.org/drawingml/2006/main">
+              <a:graphicData uri="http://schemas.openxmlformats.org/drawingml/2006/picture">
+                <pic:pic xmlns:pic="http://schemas.openxmlformats.org/drawingml/2006/picture">
+                  <pic:nvPicPr>
+                    <pic:cNvPr id="1674026522" name="Imagen 13" descr="Interfaz de usuario gráfica, Aplicación&#10;&#10;El contenido generado por IA puede ser incorrecto."/>
+                    <pic:cNvPicPr>
+                      <a:picLocks noChangeAspect="1" noChangeArrowheads="1"/>
+                    </pic:cNvPicPr>
+                  </pic:nvPicPr>
+                  <pic:blipFill>
+                    <a:blip r:embed="rId17" cstate="print">
+                      <a:extLst>
+                        <a:ext uri="{28A0092B-C50C-407E-A947-70E740481C1C}">
+                          <a14:useLocalDpi xmlns:a14="http://schemas.microsoft.com/office/drawing/2010/main" val="0"/>
+                        </a:ext>
+                      </a:extLst>
+                    </a:blip>
+                    <a:srcRect/>
+                    <a:stretch>
+                      <a:fillRect/>
+                    </a:stretch>
+                  </pic:blipFill>
+                  <pic:spPr bwMode="auto">
+                    <a:xfrm>
+                      <a:off x="0" y="0"/>
+                      <a:ext cx="5943600" cy="2341245"/>
+                    </a:xfrm>
+                    <a:prstGeom prst="rect">
+                      <a:avLst/>
+                    </a:prstGeom>
+                    <a:noFill/>
+                    <a:ln>
+                      <a:noFill/>
+                    </a:ln>
+                  </pic:spPr>
+                </pic:pic>
+              </a:graphicData>
+            </a:graphic>
+          </wp:inline>
+        </w:drawing>
+      </w:r>
+    </w:p>
+    <w:p>
+      <w:pPr>
+        <w:pStyle w:val="Descripcin"/>
+        <w:keepNext/>
+        <w:rPr>
+          <w:rFonts w:ascii="Times New Roman" w:hAnsi="Times New Roman" w:cs="Times New Roman"/>
+          <w:b/>
+          <w:bCs/>
+          <w:color w:val="000000" w:themeColor="text1"/>
+          <w:sz w:val="24"/>
+          <w:szCs w:val="24"/>
+        </w:rPr>
+      </w:pPr>
+      <w:r>
+        <w:rPr>
+          <w:rFonts w:ascii="Times New Roman" w:hAnsi="Times New Roman" w:cs="Times New Roman"/>
+          <w:b/>
+          <w:bCs/>
+          <w:color w:val="000000" w:themeColor="text1"/>
+          <w:sz w:val="24"/>
+          <w:szCs w:val="24"/>
+        </w:rPr>
+        <w:lastRenderedPageBreak/>
+        <w:t xml:space="preserve">Ilustración </w:t>
+      </w:r>
+      <w:r>
+        <w:rPr>
+          <w:rFonts w:ascii="Times New Roman" w:hAnsi="Times New Roman" w:cs="Times New Roman"/>
+          <w:b/>
+          <w:bCs/>
+          <w:color w:val="000000" w:themeColor="text1"/>
+          <w:sz w:val="24"/>
+          <w:szCs w:val="24"/>
+        </w:rPr>
+        <w:fldChar w:fldCharType="begin"/>
+      </w:r>
+      <w:r>
+        <w:rPr>
+          <w:rFonts w:ascii="Times New Roman" w:hAnsi="Times New Roman" w:cs="Times New Roman"/>
+          <w:b/>
+          <w:bCs/>
+          <w:color w:val="000000" w:themeColor="text1"/>
+          <w:sz w:val="24"/>
+          <w:szCs w:val="24"/>
+        </w:rPr>
+        <w:instrText xml:space="preserve"> SEQ Ilustración \* ARABIC </w:instrText>
+      </w:r>
+      <w:r>
+        <w:rPr>
+          <w:rFonts w:ascii="Times New Roman" w:hAnsi="Times New Roman" w:cs="Times New Roman"/>
+          <w:b/>
+          <w:bCs/>
+          <w:color w:val="000000" w:themeColor="text1"/>
+          <w:sz w:val="24"/>
+          <w:szCs w:val="24"/>
+        </w:rPr>
+        <w:fldChar w:fldCharType="separate"/>
+      </w:r>
+      <w:r>
+        <w:rPr>
+          <w:rFonts w:ascii="Times New Roman" w:hAnsi="Times New Roman" w:cs="Times New Roman"/>
+          <w:b/>
+          <w:bCs/>
+          <w:noProof/>
+          <w:color w:val="000000" w:themeColor="text1"/>
+          <w:sz w:val="24"/>
+          <w:szCs w:val="24"/>
+        </w:rPr>
+        <w:t>12</w:t>
+      </w:r>
+      <w:r>
+        <w:rPr>
+          <w:rFonts w:ascii="Times New Roman" w:hAnsi="Times New Roman" w:cs="Times New Roman"/>
+          <w:b/>
+          <w:bCs/>
+          <w:color w:val="000000" w:themeColor="text1"/>
+          <w:sz w:val="24"/>
+          <w:szCs w:val="24"/>
+        </w:rPr>
+        <w:fldChar w:fldCharType="end"/>
+      </w:r>
+      <w:r>
+        <w:rPr>
+          <w:rFonts w:ascii="Times New Roman" w:hAnsi="Times New Roman" w:cs="Times New Roman"/>
+          <w:b/>
+          <w:bCs/>
+          <w:color w:val="000000" w:themeColor="text1"/>
+          <w:sz w:val="24"/>
+          <w:szCs w:val="24"/>
+        </w:rPr>
+        <w:t>. Pantallazo 12 del boceto de prueba.</w:t>
+      </w:r>
+    </w:p>
+    <w:p>
+      <w:pPr>
+        <w:spacing w:line="360" w:lineRule="auto"/>
+        <w:rPr>
+          <w:rFonts w:ascii="Times New Roman" w:hAnsi="Times New Roman" w:cs="Times New Roman"/>
+        </w:rPr>
+      </w:pPr>
+      <w:r>
+        <w:rPr>
+          <w:rFonts w:ascii="Times New Roman" w:hAnsi="Times New Roman" w:cs="Times New Roman"/>
+          <w:noProof/>
+        </w:rPr>
+        <w:drawing>
+          <wp:inline distT="0" distB="0" distL="0" distR="0" wp14:anchorId="537DA690" wp14:editId="723C8B35">
+            <wp:extent cx="5943600" cy="2992120"/>
+            <wp:effectExtent l="0" t="0" r="0" b="0"/>
+            <wp:docPr id="444164474" name="Imagen 14" descr="Interfaz de usuario gráfica, Sitio web&#10;&#10;El contenido generado por IA puede ser incorrecto."/>
+            <wp:cNvGraphicFramePr>
+              <a:graphicFrameLocks xmlns:a="http://schemas.openxmlformats.org/drawingml/2006/main" noChangeAspect="1"/>
+            </wp:cNvGraphicFramePr>
+            <a:graphic xmlns:a="http://schemas.openxmlformats.org/drawingml/2006/main">
+              <a:graphicData uri="http://schemas.openxmlformats.org/drawingml/2006/picture">
+                <pic:pic xmlns:pic="http://schemas.openxmlformats.org/drawingml/2006/picture">
+                  <pic:nvPicPr>
+                    <pic:cNvPr id="444164474" name="Imagen 14" descr="Interfaz de usuario gráfica, Sitio web&#10;&#10;El contenido generado por IA puede ser incorrecto."/>
+                    <pic:cNvPicPr>
+                      <a:picLocks noChangeAspect="1" noChangeArrowheads="1"/>
+                    </pic:cNvPicPr>
+                  </pic:nvPicPr>
+                  <pic:blipFill>
+                    <a:blip r:embed="rId18" cstate="print">
+                      <a:extLst>
+                        <a:ext uri="{28A0092B-C50C-407E-A947-70E740481C1C}">
+                          <a14:useLocalDpi xmlns:a14="http://schemas.microsoft.com/office/drawing/2010/main" val="0"/>
+                        </a:ext>
+                      </a:extLst>
+                    </a:blip>
+                    <a:srcRect/>
+                    <a:stretch>
+                      <a:fillRect/>
+                    </a:stretch>
+                  </pic:blipFill>
+                  <pic:spPr bwMode="auto">
+                    <a:xfrm>
+                      <a:off x="0" y="0"/>
+                      <a:ext cx="5943600" cy="2992120"/>
+                    </a:xfrm>
+                    <a:prstGeom prst="rect">
+                      <a:avLst/>
+                    </a:prstGeom>
+                    <a:noFill/>
+                    <a:ln>
+                      <a:noFill/>
+                    </a:ln>
+                  </pic:spPr>
+                </pic:pic>
+              </a:graphicData>
+            </a:graphic>
+          </wp:inline>
+        </w:drawing>
+      </w:r>
+    </w:p>
+    <w:p>
+      <w:pPr>
+        <w:spacing w:line="360" w:lineRule="auto"/>
+        <w:rPr>
+          <w:rFonts w:ascii="Times New Roman" w:hAnsi="Times New Roman" w:cs="Times New Roman"/>
+        </w:rPr>
+      </w:pPr>
+    </w:p>
+    <w:p>
+      <w:pPr>
+        <w:pStyle w:val="Descripcin"/>
+        <w:keepNext/>
+        <w:rPr>
+          <w:rFonts w:ascii="Times New Roman" w:hAnsi="Times New Roman" w:cs="Times New Roman"/>
+          <w:b/>
+          <w:bCs/>
+          <w:color w:val="000000" w:themeColor="text1"/>
+          <w:sz w:val="24"/>
+          <w:szCs w:val="24"/>
+        </w:rPr>
+      </w:pPr>
+      <w:r>
+        <w:rPr>
+          <w:rFonts w:ascii="Times New Roman" w:hAnsi="Times New Roman" w:cs="Times New Roman"/>
+          <w:b/>
+          <w:bCs/>
+          <w:color w:val="000000" w:themeColor="text1"/>
+          <w:sz w:val="24"/>
+          <w:szCs w:val="24"/>
+        </w:rPr>
+        <w:t xml:space="preserve">Ilustración </w:t>
+      </w:r>
+      <w:r>
+        <w:rPr>
+          <w:rFonts w:ascii="Times New Roman" w:hAnsi="Times New Roman" w:cs="Times New Roman"/>
+          <w:b/>
+          <w:bCs/>
+          <w:color w:val="000000" w:themeColor="text1"/>
+          <w:sz w:val="24"/>
+          <w:szCs w:val="24"/>
+        </w:rPr>
+        <w:fldChar w:fldCharType="begin"/>
+      </w:r>
+      <w:r>
+        <w:rPr>
+          <w:rFonts w:ascii="Times New Roman" w:hAnsi="Times New Roman" w:cs="Times New Roman"/>
+          <w:b/>
+          <w:bCs/>
+          <w:color w:val="000000" w:themeColor="text1"/>
+          <w:sz w:val="24"/>
+          <w:szCs w:val="24"/>
+        </w:rPr>
+        <w:instrText xml:space="preserve"> SEQ Ilustración \* ARABIC </w:instrText>
+      </w:r>
+      <w:r>
+        <w:rPr>
+          <w:rFonts w:ascii="Times New Roman" w:hAnsi="Times New Roman" w:cs="Times New Roman"/>
+          <w:b/>
+          <w:bCs/>
+          <w:color w:val="000000" w:themeColor="text1"/>
+          <w:sz w:val="24"/>
+          <w:szCs w:val="24"/>
+        </w:rPr>
+        <w:fldChar w:fldCharType="separate"/>
+      </w:r>
+      <w:r>
+        <w:rPr>
+          <w:rFonts w:ascii="Times New Roman" w:hAnsi="Times New Roman" w:cs="Times New Roman"/>
+          <w:b/>
+          <w:bCs/>
+          <w:noProof/>
+          <w:color w:val="000000" w:themeColor="text1"/>
+          <w:sz w:val="24"/>
+          <w:szCs w:val="24"/>
+        </w:rPr>
+        <w:t>13</w:t>
+      </w:r>
+      <w:r>
+        <w:rPr>
+          <w:rFonts w:ascii="Times New Roman" w:hAnsi="Times New Roman" w:cs="Times New Roman"/>
+          <w:b/>
+          <w:bCs/>
+          <w:color w:val="000000" w:themeColor="text1"/>
+          <w:sz w:val="24"/>
+          <w:szCs w:val="24"/>
+        </w:rPr>
+        <w:fldChar w:fldCharType="end"/>
+      </w:r>
+      <w:r>
+        <w:rPr>
+          <w:rFonts w:ascii="Times New Roman" w:hAnsi="Times New Roman" w:cs="Times New Roman"/>
+          <w:b/>
+          <w:bCs/>
+          <w:color w:val="000000" w:themeColor="text1"/>
+          <w:sz w:val="24"/>
+          <w:szCs w:val="24"/>
+        </w:rPr>
+        <w:t>. Pantallazo 13 del boceto de prueba.</w:t>
+      </w:r>
+    </w:p>
+    <w:p>
+      <w:pPr>
+        <w:spacing w:line="360" w:lineRule="auto"/>
+        <w:rPr>
+          <w:rFonts w:ascii="Times New Roman" w:hAnsi="Times New Roman" w:cs="Times New Roman"/>
+        </w:rPr>
+      </w:pPr>
+      <w:r>
+        <w:rPr>
+          <w:rFonts w:ascii="Times New Roman" w:hAnsi="Times New Roman" w:cs="Times New Roman"/>
+          <w:noProof/>
+        </w:rPr>
+        <w:drawing>
+          <wp:inline distT="0" distB="0" distL="0" distR="0" wp14:anchorId="73E03229" wp14:editId="2566C266">
+            <wp:extent cx="5943600" cy="2387600"/>
+            <wp:effectExtent l="0" t="0" r="0" b="0"/>
+            <wp:docPr id="1075892009" name="Imagen 15" descr="Interfaz de usuario gráfica, Texto, Sitio web&#10;&#10;El contenido generado por IA puede ser incorrecto."/>
+            <wp:cNvGraphicFramePr>
+              <a:graphicFrameLocks xmlns:a="http://schemas.openxmlformats.org/drawingml/2006/main" noChangeAspect="1"/>
+            </wp:cNvGraphicFramePr>
+            <a:graphic xmlns:a="http://schemas.openxmlformats.org/drawingml/2006/main">
+              <a:graphicData uri="http://schemas.openxmlformats.org/drawingml/2006/picture">
+                <pic:pic xmlns:pic="http://schemas.openxmlformats.org/drawingml/2006/picture">
+                  <pic:nvPicPr>
+                    <pic:cNvPr id="1075892009" name="Imagen 15" descr="Interfaz de usuario gráfica, Texto, Sitio web&#10;&#10;El contenido generado por IA puede ser incorrecto."/>
+                    <pic:cNvPicPr>
+                      <a:picLocks noChangeAspect="1" noChangeArrowheads="1"/>
+                    </pic:cNvPicPr>
+                  </pic:nvPicPr>
+                  <pic:blipFill>
+                    <a:blip r:embed="rId19" cstate="print">
+                      <a:extLst>
+                        <a:ext uri="{28A0092B-C50C-407E-A947-70E740481C1C}">
+                          <a14:useLocalDpi xmlns:a14="http://schemas.microsoft.com/office/drawing/2010/main" val="0"/>
+                        </a:ext>
+                      </a:extLst>
+                    </a:blip>
+                    <a:srcRect/>
+                    <a:stretch>
+                      <a:fillRect/>
+                    </a:stretch>
+                  </pic:blipFill>
+                  <pic:spPr bwMode="auto">
+                    <a:xfrm>
+                      <a:off x="0" y="0"/>
+                      <a:ext cx="5943600" cy="2387600"/>
+                    </a:xfrm>
+                    <a:prstGeom prst="rect">
+                      <a:avLst/>
+                    </a:prstGeom>
+                    <a:noFill/>
+                    <a:ln>
+                      <a:noFill/>
+                    </a:ln>
+                  </pic:spPr>
+                </pic:pic>
+              </a:graphicData>
+            </a:graphic>
+          </wp:inline>
+        </w:drawing>
+      </w:r>
+    </w:p>
+    <w:p>
+      <w:pPr>
+        <w:pStyle w:val="Descripcin"/>
+        <w:keepNext/>
+        <w:rPr>
+          <w:rFonts w:ascii="Times New Roman" w:hAnsi="Times New Roman" w:cs="Times New Roman"/>
+          <w:b/>
+          <w:bCs/>
+          <w:color w:val="000000" w:themeColor="text1"/>
+          <w:sz w:val="24"/>
+          <w:szCs w:val="24"/>
+        </w:rPr>
+      </w:pPr>
+      <w:r>
+        <w:rPr>
+          <w:rFonts w:ascii="Times New Roman" w:hAnsi="Times New Roman" w:cs="Times New Roman"/>
+          <w:b/>
+          <w:bCs/>
+          <w:color w:val="000000" w:themeColor="text1"/>
+          <w:sz w:val="24"/>
+          <w:szCs w:val="24"/>
+        </w:rPr>
+        <w:lastRenderedPageBreak/>
+        <w:t xml:space="preserve">Ilustración </w:t>
+      </w:r>
+      <w:r>
+        <w:rPr>
+          <w:rFonts w:ascii="Times New Roman" w:hAnsi="Times New Roman" w:cs="Times New Roman"/>
+          <w:b/>
+          <w:bCs/>
+          <w:color w:val="000000" w:themeColor="text1"/>
+          <w:sz w:val="24"/>
+          <w:szCs w:val="24"/>
+        </w:rPr>
+        <w:fldChar w:fldCharType="begin"/>
+      </w:r>
+      <w:r>
+        <w:rPr>
+          <w:rFonts w:ascii="Times New Roman" w:hAnsi="Times New Roman" w:cs="Times New Roman"/>
+          <w:b/>
+          <w:bCs/>
+          <w:color w:val="000000" w:themeColor="text1"/>
+          <w:sz w:val="24"/>
+          <w:szCs w:val="24"/>
+        </w:rPr>
+        <w:instrText xml:space="preserve"> SEQ Ilustración \* ARABIC </w:instrText>
+      </w:r>
+      <w:r>
+        <w:rPr>
+          <w:rFonts w:ascii="Times New Roman" w:hAnsi="Times New Roman" w:cs="Times New Roman"/>
+          <w:b/>
+          <w:bCs/>
+          <w:color w:val="000000" w:themeColor="text1"/>
+          <w:sz w:val="24"/>
+          <w:szCs w:val="24"/>
+        </w:rPr>
+        <w:fldChar w:fldCharType="separate"/>
+      </w:r>
+      <w:r>
+        <w:rPr>
+          <w:rFonts w:ascii="Times New Roman" w:hAnsi="Times New Roman" w:cs="Times New Roman"/>
+          <w:b/>
+          <w:bCs/>
+          <w:noProof/>
+          <w:color w:val="000000" w:themeColor="text1"/>
+          <w:sz w:val="24"/>
+          <w:szCs w:val="24"/>
+        </w:rPr>
+        <w:t>14</w:t>
+      </w:r>
+      <w:r>
+        <w:rPr>
+          <w:rFonts w:ascii="Times New Roman" w:hAnsi="Times New Roman" w:cs="Times New Roman"/>
+          <w:b/>
+          <w:bCs/>
+          <w:color w:val="000000" w:themeColor="text1"/>
+          <w:sz w:val="24"/>
+          <w:szCs w:val="24"/>
+        </w:rPr>
+        <w:fldChar w:fldCharType="end"/>
+      </w:r>
+      <w:r>
+        <w:rPr>
+          <w:rFonts w:ascii="Times New Roman" w:hAnsi="Times New Roman" w:cs="Times New Roman"/>
+          <w:b/>
+          <w:bCs/>
+          <w:color w:val="000000" w:themeColor="text1"/>
+          <w:sz w:val="24"/>
+          <w:szCs w:val="24"/>
+        </w:rPr>
+        <w:t>. Pantallazo 14 del boceto de prueba.</w:t>
+      </w:r>
+    </w:p>
+    <w:p>
+      <w:pPr>
+        <w:spacing w:line="360" w:lineRule="auto"/>
+        <w:rPr>
+          <w:rFonts w:ascii="Times New Roman" w:hAnsi="Times New Roman" w:cs="Times New Roman"/>
+        </w:rPr>
+      </w:pPr>
+      <w:r>
+        <w:rPr>
+          <w:rFonts w:ascii="Times New Roman" w:hAnsi="Times New Roman" w:cs="Times New Roman"/>
+          <w:noProof/>
+        </w:rPr>
+        <w:drawing>
+          <wp:inline distT="0" distB="0" distL="0" distR="0" wp14:anchorId="6DBDA075" wp14:editId="56AF7D4C">
+            <wp:extent cx="5943600" cy="3204210"/>
+            <wp:effectExtent l="0" t="0" r="0" b="0"/>
+            <wp:docPr id="1310457629" name="Imagen 16" descr="Interfaz de usuario gráfica, Aplicación&#10;&#10;El contenido generado por IA puede ser incorrecto."/>
+            <wp:cNvGraphicFramePr>
+              <a:graphicFrameLocks xmlns:a="http://schemas.openxmlformats.org/drawingml/2006/main" noChangeAspect="1"/>
+            </wp:cNvGraphicFramePr>
+            <a:graphic xmlns:a="http://schemas.openxmlformats.org/drawingml/2006/main">
+              <a:graphicData uri="http://schemas.openxmlformats.org/drawingml/2006/picture">
+                <pic:pic xmlns:pic="http://schemas.openxmlformats.org/drawingml/2006/picture">
+                  <pic:nvPicPr>
+                    <pic:cNvPr id="1310457629" name="Imagen 16" descr="Interfaz de usuario gráfica, Aplicación&#10;&#10;El contenido generado por IA puede ser incorrecto."/>
+                    <pic:cNvPicPr>
+                      <a:picLocks noChangeAspect="1" noChangeArrowheads="1"/>
+                    </pic:cNvPicPr>
+                  </pic:nvPicPr>
+                  <pic:blipFill>
+                    <a:blip r:embed="rId20" cstate="print">
+                      <a:extLst>
+                        <a:ext uri="{28A0092B-C50C-407E-A947-70E740481C1C}">
+                          <a14:useLocalDpi xmlns:a14="http://schemas.microsoft.com/office/drawing/2010/main" val="0"/>
+                        </a:ext>
+                      </a:extLst>
+                    </a:blip>
+                    <a:srcRect/>
+                    <a:stretch>
+                      <a:fillRect/>
+                    </a:stretch>
+                  </pic:blipFill>
+                  <pic:spPr bwMode="auto">
+                    <a:xfrm>
+                      <a:off x="0" y="0"/>
+                      <a:ext cx="5943600" cy="3204210"/>
+                    </a:xfrm>
+                    <a:prstGeom prst="rect">
+                      <a:avLst/>
+                    </a:prstGeom>
+                    <a:noFill/>
+                    <a:ln>
+                      <a:noFill/>
+                    </a:ln>
+                  </pic:spPr>
+                </pic:pic>
+              </a:graphicData>
+            </a:graphic>
+          </wp:inline>
+        </w:drawing>
+      </w:r>
+    </w:p>
+    <w:p>
+      <w:pPr>
+        <w:spacing w:line="360" w:lineRule="auto"/>
+        <w:rPr>
+          <w:rFonts w:ascii="Times New Roman" w:hAnsi="Times New Roman" w:cs="Times New Roman"/>
+        </w:rPr>
+      </w:pPr>
+    </w:p>
+    <w:p>
+      <w:pPr>
+        <w:pStyle w:val="Descripcin"/>
+        <w:keepNext/>
+        <w:rPr>
+          <w:rFonts w:ascii="Times New Roman" w:hAnsi="Times New Roman" w:cs="Times New Roman"/>
+          <w:b/>
+          <w:bCs/>
+          <w:color w:val="000000" w:themeColor="text1"/>
+          <w:sz w:val="24"/>
+          <w:szCs w:val="24"/>
+        </w:rPr>
+      </w:pPr>
+      <w:r>
+        <w:rPr>
+          <w:rFonts w:ascii="Times New Roman" w:hAnsi="Times New Roman" w:cs="Times New Roman"/>
+          <w:b/>
+          <w:bCs/>
+          <w:color w:val="000000" w:themeColor="text1"/>
+          <w:sz w:val="24"/>
+          <w:szCs w:val="24"/>
+        </w:rPr>
+        <w:t xml:space="preserve">Ilustración </w:t>
+      </w:r>
+      <w:r>
+        <w:rPr>
+          <w:rFonts w:ascii="Times New Roman" w:hAnsi="Times New Roman" w:cs="Times New Roman"/>
+          <w:b/>
+          <w:bCs/>
+          <w:color w:val="000000" w:themeColor="text1"/>
+          <w:sz w:val="24"/>
+          <w:szCs w:val="24"/>
+        </w:rPr>
+        <w:fldChar w:fldCharType="begin"/>
+      </w:r>
+      <w:r>
+        <w:rPr>
+          <w:rFonts w:ascii="Times New Roman" w:hAnsi="Times New Roman" w:cs="Times New Roman"/>
+          <w:b/>
+          <w:bCs/>
+          <w:color w:val="000000" w:themeColor="text1"/>
+          <w:sz w:val="24"/>
+          <w:szCs w:val="24"/>
+        </w:rPr>
+        <w:instrText xml:space="preserve"> SEQ Ilustración \* ARABIC </w:instrText>
+      </w:r>
+      <w:r>
+        <w:rPr>
+          <w:rFonts w:ascii="Times New Roman" w:hAnsi="Times New Roman" w:cs="Times New Roman"/>
+          <w:b/>
+          <w:bCs/>
+          <w:color w:val="000000" w:themeColor="text1"/>
+          <w:sz w:val="24"/>
+          <w:szCs w:val="24"/>
+        </w:rPr>
+        <w:fldChar w:fldCharType="separate"/>
+      </w:r>
+      <w:r>
+        <w:rPr>
+          <w:rFonts w:ascii="Times New Roman" w:hAnsi="Times New Roman" w:cs="Times New Roman"/>
+          <w:b/>
+          <w:bCs/>
+          <w:noProof/>
+          <w:color w:val="000000" w:themeColor="text1"/>
+          <w:sz w:val="24"/>
+          <w:szCs w:val="24"/>
+        </w:rPr>
+        <w:t>15</w:t>
+      </w:r>
+      <w:r>
+        <w:rPr>
+          <w:rFonts w:ascii="Times New Roman" w:hAnsi="Times New Roman" w:cs="Times New Roman"/>
+          <w:b/>
+          <w:bCs/>
+          <w:color w:val="000000" w:themeColor="text1"/>
+          <w:sz w:val="24"/>
+          <w:szCs w:val="24"/>
+        </w:rPr>
+        <w:fldChar w:fldCharType="end"/>
+      </w:r>
+      <w:r>
+        <w:rPr>
+          <w:rFonts w:ascii="Times New Roman" w:hAnsi="Times New Roman" w:cs="Times New Roman"/>
+          <w:b/>
+          <w:bCs/>
+          <w:color w:val="000000" w:themeColor="text1"/>
+          <w:sz w:val="24"/>
+          <w:szCs w:val="24"/>
+        </w:rPr>
+        <w:t>. Pantallazo 15 del boceto de prueba.</w:t>
+      </w:r>
+    </w:p>
+    <w:p>
+      <w:pPr>
+        <w:spacing w:line="360" w:lineRule="auto"/>
+        <w:rPr>
+          <w:rFonts w:ascii="Times New Roman" w:hAnsi="Times New Roman" w:cs="Times New Roman"/>
+        </w:rPr>
+      </w:pPr>
+      <w:r>
+        <w:rPr>
+          <w:noProof/>
+        </w:rPr>
+        <w:drawing>
+          <wp:inline distT="0" distB="0" distL="0" distR="0" wp14:anchorId="224C55A6" wp14:editId="478F11ED">
+            <wp:extent cx="5943600" cy="3347720"/>
+            <wp:effectExtent l="0" t="0" r="0" b="5080"/>
+            <wp:docPr id="1562109912" name="Imagen 17" descr="Interfaz de usuario gráfica&#10;&#10;El contenido generado por IA puede ser incorrecto."/>
+            <wp:cNvGraphicFramePr>
+              <a:graphicFrameLocks xmlns:a="http://schemas.openxmlformats.org/drawingml/2006/main" noChangeAspect="1"/>
+            </wp:cNvGraphicFramePr>
+            <a:graphic xmlns:a="http://schemas.openxmlformats.org/drawingml/2006/main">
+              <a:graphicData uri="http://schemas.openxmlformats.org/drawingml/2006/picture">
+                <pic:pic xmlns:pic="http://schemas.openxmlformats.org/drawingml/2006/picture">
+                  <pic:nvPicPr>
+                    <pic:cNvPr id="1562109912" name="Imagen 17" descr="Interfaz de usuario gráfica&#10;&#10;El contenido generado por IA puede ser incorrecto."/>
+                    <pic:cNvPicPr>
+                      <a:picLocks noChangeAspect="1" noChangeArrowheads="1"/>
+                    </pic:cNvPicPr>
+                  </pic:nvPicPr>
+                  <pic:blipFill>
+                    <a:blip r:embed="rId21" cstate="print">
+                      <a:extLst>
+                        <a:ext uri="{28A0092B-C50C-407E-A947-70E740481C1C}">
+                          <a14:useLocalDpi xmlns:a14="http://schemas.microsoft.com/office/drawing/2010/main" val="0"/>
+                        </a:ext>
+                      </a:extLst>
+                    </a:blip>
+                    <a:srcRect/>
+                    <a:stretch>
+                      <a:fillRect/>
+                    </a:stretch>
+                  </pic:blipFill>
+                  <pic:spPr bwMode="auto">
+                    <a:xfrm>
+                      <a:off x="0" y="0"/>
+                      <a:ext cx="5943600" cy="3347720"/>
+                    </a:xfrm>
+                    <a:prstGeom prst="rect">
+                      <a:avLst/>
+                    </a:prstGeom>
+                    <a:noFill/>
+                    <a:ln>
+                      <a:noFill/>
+                    </a:ln>
+                  </pic:spPr>
+                </pic:pic>
+              </a:graphicData>
+            </a:graphic>
+          </wp:inline>
+        </w:drawing>
+      </w:r>
+    </w:p>
+    <w:p>
+      <w:pPr>
+        <w:spacing w:line="360" w:lineRule="auto"/>
+        <w:rPr>
+          <w:rFonts w:ascii="Times New Roman" w:hAnsi="Times New Roman" w:cs="Times New Roman"/>
+        </w:rPr>
+      </w:pPr>
+      <w:r>
+        <w:rPr>
+          <w:rFonts w:ascii="Times New Roman" w:hAnsi="Times New Roman" w:cs="Times New Roman"/>
+          <w:b/>
+          <w:bCs/>
+        </w:rPr>
+        <w:lastRenderedPageBreak/>
+        <w:t>NOTA 1:</w:t>
+      </w:r>
+      <w:r>
+        <w:rPr>
+          <w:rFonts w:ascii="Times New Roman" w:hAnsi="Times New Roman" w:cs="Times New Roman"/>
+        </w:rPr>
+        <w:t xml:space="preserve"> De igual manera en las fases de desarrollo del proyecto se establece que serán los interesados en el proyecto quienes aprueben el diseño que será utilizado en el producto final.</w:t>
+      </w:r>
+    </w:p>
+    <w:p>
+      <w:pPr>
+        <w:spacing w:line="360" w:lineRule="auto"/>
+        <w:rPr>
+          <w:rFonts w:ascii="Times New Roman" w:hAnsi="Times New Roman" w:cs="Times New Roman"/>
+        </w:rPr>
+      </w:pPr>
+    </w:p>
+    <w:p>
+      <w:pPr>
+        <w:spacing w:line="360" w:lineRule="auto"/>
+        <w:rPr>
+          <w:rFonts w:ascii="Times New Roman" w:hAnsi="Times New Roman" w:cs="Times New Roman"/>
+        </w:rPr>
+      </w:pPr>
+      <w:r>
+        <w:rPr>
+          <w:rFonts w:ascii="Times New Roman" w:hAnsi="Times New Roman" w:cs="Times New Roman"/>
+          <w:b/>
+          <w:bCs/>
+        </w:rPr>
+        <w:t>NOTA 2:</w:t>
+      </w:r>
+      <w:r>
+        <w:rPr>
+          <w:rFonts w:ascii="Times New Roman" w:hAnsi="Times New Roman" w:cs="Times New Roman"/>
+        </w:rPr>
+        <w:t xml:space="preserve"> Alguna información que se muestra en los pantallazos puede no ser real o no coincidir con la realidad, esto debido a que no contamos con el acceso a toda la información requerida, pero esta será corregida en el producto final.</w:t>
+      </w:r>
     </w:p>
     <w:sectPr>
       <w:pgSz w:w="12240" w:h="15840" w:code="1"/>
@@ -5101,7 +11706,7 @@
     <mc:AlternateContent>
       <mc:Choice Requires="v">
         <w:pict>
-          <v:shapetype w14:anchorId="50A0BC84" id="_x0000_t75" coordsize="21600,21600" o:spt="75" o:preferrelative="t" path="m@4@5l@4@11@9@11@9@5xe" filled="f" stroked="f">
+          <v:shapetype w14:anchorId="1278BCC8" id="_x0000_t75" coordsize="21600,21600" o:spt="75" o:preferrelative="t" path="m@4@5l@4@11@9@11@9@5xe" filled="f" stroked="f">
             <v:stroke joinstyle="miter"/>
             <v:formulas>
               <v:f eqn="if lineDrawn pixelLineWidth 0"/>
@@ -5127,10 +11732,10 @@
       </mc:Choice>
       <mc:Fallback>
         <w:drawing>
-          <wp:inline distT="0" distB="0" distL="0" distR="0" wp14:anchorId="177DD98D" wp14:editId="520FBFE0">
+          <wp:inline distT="0" distB="0" distL="0" distR="0" wp14:anchorId="44DA8AEE" wp14:editId="0F10A09C">
             <wp:extent cx="128000" cy="128000"/>
             <wp:effectExtent l="0" t="0" r="5350" b="5350"/>
-            <wp:docPr id="842093250" name="Imagen 3" descr="C:\Users\USER\Downloads\cruz.webp"/>
+            <wp:docPr id="2040401324" name="Imagen 3" descr="C:\Users\USER\Downloads\cruz.webp"/>
             <wp:cNvGraphicFramePr>
               <a:graphicFrameLocks xmlns:a="http://schemas.openxmlformats.org/drawingml/2006/main" noChangeAspect="1"/>
             </wp:cNvGraphicFramePr>
@@ -7195,6 +13800,44 @@
       <w:u w:val="single"/>
     </w:rPr>
   </w:style>
+  <w:style w:type="table" w:styleId="Tablaconcuadrcula">
+    <w:name w:val="Table Grid"/>
+    <w:basedOn w:val="Tablanormal"/>
+    <w:uiPriority w:val="39"/>
+    <w:rsid w:val="00D94A29"/>
+    <w:pPr>
+      <w:spacing w:after="0" w:line="240" w:lineRule="auto"/>
+    </w:pPr>
+    <w:tblPr>
+      <w:tblBorders>
+        <w:top w:val="single" w:sz="4" w:space="0" w:color="auto"/>
+        <w:left w:val="single" w:sz="4" w:space="0" w:color="auto"/>
+        <w:bottom w:val="single" w:sz="4" w:space="0" w:color="auto"/>
+        <w:right w:val="single" w:sz="4" w:space="0" w:color="auto"/>
+        <w:insideH w:val="single" w:sz="4" w:space="0" w:color="auto"/>
+        <w:insideV w:val="single" w:sz="4" w:space="0" w:color="auto"/>
+      </w:tblBorders>
+    </w:tblPr>
+  </w:style>
+  <w:style w:type="paragraph" w:styleId="Descripcin">
+    <w:name w:val="caption"/>
+    <w:basedOn w:val="Normal"/>
+    <w:next w:val="Normal"/>
+    <w:uiPriority w:val="35"/>
+    <w:unhideWhenUsed/>
+    <w:qFormat/>
+    <w:rsid w:val="00C42FB9"/>
+    <w:pPr>
+      <w:spacing w:after="200" w:line="240" w:lineRule="auto"/>
+    </w:pPr>
+    <w:rPr>
+      <w:i/>
+      <w:iCs/>
+      <w:color w:val="0E2841" w:themeColor="text2"/>
+      <w:sz w:val="18"/>
+      <w:szCs w:val="18"/>
+    </w:rPr>
+  </w:style>
 </w:styles>
 </file>
 
